--- a/All_Books/10_UNIVERSE_BEYOND_BIG_BANG/UNIVERSE_BEYOND_BIG_BANG_fr.docx
+++ b/All_Books/10_UNIVERSE_BEYOND_BIG_BANG/UNIVERSE_BEYOND_BIG_BANG_fr.docx
@@ -575,7 +575,7 @@
             <w:bidi w:val="0"/>
             <w:adjustRightInd/>
             <w:snapToGrid/>
-            <w:spacing w:before="180" w:after="180"/>
+            <w:spacing w:before="80" w:after="80"/>
             <w:textAlignment w:val="auto"/>
           </w:pPr>
           <w:r>
@@ -619,7 +619,7 @@
               <w:szCs w:val="28"/>
               <w:lang w:val="en-US"/>
             </w:rPr>
-            <w:instrText xml:space="preserve"> HYPERLINK \l _Toc12968 </w:instrText>
+            <w:instrText xml:space="preserve"> HYPERLINK \l _Toc24933 </w:instrText>
           </w:r>
           <w:r>
             <w:rPr>
@@ -634,7 +634,7 @@
               <w:rFonts w:hint="default" w:ascii="Palatino Linotype" w:hAnsi="Palatino Linotype" w:cs="Palatino Linotype"/>
               <w:szCs w:val="36"/>
             </w:rPr>
-            <w:t>LỜI GIỚI THIỆU: LỜI MỜI ĐẾN RÌA TẤM BẢN ĐỒ</w:t>
+            <w:t>INTRODUCTION : UNE INVITATION AUX CONFINS DE LA CARTE</w:t>
           </w:r>
           <w:r>
             <w:tab/>
@@ -643,7 +643,7 @@
             <w:fldChar w:fldCharType="begin"/>
           </w:r>
           <w:r>
-            <w:instrText xml:space="preserve"> PAGEREF _Toc12968 \h </w:instrText>
+            <w:instrText xml:space="preserve"> PAGEREF _Toc24933 \h </w:instrText>
           </w:r>
           <w:r>
             <w:fldChar w:fldCharType="separate"/>
@@ -682,7 +682,7 @@
             <w:bidi w:val="0"/>
             <w:adjustRightInd/>
             <w:snapToGrid/>
-            <w:spacing w:before="180" w:after="180"/>
+            <w:spacing w:before="80" w:after="80"/>
             <w:textAlignment w:val="auto"/>
           </w:pPr>
           <w:r>
@@ -699,7 +699,7 @@
               <w:szCs w:val="28"/>
               <w:lang w:val="en-US"/>
             </w:rPr>
-            <w:instrText xml:space="preserve"> HYPERLINK \l _Toc21626 </w:instrText>
+            <w:instrText xml:space="preserve"> HYPERLINK \l _Toc13851 </w:instrText>
           </w:r>
           <w:r>
             <w:rPr>
@@ -712,10 +712,18 @@
           <w:r>
             <w:rPr>
               <w:rFonts w:hint="default" w:ascii="Palatino Linotype" w:hAnsi="Palatino Linotype" w:cs="Palatino Linotype"/>
-              <w:bCs/>
+              <w:bCs w:val="0"/>
               <w:szCs w:val="44"/>
             </w:rPr>
-            <w:t>Phần I: NỀN TẢNG BỊ LÃNG QUÊN</w:t>
+            <w:t xml:space="preserve">PREMIÈRE PARTIE : </w:t>
+          </w:r>
+          <w:r>
+            <w:rPr>
+              <w:rFonts w:hint="default" w:ascii="Palatino Linotype" w:hAnsi="Palatino Linotype" w:cs="Palatino Linotype"/>
+              <w:bCs/>
+              <w:szCs w:val="56"/>
+            </w:rPr>
+            <w:t>LES FONDATIONS OUBLIÉES</w:t>
           </w:r>
           <w:r>
             <w:tab/>
@@ -724,7 +732,7 @@
             <w:fldChar w:fldCharType="begin"/>
           </w:r>
           <w:r>
-            <w:instrText xml:space="preserve"> PAGEREF _Toc21626 \h </w:instrText>
+            <w:instrText xml:space="preserve"> PAGEREF _Toc13851 \h </w:instrText>
           </w:r>
           <w:r>
             <w:fldChar w:fldCharType="separate"/>
@@ -763,7 +771,7 @@
             <w:bidi w:val="0"/>
             <w:adjustRightInd/>
             <w:snapToGrid/>
-            <w:spacing w:before="180" w:after="180"/>
+            <w:spacing w:before="80" w:after="80"/>
             <w:textAlignment w:val="auto"/>
           </w:pPr>
           <w:r>
@@ -780,7 +788,7 @@
               <w:szCs w:val="28"/>
               <w:lang w:val="en-US"/>
             </w:rPr>
-            <w:instrText xml:space="preserve"> HYPERLINK \l _Toc3169 </w:instrText>
+            <w:instrText xml:space="preserve"> HYPERLINK \l _Toc3497 </w:instrText>
           </w:r>
           <w:r>
             <w:rPr>
@@ -795,7 +803,7 @@
               <w:rFonts w:hint="default" w:ascii="Palatino Linotype" w:hAnsi="Palatino Linotype" w:cs="Palatino Linotype"/>
               <w:szCs w:val="36"/>
             </w:rPr>
-            <w:t>Chương 1: CÂU HỎI LỚN BÊN LỀ KHOA HỌC - TẤM LƯỚI VÀ SỰ IM LẶNG CỦA ĐẠI DƯƠNG</w:t>
+            <w:t>Chapitre 1 : LA GRANDE QUESTION EN MARGE DE LA SCIENCE - LE FILET ET LE SILENCE DE L'OCÉAN</w:t>
           </w:r>
           <w:r>
             <w:tab/>
@@ -804,7 +812,7 @@
             <w:fldChar w:fldCharType="begin"/>
           </w:r>
           <w:r>
-            <w:instrText xml:space="preserve"> PAGEREF _Toc3169 \h </w:instrText>
+            <w:instrText xml:space="preserve"> PAGEREF _Toc3497 \h </w:instrText>
           </w:r>
           <w:r>
             <w:fldChar w:fldCharType="separate"/>
@@ -843,7 +851,7 @@
             <w:bidi w:val="0"/>
             <w:adjustRightInd/>
             <w:snapToGrid/>
-            <w:spacing w:before="180" w:after="180"/>
+            <w:spacing w:before="80" w:after="80"/>
             <w:textAlignment w:val="auto"/>
           </w:pPr>
           <w:r>
@@ -860,7 +868,7 @@
               <w:szCs w:val="28"/>
               <w:lang w:val="en-US"/>
             </w:rPr>
-            <w:instrText xml:space="preserve"> HYPERLINK \l _Toc13888 </w:instrText>
+            <w:instrText xml:space="preserve"> HYPERLINK \l _Toc12516 </w:instrText>
           </w:r>
           <w:r>
             <w:rPr>
@@ -876,7 +884,7 @@
               <w:szCs w:val="36"/>
               <w:lang w:val="en-US" w:eastAsia="zh-CN"/>
             </w:rPr>
-            <w:t>Chương 2: Ý THỨC VÀ VẬT CHẤT - MỘT MỐI QUAN HỆ HAI CHIỀU</w:t>
+            <w:t>Chapitre 2 : CONSCIENCE ET MATIÈRE - UNE RELATION À DOUBLE SENS</w:t>
           </w:r>
           <w:r>
             <w:tab/>
@@ -885,13 +893,13 @@
             <w:fldChar w:fldCharType="begin"/>
           </w:r>
           <w:r>
-            <w:instrText xml:space="preserve"> PAGEREF _Toc13888 \h </w:instrText>
+            <w:instrText xml:space="preserve"> PAGEREF _Toc12516 \h </w:instrText>
           </w:r>
           <w:r>
             <w:fldChar w:fldCharType="separate"/>
           </w:r>
           <w:r>
-            <w:t>28</w:t>
+            <w:t>27</w:t>
           </w:r>
           <w:r>
             <w:fldChar w:fldCharType="end"/>
@@ -924,7 +932,7 @@
             <w:bidi w:val="0"/>
             <w:adjustRightInd/>
             <w:snapToGrid/>
-            <w:spacing w:before="180" w:after="180"/>
+            <w:spacing w:before="80" w:after="80"/>
             <w:textAlignment w:val="auto"/>
           </w:pPr>
           <w:r>
@@ -941,7 +949,7 @@
               <w:szCs w:val="28"/>
               <w:lang w:val="en-US"/>
             </w:rPr>
-            <w:instrText xml:space="preserve"> HYPERLINK \l _Toc1751 </w:instrText>
+            <w:instrText xml:space="preserve"> HYPERLINK \l _Toc2224 </w:instrText>
           </w:r>
           <w:r>
             <w:rPr>
@@ -957,7 +965,7 @@
               <w:szCs w:val="36"/>
               <w:lang w:val="en-US" w:eastAsia="zh-CN"/>
             </w:rPr>
-            <w:t>Chương 3: TRẬT TỰ ẨN VÀ VŨ TRỤ LƯỢNG TỬ</w:t>
+            <w:t>Chapitre 3 : L'ORDRE IMPLICITE ET L'UNIVERS QUANTIQUE</w:t>
           </w:r>
           <w:r>
             <w:tab/>
@@ -966,13 +974,13 @@
             <w:fldChar w:fldCharType="begin"/>
           </w:r>
           <w:r>
-            <w:instrText xml:space="preserve"> PAGEREF _Toc1751 \h </w:instrText>
+            <w:instrText xml:space="preserve"> PAGEREF _Toc2224 \h </w:instrText>
           </w:r>
           <w:r>
             <w:fldChar w:fldCharType="separate"/>
           </w:r>
           <w:r>
-            <w:t>45</w:t>
+            <w:t>46</w:t>
           </w:r>
           <w:r>
             <w:fldChar w:fldCharType="end"/>
@@ -1005,7 +1013,7 @@
             <w:bidi w:val="0"/>
             <w:adjustRightInd/>
             <w:snapToGrid/>
-            <w:spacing w:before="180" w:after="180"/>
+            <w:spacing w:before="80" w:after="80"/>
             <w:textAlignment w:val="auto"/>
           </w:pPr>
           <w:r>
@@ -1022,7 +1030,7 @@
               <w:szCs w:val="28"/>
               <w:lang w:val="en-US"/>
             </w:rPr>
-            <w:instrText xml:space="preserve"> HYPERLINK \l _Toc8614 </w:instrText>
+            <w:instrText xml:space="preserve"> HYPERLINK \l _Toc16194 </w:instrText>
           </w:r>
           <w:r>
             <w:rPr>
@@ -1035,11 +1043,29 @@
           <w:r>
             <w:rPr>
               <w:rFonts w:hint="default" w:ascii="Palatino Linotype" w:hAnsi="Palatino Linotype" w:cs="Palatino Linotype"/>
+              <w:bCs w:val="0"/>
+              <w:szCs w:val="44"/>
+              <w:lang w:val="en-US" w:eastAsia="zh-CN"/>
+            </w:rPr>
+            <w:t>DEUXIÈME PARTIE :</w:t>
+          </w:r>
+          <w:r>
+            <w:rPr>
+              <w:rFonts w:hint="default" w:ascii="Palatino Linotype" w:hAnsi="Palatino Linotype" w:cs="Palatino Linotype"/>
               <w:bCs/>
               <w:szCs w:val="44"/>
               <w:lang w:val="en-US" w:eastAsia="zh-CN"/>
             </w:rPr>
-            <w:t>Phần II: NHỮNG TẤM BẢN ĐỒ CỦA THỰC TẠI</w:t>
+            <w:t xml:space="preserve"> </w:t>
+          </w:r>
+          <w:r>
+            <w:rPr>
+              <w:rFonts w:hint="default" w:ascii="Palatino Linotype" w:hAnsi="Palatino Linotype" w:cs="Palatino Linotype"/>
+              <w:bCs/>
+              <w:szCs w:val="56"/>
+              <w:lang w:val="en-US" w:eastAsia="zh-CN"/>
+            </w:rPr>
+            <w:t>LES CARTES DE LA RÉALITÉ</w:t>
           </w:r>
           <w:r>
             <w:tab/>
@@ -1048,88 +1074,7 @@
             <w:fldChar w:fldCharType="begin"/>
           </w:r>
           <w:r>
-            <w:instrText xml:space="preserve"> PAGEREF _Toc8614 \h </w:instrText>
-          </w:r>
-          <w:r>
-            <w:fldChar w:fldCharType="separate"/>
-          </w:r>
-          <w:r>
-            <w:t>65</w:t>
-          </w:r>
-          <w:r>
-            <w:fldChar w:fldCharType="end"/>
-          </w:r>
-          <w:r>
-            <w:rPr>
-              <w:rFonts w:hint="default" w:ascii="Palatino Linotype" w:hAnsi="Palatino Linotype"/>
-              <w:szCs w:val="28"/>
-              <w:lang w:val="en-US"/>
-            </w:rPr>
-            <w:fldChar w:fldCharType="end"/>
-          </w:r>
-        </w:p>
-        <w:p>
-          <w:pPr>
-            <w:pStyle w:val="13"/>
-            <w:keepNext w:val="0"/>
-            <w:keepLines w:val="0"/>
-            <w:pageBreakBefore w:val="0"/>
-            <w:widowControl/>
-            <w:tabs>
-              <w:tab w:val="right" w:leader="dot" w:pos="6087"/>
-            </w:tabs>
-            <w:kinsoku/>
-            <w:wordWrap/>
-            <w:overflowPunct/>
-            <w:topLinePunct w:val="0"/>
-            <w:autoSpaceDE/>
-            <w:autoSpaceDN/>
-            <w:bidi w:val="0"/>
-            <w:adjustRightInd/>
-            <w:snapToGrid/>
-            <w:spacing w:before="180" w:after="180"/>
-            <w:textAlignment w:val="auto"/>
-          </w:pPr>
-          <w:r>
-            <w:rPr>
-              <w:rFonts w:hint="default" w:ascii="Palatino Linotype" w:hAnsi="Palatino Linotype"/>
-              <w:szCs w:val="28"/>
-              <w:lang w:val="en-US"/>
-            </w:rPr>
-            <w:fldChar w:fldCharType="begin"/>
-          </w:r>
-          <w:r>
-            <w:rPr>
-              <w:rFonts w:hint="default" w:ascii="Palatino Linotype" w:hAnsi="Palatino Linotype"/>
-              <w:szCs w:val="28"/>
-              <w:lang w:val="en-US"/>
-            </w:rPr>
-            <w:instrText xml:space="preserve"> HYPERLINK \l _Toc1518 </w:instrText>
-          </w:r>
-          <w:r>
-            <w:rPr>
-              <w:rFonts w:hint="default" w:ascii="Palatino Linotype" w:hAnsi="Palatino Linotype"/>
-              <w:szCs w:val="28"/>
-              <w:lang w:val="en-US"/>
-            </w:rPr>
-            <w:fldChar w:fldCharType="separate"/>
-          </w:r>
-          <w:r>
-            <w:rPr>
-              <w:rFonts w:hint="default" w:ascii="Palatino Linotype" w:hAnsi="Palatino Linotype" w:cs="Palatino Linotype"/>
-              <w:szCs w:val="36"/>
-              <w:lang w:val="en-US" w:eastAsia="zh-CN"/>
-            </w:rPr>
-            <w:t>Chương 4: BẢN ĐỒ CỦA CẤU TRÚC - BẢNG TUẦN HOÀN NGUYÊN TỐ</w:t>
-          </w:r>
-          <w:r>
-            <w:tab/>
-          </w:r>
-          <w:r>
-            <w:fldChar w:fldCharType="begin"/>
-          </w:r>
-          <w:r>
-            <w:instrText xml:space="preserve"> PAGEREF _Toc1518 \h </w:instrText>
+            <w:instrText xml:space="preserve"> PAGEREF _Toc16194 \h </w:instrText>
           </w:r>
           <w:r>
             <w:fldChar w:fldCharType="separate"/>
@@ -1168,7 +1113,7 @@
             <w:bidi w:val="0"/>
             <w:adjustRightInd/>
             <w:snapToGrid/>
-            <w:spacing w:before="180" w:after="180"/>
+            <w:spacing w:before="80" w:after="80"/>
             <w:textAlignment w:val="auto"/>
           </w:pPr>
           <w:r>
@@ -1185,7 +1130,7 @@
               <w:szCs w:val="28"/>
               <w:lang w:val="en-US"/>
             </w:rPr>
-            <w:instrText xml:space="preserve"> HYPERLINK \l _Toc27562 </w:instrText>
+            <w:instrText xml:space="preserve"> HYPERLINK \l _Toc6746 </w:instrText>
           </w:r>
           <w:r>
             <w:rPr>
@@ -1201,7 +1146,7 @@
               <w:szCs w:val="36"/>
               <w:lang w:val="en-US" w:eastAsia="zh-CN"/>
             </w:rPr>
-            <w:t>Chương 5: BẢN ĐỒ CỦA DÒNG CHẢY - NGŨ HÀNH VÀ NĂNG LƯỢNG</w:t>
+            <w:t>Chapitre 4 : LA CARTE DE LA STRUCTURE - LE TABLEAU PÉRIODIQUE DES ÉLÉMENTS</w:t>
           </w:r>
           <w:r>
             <w:tab/>
@@ -1210,13 +1155,13 @@
             <w:fldChar w:fldCharType="begin"/>
           </w:r>
           <w:r>
-            <w:instrText xml:space="preserve"> PAGEREF _Toc27562 \h </w:instrText>
+            <w:instrText xml:space="preserve"> PAGEREF _Toc6746 \h </w:instrText>
           </w:r>
           <w:r>
             <w:fldChar w:fldCharType="separate"/>
           </w:r>
           <w:r>
-            <w:t>74</w:t>
+            <w:t>67</w:t>
           </w:r>
           <w:r>
             <w:fldChar w:fldCharType="end"/>
@@ -1249,7 +1194,7 @@
             <w:bidi w:val="0"/>
             <w:adjustRightInd/>
             <w:snapToGrid/>
-            <w:spacing w:before="180" w:after="180"/>
+            <w:spacing w:before="80" w:after="80"/>
             <w:textAlignment w:val="auto"/>
           </w:pPr>
           <w:r>
@@ -1266,7 +1211,7 @@
               <w:szCs w:val="28"/>
               <w:lang w:val="en-US"/>
             </w:rPr>
-            <w:instrText xml:space="preserve"> HYPERLINK \l _Toc12462 </w:instrText>
+            <w:instrText xml:space="preserve"> HYPERLINK \l _Toc8859 </w:instrText>
           </w:r>
           <w:r>
             <w:rPr>
@@ -1282,7 +1227,7 @@
               <w:szCs w:val="36"/>
               <w:lang w:val="en-US" w:eastAsia="zh-CN"/>
             </w:rPr>
-            <w:t>Chương 6: BẢN ĐỒ CỦA SỰ CHUYỂN HÓA - THẾ GIỚI QUAN TU LUYỆN</w:t>
+            <w:t>Chapitre 5 : LA CARTE DU FLUX - LES CINQ ÉLÉMENTS ET L'ÉNERGIE</w:t>
           </w:r>
           <w:r>
             <w:tab/>
@@ -1291,13 +1236,13 @@
             <w:fldChar w:fldCharType="begin"/>
           </w:r>
           <w:r>
-            <w:instrText xml:space="preserve"> PAGEREF _Toc12462 \h </w:instrText>
+            <w:instrText xml:space="preserve"> PAGEREF _Toc8859 \h </w:instrText>
           </w:r>
           <w:r>
             <w:fldChar w:fldCharType="separate"/>
           </w:r>
           <w:r>
-            <w:t>84</w:t>
+            <w:t>75</w:t>
           </w:r>
           <w:r>
             <w:fldChar w:fldCharType="end"/>
@@ -1330,7 +1275,7 @@
             <w:bidi w:val="0"/>
             <w:adjustRightInd/>
             <w:snapToGrid/>
-            <w:spacing w:before="180" w:after="180"/>
+            <w:spacing w:before="80" w:after="80"/>
             <w:textAlignment w:val="auto"/>
           </w:pPr>
           <w:r>
@@ -1347,7 +1292,7 @@
               <w:szCs w:val="28"/>
               <w:lang w:val="en-US"/>
             </w:rPr>
-            <w:instrText xml:space="preserve"> HYPERLINK \l _Toc13609 </w:instrText>
+            <w:instrText xml:space="preserve"> HYPERLINK \l _Toc15211 </w:instrText>
           </w:r>
           <w:r>
             <w:rPr>
@@ -1363,7 +1308,7 @@
               <w:szCs w:val="36"/>
               <w:lang w:val="en-US" w:eastAsia="zh-CN"/>
             </w:rPr>
-            <w:t>Chương 7: TẤM BẢN ĐỒ ĐA CHIỀU - TỪ THUYẾT DÂY ĐẾN TAM GIÁC BERMUDA</w:t>
+            <w:t>Chapitre 6 : LA CARTE DE LA TRANSFORMATION - LA VISION DU MONDE DE LA CULTIVATION</w:t>
           </w:r>
           <w:r>
             <w:tab/>
@@ -1372,13 +1317,13 @@
             <w:fldChar w:fldCharType="begin"/>
           </w:r>
           <w:r>
-            <w:instrText xml:space="preserve"> PAGEREF _Toc13609 \h </w:instrText>
+            <w:instrText xml:space="preserve"> PAGEREF _Toc15211 \h </w:instrText>
           </w:r>
           <w:r>
             <w:fldChar w:fldCharType="separate"/>
           </w:r>
           <w:r>
-            <w:t>96</w:t>
+            <w:t>87</w:t>
           </w:r>
           <w:r>
             <w:fldChar w:fldCharType="end"/>
@@ -1411,7 +1356,7 @@
             <w:bidi w:val="0"/>
             <w:adjustRightInd/>
             <w:snapToGrid/>
-            <w:spacing w:before="180" w:after="180"/>
+            <w:spacing w:before="80" w:after="80"/>
             <w:textAlignment w:val="auto"/>
           </w:pPr>
           <w:r>
@@ -1428,7 +1373,7 @@
               <w:szCs w:val="28"/>
               <w:lang w:val="en-US"/>
             </w:rPr>
-            <w:instrText xml:space="preserve"> HYPERLINK \l _Toc19088 </w:instrText>
+            <w:instrText xml:space="preserve"> HYPERLINK \l _Toc8626 </w:instrText>
           </w:r>
           <w:r>
             <w:rPr>
@@ -1444,7 +1389,7 @@
               <w:szCs w:val="36"/>
               <w:lang w:val="en-US" w:eastAsia="zh-CN"/>
             </w:rPr>
-            <w:t>Chương 8: CÁC CẢNH GIỚI CỦA SỰ TỒN TẠI</w:t>
+            <w:t>Chapitre 7 : LA CARTE MULTIDIMENSIONNELLE - DE LA THÉORIE DES CORDES AU TRIANGLE DES BERMUDES</w:t>
           </w:r>
           <w:r>
             <w:tab/>
@@ -1453,13 +1398,94 @@
             <w:fldChar w:fldCharType="begin"/>
           </w:r>
           <w:r>
-            <w:instrText xml:space="preserve"> PAGEREF _Toc19088 \h </w:instrText>
+            <w:instrText xml:space="preserve"> PAGEREF _Toc8626 \h </w:instrText>
           </w:r>
           <w:r>
             <w:fldChar w:fldCharType="separate"/>
           </w:r>
           <w:r>
-            <w:t>106</w:t>
+            <w:t>100</w:t>
+          </w:r>
+          <w:r>
+            <w:fldChar w:fldCharType="end"/>
+          </w:r>
+          <w:r>
+            <w:rPr>
+              <w:rFonts w:hint="default" w:ascii="Palatino Linotype" w:hAnsi="Palatino Linotype"/>
+              <w:szCs w:val="28"/>
+              <w:lang w:val="en-US"/>
+            </w:rPr>
+            <w:fldChar w:fldCharType="end"/>
+          </w:r>
+        </w:p>
+        <w:p>
+          <w:pPr>
+            <w:pStyle w:val="13"/>
+            <w:keepNext w:val="0"/>
+            <w:keepLines w:val="0"/>
+            <w:pageBreakBefore w:val="0"/>
+            <w:widowControl/>
+            <w:tabs>
+              <w:tab w:val="right" w:leader="dot" w:pos="6087"/>
+            </w:tabs>
+            <w:kinsoku/>
+            <w:wordWrap/>
+            <w:overflowPunct/>
+            <w:topLinePunct w:val="0"/>
+            <w:autoSpaceDE/>
+            <w:autoSpaceDN/>
+            <w:bidi w:val="0"/>
+            <w:adjustRightInd/>
+            <w:snapToGrid/>
+            <w:spacing w:before="80" w:after="80"/>
+            <w:textAlignment w:val="auto"/>
+          </w:pPr>
+          <w:r>
+            <w:rPr>
+              <w:rFonts w:hint="default" w:ascii="Palatino Linotype" w:hAnsi="Palatino Linotype"/>
+              <w:szCs w:val="28"/>
+              <w:lang w:val="en-US"/>
+            </w:rPr>
+            <w:fldChar w:fldCharType="begin"/>
+          </w:r>
+          <w:r>
+            <w:rPr>
+              <w:rFonts w:hint="default" w:ascii="Palatino Linotype" w:hAnsi="Palatino Linotype"/>
+              <w:szCs w:val="28"/>
+              <w:lang w:val="en-US"/>
+            </w:rPr>
+            <w:instrText xml:space="preserve"> HYPERLINK \l _Toc19558 </w:instrText>
+          </w:r>
+          <w:r>
+            <w:rPr>
+              <w:rFonts w:hint="default" w:ascii="Palatino Linotype" w:hAnsi="Palatino Linotype"/>
+              <w:szCs w:val="28"/>
+              <w:lang w:val="en-US"/>
+            </w:rPr>
+            <w:fldChar w:fldCharType="separate"/>
+          </w:r>
+          <w:r>
+            <w:rPr>
+              <w:rFonts w:hint="default" w:ascii="Palatino Linotype" w:hAnsi="Palatino Linotype" w:cs="Palatino Linotype"/>
+              <w:szCs w:val="36"/>
+              <w:lang w:val="en-US" w:eastAsia="zh-CN"/>
+            </w:rPr>
+            <w:t>Chapitre 8 : LES ROYAUMES DE L'EXISTENCE</w:t>
+          </w:r>
+          <w:r>
+            <w:tab/>
+          </w:r>
+          <w:r>
+            <w:fldChar w:fldCharType="begin"/>
+          </w:r>
+          <w:r>
+            <w:instrText xml:space="preserve"> PAGEREF _Toc19558 \h </w:instrText>
+          </w:r>
+          <w:r>
+            <w:fldChar w:fldCharType="separate"/>
+          </w:r>
+          <w:r>
+            <w:t>110</w:t>
           </w:r>
           <w:r>
             <w:fldChar w:fldCharType="end"/>
@@ -1492,7 +1518,7 @@
             <w:bidi w:val="0"/>
             <w:adjustRightInd/>
             <w:snapToGrid/>
-            <w:spacing w:before="180" w:after="180"/>
+            <w:spacing w:before="80" w:after="80"/>
             <w:textAlignment w:val="auto"/>
           </w:pPr>
           <w:r>
@@ -1509,7 +1535,7 @@
               <w:szCs w:val="28"/>
               <w:lang w:val="en-US"/>
             </w:rPr>
-            <w:instrText xml:space="preserve"> HYPERLINK \l _Toc2441 </w:instrText>
+            <w:instrText xml:space="preserve"> HYPERLINK \l _Toc9379 </w:instrText>
           </w:r>
           <w:r>
             <w:rPr>
@@ -1522,11 +1548,29 @@
           <w:r>
             <w:rPr>
               <w:rFonts w:hint="default" w:ascii="Palatino Linotype" w:hAnsi="Palatino Linotype" w:cs="Palatino Linotype"/>
+              <w:bCs w:val="0"/>
+              <w:szCs w:val="44"/>
+              <w:lang w:val="en-US" w:eastAsia="zh-CN"/>
+            </w:rPr>
+            <w:t>TROISIÈME PARTIE :</w:t>
+          </w:r>
+          <w:r>
+            <w:rPr>
+              <w:rFonts w:hint="default" w:ascii="Palatino Linotype" w:hAnsi="Palatino Linotype" w:cs="Palatino Linotype"/>
               <w:bCs/>
               <w:szCs w:val="44"/>
               <w:lang w:val="en-US" w:eastAsia="zh-CN"/>
             </w:rPr>
-            <w:t>Phần III: BẰNG CHỨNG TỪ KINH NGHIỆM CON NGƯỜI</w:t>
+            <w:t xml:space="preserve"> </w:t>
+          </w:r>
+          <w:r>
+            <w:rPr>
+              <w:rFonts w:hint="default" w:ascii="Palatino Linotype" w:hAnsi="Palatino Linotype" w:cs="Palatino Linotype"/>
+              <w:bCs/>
+              <w:szCs w:val="56"/>
+              <w:lang w:val="en-US" w:eastAsia="zh-CN"/>
+            </w:rPr>
+            <w:t>LES PREUVES DE L'EXPÉRIENCE HUMAINE</w:t>
           </w:r>
           <w:r>
             <w:tab/>
@@ -1535,13 +1579,13 @@
             <w:fldChar w:fldCharType="begin"/>
           </w:r>
           <w:r>
-            <w:instrText xml:space="preserve"> PAGEREF _Toc2441 \h </w:instrText>
+            <w:instrText xml:space="preserve"> PAGEREF _Toc9379 \h </w:instrText>
           </w:r>
           <w:r>
             <w:fldChar w:fldCharType="separate"/>
           </w:r>
           <w:r>
-            <w:t>116</w:t>
+            <w:t>121</w:t>
           </w:r>
           <w:r>
             <w:fldChar w:fldCharType="end"/>
@@ -1574,7 +1618,7 @@
             <w:bidi w:val="0"/>
             <w:adjustRightInd/>
             <w:snapToGrid/>
-            <w:spacing w:before="180" w:after="180"/>
+            <w:spacing w:before="80" w:after="80"/>
             <w:textAlignment w:val="auto"/>
           </w:pPr>
           <w:r>
@@ -1591,7 +1635,7 @@
               <w:szCs w:val="28"/>
               <w:lang w:val="en-US"/>
             </w:rPr>
-            <w:instrText xml:space="preserve"> HYPERLINK \l _Toc22532 </w:instrText>
+            <w:instrText xml:space="preserve"> HYPERLINK \l _Toc16 </w:instrText>
           </w:r>
           <w:r>
             <w:rPr>
@@ -1607,7 +1651,7 @@
               <w:szCs w:val="36"/>
               <w:lang w:val="en-US" w:eastAsia="zh-CN"/>
             </w:rPr>
-            <w:t>Chương 9: GIẤC MƠ - CÁNH CỔNG DẪN ĐẾN CÁC THỰC TẠI KHÁC</w:t>
+            <w:t>Chapitre 9 : LE RÊVE - PORTE D'ENTRÉE VERS D'AUTRES RÉALITÉS</w:t>
           </w:r>
           <w:r>
             <w:tab/>
@@ -1616,13 +1660,13 @@
             <w:fldChar w:fldCharType="begin"/>
           </w:r>
           <w:r>
-            <w:instrText xml:space="preserve"> PAGEREF _Toc22532 \h </w:instrText>
+            <w:instrText xml:space="preserve"> PAGEREF _Toc16 \h </w:instrText>
           </w:r>
           <w:r>
             <w:fldChar w:fldCharType="separate"/>
           </w:r>
           <w:r>
-            <w:t>118</w:t>
+            <w:t>123</w:t>
           </w:r>
           <w:r>
             <w:fldChar w:fldCharType="end"/>
@@ -1655,7 +1699,7 @@
             <w:bidi w:val="0"/>
             <w:adjustRightInd/>
             <w:snapToGrid/>
-            <w:spacing w:before="180" w:after="180"/>
+            <w:spacing w:before="80" w:after="80"/>
             <w:textAlignment w:val="auto"/>
           </w:pPr>
           <w:r>
@@ -1672,7 +1716,7 @@
               <w:szCs w:val="28"/>
               <w:lang w:val="en-US"/>
             </w:rPr>
-            <w:instrText xml:space="preserve"> HYPERLINK \l _Toc28558 </w:instrText>
+            <w:instrText xml:space="preserve"> HYPERLINK \l _Toc14797 </w:instrText>
           </w:r>
           <w:r>
             <w:rPr>
@@ -1688,7 +1732,7 @@
               <w:szCs w:val="36"/>
               <w:lang w:val="en-US" w:eastAsia="zh-CN"/>
             </w:rPr>
-            <w:t>Chương 10: NGUỒN CẢM HỨNG - TIẾNG VANG TỪ CÁC THỰC TẠI KHÁC</w:t>
+            <w:t>Chapitre 10 : L'INSPIRATION - L'ÉCHO D'AUTRES RÉALITÉS</w:t>
           </w:r>
           <w:r>
             <w:tab/>
@@ -1697,13 +1741,13 @@
             <w:fldChar w:fldCharType="begin"/>
           </w:r>
           <w:r>
-            <w:instrText xml:space="preserve"> PAGEREF _Toc28558 \h </w:instrText>
+            <w:instrText xml:space="preserve"> PAGEREF _Toc14797 \h </w:instrText>
           </w:r>
           <w:r>
             <w:fldChar w:fldCharType="separate"/>
           </w:r>
           <w:r>
-            <w:t>128</w:t>
+            <w:t>133</w:t>
           </w:r>
           <w:r>
             <w:fldChar w:fldCharType="end"/>
@@ -1736,7 +1780,7 @@
             <w:bidi w:val="0"/>
             <w:adjustRightInd/>
             <w:snapToGrid/>
-            <w:spacing w:before="180" w:after="180"/>
+            <w:spacing w:before="80" w:after="80"/>
             <w:textAlignment w:val="auto"/>
           </w:pPr>
           <w:r>
@@ -1753,7 +1797,7 @@
               <w:szCs w:val="28"/>
               <w:lang w:val="en-US"/>
             </w:rPr>
-            <w:instrText xml:space="preserve"> HYPERLINK \l _Toc28787 </w:instrText>
+            <w:instrText xml:space="preserve"> HYPERLINK \l _Toc32564 </w:instrText>
           </w:r>
           <w:r>
             <w:rPr>
@@ -1769,7 +1813,7 @@
               <w:szCs w:val="36"/>
               <w:lang w:val="en-US" w:eastAsia="zh-CN"/>
             </w:rPr>
-            <w:t>Chương 11: NHẬP HỒN - KHI CÁC Ý THỨC TRANH GIÀNH CÙNG MỘT CƠ THỂ</w:t>
+            <w:t>Chapitre 11 : LA POSSESSION - QUAND LES CONSCIENCES SE DISPUTENT LE MÊME CORPS</w:t>
           </w:r>
           <w:r>
             <w:tab/>
@@ -1778,13 +1822,13 @@
             <w:fldChar w:fldCharType="begin"/>
           </w:r>
           <w:r>
-            <w:instrText xml:space="preserve"> PAGEREF _Toc28787 \h </w:instrText>
+            <w:instrText xml:space="preserve"> PAGEREF _Toc32564 \h </w:instrText>
           </w:r>
           <w:r>
             <w:fldChar w:fldCharType="separate"/>
           </w:r>
           <w:r>
-            <w:t>140</w:t>
+            <w:t>145</w:t>
           </w:r>
           <w:r>
             <w:fldChar w:fldCharType="end"/>
@@ -1817,7 +1861,7 @@
             <w:bidi w:val="0"/>
             <w:adjustRightInd/>
             <w:snapToGrid/>
-            <w:spacing w:before="180" w:after="180"/>
+            <w:spacing w:before="80" w:after="80"/>
             <w:textAlignment w:val="auto"/>
           </w:pPr>
           <w:r>
@@ -1834,7 +1878,7 @@
               <w:szCs w:val="28"/>
               <w:lang w:val="en-US"/>
             </w:rPr>
-            <w:instrText xml:space="preserve"> HYPERLINK \l _Toc26088 </w:instrText>
+            <w:instrText xml:space="preserve"> HYPERLINK \l _Toc4886 </w:instrText>
           </w:r>
           <w:r>
             <w:rPr>
@@ -1850,7 +1894,7 @@
               <w:szCs w:val="36"/>
               <w:lang w:val="en-US" w:eastAsia="zh-CN"/>
             </w:rPr>
-            <w:t>Chương 12: CÔNG NĂNG ĐẶC DỊ - KHI Ý THỨC BẺ CONG ĐỊNH LUẬT VẬT LÝ</w:t>
+            <w:t>Chapitre 12 : LES CAPACITÉS SUPRANORMALES - QUAND LA CONSCIENCE PLIE LES LOIS DE LA PHYSIQUE</w:t>
           </w:r>
           <w:r>
             <w:tab/>
@@ -1859,13 +1903,13 @@
             <w:fldChar w:fldCharType="begin"/>
           </w:r>
           <w:r>
-            <w:instrText xml:space="preserve"> PAGEREF _Toc26088 \h </w:instrText>
+            <w:instrText xml:space="preserve"> PAGEREF _Toc4886 \h </w:instrText>
           </w:r>
           <w:r>
             <w:fldChar w:fldCharType="separate"/>
           </w:r>
           <w:r>
-            <w:t>152</w:t>
+            <w:t>158</w:t>
           </w:r>
           <w:r>
             <w:fldChar w:fldCharType="end"/>
@@ -1898,7 +1942,7 @@
             <w:bidi w:val="0"/>
             <w:adjustRightInd/>
             <w:snapToGrid/>
-            <w:spacing w:before="180" w:after="180"/>
+            <w:spacing w:before="80" w:after="80"/>
             <w:textAlignment w:val="auto"/>
           </w:pPr>
           <w:r>
@@ -1915,7 +1959,7 @@
               <w:szCs w:val="28"/>
               <w:lang w:val="en-US"/>
             </w:rPr>
-            <w:instrText xml:space="preserve"> HYPERLINK \l _Toc28939 </w:instrText>
+            <w:instrText xml:space="preserve"> HYPERLINK \l _Toc14177 </w:instrText>
           </w:r>
           <w:r>
             <w:rPr>
@@ -1928,11 +1972,20 @@
           <w:r>
             <w:rPr>
               <w:rFonts w:hint="default" w:ascii="Palatino Linotype" w:hAnsi="Palatino Linotype" w:cs="Palatino Linotype"/>
-              <w:bCs/>
+              <w:bCs w:val="0"/>
               <w:szCs w:val="44"/>
               <w:lang w:val="en-US" w:eastAsia="zh-CN"/>
             </w:rPr>
-            <w:t>Phần IV: GIẢI MÃ NHỮNG BÍ ẨN LỚN NHẤT</w:t>
+            <w:t xml:space="preserve">QUATRIÈME PARTIE : </w:t>
+          </w:r>
+          <w:r>
+            <w:rPr>
+              <w:rFonts w:hint="default" w:ascii="Palatino Linotype" w:hAnsi="Palatino Linotype" w:cs="Palatino Linotype"/>
+              <w:bCs/>
+              <w:szCs w:val="56"/>
+              <w:lang w:val="en-US" w:eastAsia="zh-CN"/>
+            </w:rPr>
+            <w:t>DÉCHIFFRER LES PLUS GRANDS MYSTÈRES</w:t>
           </w:r>
           <w:r>
             <w:tab/>
@@ -1941,13 +1994,13 @@
             <w:fldChar w:fldCharType="begin"/>
           </w:r>
           <w:r>
-            <w:instrText xml:space="preserve"> PAGEREF _Toc28939 \h </w:instrText>
+            <w:instrText xml:space="preserve"> PAGEREF _Toc14177 \h </w:instrText>
           </w:r>
           <w:r>
             <w:fldChar w:fldCharType="separate"/>
           </w:r>
           <w:r>
-            <w:t>164</w:t>
+            <w:t>170</w:t>
           </w:r>
           <w:r>
             <w:fldChar w:fldCharType="end"/>
@@ -1980,7 +2033,7 @@
             <w:bidi w:val="0"/>
             <w:adjustRightInd/>
             <w:snapToGrid/>
-            <w:spacing w:before="180" w:after="180"/>
+            <w:spacing w:before="80" w:after="80"/>
             <w:textAlignment w:val="auto"/>
           </w:pPr>
           <w:r>
@@ -1997,7 +2050,7 @@
               <w:szCs w:val="28"/>
               <w:lang w:val="en-US"/>
             </w:rPr>
-            <w:instrText xml:space="preserve"> HYPERLINK \l _Toc20809 </w:instrText>
+            <w:instrText xml:space="preserve"> HYPERLINK \l _Toc17951 </w:instrText>
           </w:r>
           <w:r>
             <w:rPr>
@@ -2013,7 +2066,7 @@
               <w:szCs w:val="36"/>
               <w:lang w:val="en-US" w:eastAsia="zh-CN"/>
             </w:rPr>
-            <w:t>Chương 13: SỰ SỐNG NGOÀI TRÁI ĐẤT: MỘT GÓC NHÌN ĐA CHIỀU</w:t>
+            <w:t>Chapitre 13 : LA VIE EXTRATERRESTRE - UNE PERSPECTIVE MULTIDIMENSIONNELLE</w:t>
           </w:r>
           <w:r>
             <w:tab/>
@@ -2022,13 +2075,13 @@
             <w:fldChar w:fldCharType="begin"/>
           </w:r>
           <w:r>
-            <w:instrText xml:space="preserve"> PAGEREF _Toc20809 \h </w:instrText>
+            <w:instrText xml:space="preserve"> PAGEREF _Toc17951 \h </w:instrText>
           </w:r>
           <w:r>
             <w:fldChar w:fldCharType="separate"/>
           </w:r>
           <w:r>
-            <w:t>164</w:t>
+            <w:t>171</w:t>
           </w:r>
           <w:r>
             <w:fldChar w:fldCharType="end"/>
@@ -2061,7 +2114,7 @@
             <w:bidi w:val="0"/>
             <w:adjustRightInd/>
             <w:snapToGrid/>
-            <w:spacing w:before="180" w:after="180"/>
+            <w:spacing w:before="80" w:after="80"/>
             <w:textAlignment w:val="auto"/>
           </w:pPr>
           <w:r>
@@ -2078,7 +2131,7 @@
               <w:szCs w:val="28"/>
               <w:lang w:val="en-US"/>
             </w:rPr>
-            <w:instrText xml:space="preserve"> HYPERLINK \l _Toc7948 </w:instrText>
+            <w:instrText xml:space="preserve"> HYPERLINK \l _Toc5302 </w:instrText>
           </w:r>
           <w:r>
             <w:rPr>
@@ -2094,7 +2147,7 @@
               <w:szCs w:val="36"/>
               <w:lang w:val="en-US" w:eastAsia="zh-CN"/>
             </w:rPr>
-            <w:t>Chương 14: BIG BANG - BONG BÓNG VỠ TRÊN ĐẠI DƯƠNG?!</w:t>
+            <w:t>Chapitre 14 : LE BIG BANG - UNE BULLE ÉCLATANT SUR L'OCÉAN ?!</w:t>
           </w:r>
           <w:r>
             <w:tab/>
@@ -2103,13 +2156,13 @@
             <w:fldChar w:fldCharType="begin"/>
           </w:r>
           <w:r>
-            <w:instrText xml:space="preserve"> PAGEREF _Toc7948 \h </w:instrText>
+            <w:instrText xml:space="preserve"> PAGEREF _Toc5302 \h </w:instrText>
           </w:r>
           <w:r>
             <w:fldChar w:fldCharType="separate"/>
           </w:r>
           <w:r>
-            <w:t>176</w:t>
+            <w:t>183</w:t>
           </w:r>
           <w:r>
             <w:fldChar w:fldCharType="end"/>
@@ -2142,7 +2195,7 @@
             <w:bidi w:val="0"/>
             <w:adjustRightInd/>
             <w:snapToGrid/>
-            <w:spacing w:before="180" w:after="180"/>
+            <w:spacing w:before="80" w:after="80"/>
             <w:textAlignment w:val="auto"/>
           </w:pPr>
           <w:r>
@@ -2159,7 +2212,7 @@
               <w:szCs w:val="28"/>
               <w:lang w:val="en-US"/>
             </w:rPr>
-            <w:instrText xml:space="preserve"> HYPERLINK \l _Toc20475 </w:instrText>
+            <w:instrText xml:space="preserve"> HYPERLINK \l _Toc12143 </w:instrText>
           </w:r>
           <w:r>
             <w:rPr>
@@ -2175,7 +2228,7 @@
               <w:szCs w:val="36"/>
               <w:lang w:val="en-US" w:eastAsia="zh-CN"/>
             </w:rPr>
-            <w:t>Chương 15: THIÊN HÀ - MẠCH ĐIỆN SỐNG CỦA VŨ TRỤ</w:t>
+            <w:t>Chapitre 15 : LA GALAXIE - CIRCUIT VIVANT DE L'UNIVERS</w:t>
           </w:r>
           <w:r>
             <w:tab/>
@@ -2184,13 +2237,13 @@
             <w:fldChar w:fldCharType="begin"/>
           </w:r>
           <w:r>
-            <w:instrText xml:space="preserve"> PAGEREF _Toc20475 \h </w:instrText>
+            <w:instrText xml:space="preserve"> PAGEREF _Toc12143 \h </w:instrText>
           </w:r>
           <w:r>
             <w:fldChar w:fldCharType="separate"/>
           </w:r>
           <w:r>
-            <w:t>189</w:t>
+            <w:t>196</w:t>
           </w:r>
           <w:r>
             <w:fldChar w:fldCharType="end"/>
@@ -2223,7 +2276,7 @@
             <w:bidi w:val="0"/>
             <w:adjustRightInd/>
             <w:snapToGrid/>
-            <w:spacing w:before="180" w:after="180"/>
+            <w:spacing w:before="80" w:after="80"/>
             <w:textAlignment w:val="auto"/>
           </w:pPr>
           <w:r>
@@ -2240,7 +2293,7 @@
               <w:szCs w:val="28"/>
               <w:lang w:val="en-US"/>
             </w:rPr>
-            <w:instrText xml:space="preserve"> HYPERLINK \l _Toc32122 </w:instrText>
+            <w:instrText xml:space="preserve"> HYPERLINK \l _Toc9979 </w:instrText>
           </w:r>
           <w:r>
             <w:rPr>
@@ -2256,7 +2309,7 @@
               <w:szCs w:val="36"/>
               <w:lang w:val="en-US" w:eastAsia="zh-CN"/>
             </w:rPr>
-            <w:t>Chương 16: HỐ ĐEN, VẬT CHẤT TỐI VÀ NĂNG LƯỢNG TỐI - TÁI DIỄN GIẢI</w:t>
+            <w:t>Chapitre 16 : TROU NOIR, MATIÈRE NOIRE ET ÉNERGIE NOIRE - UNE RÉINTERPRÉTATION</w:t>
           </w:r>
           <w:r>
             <w:tab/>
@@ -2265,13 +2318,13 @@
             <w:fldChar w:fldCharType="begin"/>
           </w:r>
           <w:r>
-            <w:instrText xml:space="preserve"> PAGEREF _Toc32122 \h </w:instrText>
+            <w:instrText xml:space="preserve"> PAGEREF _Toc9979 \h </w:instrText>
           </w:r>
           <w:r>
             <w:fldChar w:fldCharType="separate"/>
           </w:r>
           <w:r>
-            <w:t>199</w:t>
+            <w:t>207</w:t>
           </w:r>
           <w:r>
             <w:fldChar w:fldCharType="end"/>
@@ -2304,7 +2357,7 @@
             <w:bidi w:val="0"/>
             <w:adjustRightInd/>
             <w:snapToGrid/>
-            <w:spacing w:before="180" w:after="180"/>
+            <w:spacing w:before="80" w:after="80"/>
             <w:textAlignment w:val="auto"/>
           </w:pPr>
           <w:r>
@@ -2321,7 +2374,7 @@
               <w:szCs w:val="28"/>
               <w:lang w:val="en-US"/>
             </w:rPr>
-            <w:instrText xml:space="preserve"> HYPERLINK \l _Toc18251 </w:instrText>
+            <w:instrText xml:space="preserve"> HYPERLINK \l _Toc6044 </w:instrText>
           </w:r>
           <w:r>
             <w:rPr>
@@ -2334,11 +2387,29 @@
           <w:r>
             <w:rPr>
               <w:rFonts w:hint="default" w:ascii="Palatino Linotype" w:hAnsi="Palatino Linotype" w:cs="Palatino Linotype"/>
+              <w:bCs w:val="0"/>
+              <w:szCs w:val="44"/>
+              <w:lang w:val="en-US" w:eastAsia="zh-CN"/>
+            </w:rPr>
+            <w:t>CINQUIÈME PARTIE :</w:t>
+          </w:r>
+          <w:r>
+            <w:rPr>
+              <w:rFonts w:hint="default" w:ascii="Palatino Linotype" w:hAnsi="Palatino Linotype" w:cs="Palatino Linotype"/>
               <w:bCs/>
               <w:szCs w:val="44"/>
               <w:lang w:val="en-US" w:eastAsia="zh-CN"/>
             </w:rPr>
-            <w:t>Phần V: BỨC TRANH TOÀN CẢNH VÀ CON NGƯỜI TRONG ĐÓ</w:t>
+            <w:t xml:space="preserve"> </w:t>
+          </w:r>
+          <w:r>
+            <w:rPr>
+              <w:rFonts w:hint="default" w:ascii="Palatino Linotype" w:hAnsi="Palatino Linotype" w:cs="Palatino Linotype"/>
+              <w:bCs/>
+              <w:szCs w:val="56"/>
+              <w:lang w:val="en-US" w:eastAsia="zh-CN"/>
+            </w:rPr>
+            <w:t>LA VISION D'ENSEMBLE ET L'HOMME EN SON SEIN</w:t>
           </w:r>
           <w:r>
             <w:tab/>
@@ -2347,13 +2418,13 @@
             <w:fldChar w:fldCharType="begin"/>
           </w:r>
           <w:r>
-            <w:instrText xml:space="preserve"> PAGEREF _Toc18251 \h </w:instrText>
+            <w:instrText xml:space="preserve"> PAGEREF _Toc6044 \h </w:instrText>
           </w:r>
           <w:r>
             <w:fldChar w:fldCharType="separate"/>
           </w:r>
           <w:r>
-            <w:t>208</w:t>
+            <w:t>217</w:t>
           </w:r>
           <w:r>
             <w:fldChar w:fldCharType="end"/>
@@ -2386,7 +2457,7 @@
             <w:bidi w:val="0"/>
             <w:adjustRightInd/>
             <w:snapToGrid/>
-            <w:spacing w:before="180" w:after="180"/>
+            <w:spacing w:before="80" w:after="80"/>
             <w:textAlignment w:val="auto"/>
           </w:pPr>
           <w:r>
@@ -2403,7 +2474,7 @@
               <w:szCs w:val="28"/>
               <w:lang w:val="en-US"/>
             </w:rPr>
-            <w:instrText xml:space="preserve"> HYPERLINK \l _Toc31067 </w:instrText>
+            <w:instrText xml:space="preserve"> HYPERLINK \l _Toc29850 </w:instrText>
           </w:r>
           <w:r>
             <w:rPr>
@@ -2419,7 +2490,7 @@
               <w:szCs w:val="36"/>
               <w:lang w:val="en-US" w:eastAsia="zh-CN"/>
             </w:rPr>
-            <w:t>Chương 17: KIẾN TRÚC FRACTAL - TỪ VI MÔ ĐẾN HỒNG QUAN</w:t>
+            <w:t>Chapitre 17 : L'ARCHITECTURE FRACTALE - DU MICROCOSME AU MACROCOSME</w:t>
           </w:r>
           <w:r>
             <w:tab/>
@@ -2428,13 +2499,13 @@
             <w:fldChar w:fldCharType="begin"/>
           </w:r>
           <w:r>
-            <w:instrText xml:space="preserve"> PAGEREF _Toc31067 \h </w:instrText>
+            <w:instrText xml:space="preserve"> PAGEREF _Toc29850 \h </w:instrText>
           </w:r>
           <w:r>
             <w:fldChar w:fldCharType="separate"/>
           </w:r>
           <w:r>
-            <w:t>208</w:t>
+            <w:t>218</w:t>
           </w:r>
           <w:r>
             <w:fldChar w:fldCharType="end"/>
@@ -2467,7 +2538,7 @@
             <w:bidi w:val="0"/>
             <w:adjustRightInd/>
             <w:snapToGrid/>
-            <w:spacing w:before="180" w:after="180"/>
+            <w:spacing w:before="80" w:after="80"/>
             <w:textAlignment w:val="auto"/>
           </w:pPr>
           <w:r>
@@ -2484,7 +2555,7 @@
               <w:szCs w:val="28"/>
               <w:lang w:val="en-US"/>
             </w:rPr>
-            <w:instrText xml:space="preserve"> HYPERLINK \l _Toc24914 </w:instrText>
+            <w:instrText xml:space="preserve"> HYPERLINK \l _Toc29423 </w:instrText>
           </w:r>
           <w:r>
             <w:rPr>
@@ -2500,7 +2571,7 @@
               <w:szCs w:val="36"/>
               <w:lang w:val="en-US" w:eastAsia="zh-CN"/>
             </w:rPr>
-            <w:t>Chương 18: VƯỢT LÊN LẰN RANH CỦA SỰ QUAN SÁT</w:t>
+            <w:t>Chapitre 18 : AU-DELÀ DE LA FRONTIÈRE DE L'OBSERVATION</w:t>
           </w:r>
           <w:r>
             <w:tab/>
@@ -2509,88 +2580,7 @@
             <w:fldChar w:fldCharType="begin"/>
           </w:r>
           <w:r>
-            <w:instrText xml:space="preserve"> PAGEREF _Toc24914 \h </w:instrText>
-          </w:r>
-          <w:r>
-            <w:fldChar w:fldCharType="separate"/>
-          </w:r>
-          <w:r>
-            <w:t>219</w:t>
-          </w:r>
-          <w:r>
-            <w:fldChar w:fldCharType="end"/>
-          </w:r>
-          <w:r>
-            <w:rPr>
-              <w:rFonts w:hint="default" w:ascii="Palatino Linotype" w:hAnsi="Palatino Linotype"/>
-              <w:szCs w:val="28"/>
-              <w:lang w:val="en-US"/>
-            </w:rPr>
-            <w:fldChar w:fldCharType="end"/>
-          </w:r>
-        </w:p>
-        <w:p>
-          <w:pPr>
-            <w:pStyle w:val="13"/>
-            <w:keepNext w:val="0"/>
-            <w:keepLines w:val="0"/>
-            <w:pageBreakBefore w:val="0"/>
-            <w:widowControl/>
-            <w:tabs>
-              <w:tab w:val="right" w:leader="dot" w:pos="6087"/>
-            </w:tabs>
-            <w:kinsoku/>
-            <w:wordWrap/>
-            <w:overflowPunct/>
-            <w:topLinePunct w:val="0"/>
-            <w:autoSpaceDE/>
-            <w:autoSpaceDN/>
-            <w:bidi w:val="0"/>
-            <w:adjustRightInd/>
-            <w:snapToGrid/>
-            <w:spacing w:before="180" w:after="180"/>
-            <w:textAlignment w:val="auto"/>
-          </w:pPr>
-          <w:r>
-            <w:rPr>
-              <w:rFonts w:hint="default" w:ascii="Palatino Linotype" w:hAnsi="Palatino Linotype"/>
-              <w:szCs w:val="28"/>
-              <w:lang w:val="en-US"/>
-            </w:rPr>
-            <w:fldChar w:fldCharType="begin"/>
-          </w:r>
-          <w:r>
-            <w:rPr>
-              <w:rFonts w:hint="default" w:ascii="Palatino Linotype" w:hAnsi="Palatino Linotype"/>
-              <w:szCs w:val="28"/>
-              <w:lang w:val="en-US"/>
-            </w:rPr>
-            <w:instrText xml:space="preserve"> HYPERLINK \l _Toc26859 </w:instrText>
-          </w:r>
-          <w:r>
-            <w:rPr>
-              <w:rFonts w:hint="default" w:ascii="Palatino Linotype" w:hAnsi="Palatino Linotype"/>
-              <w:szCs w:val="28"/>
-              <w:lang w:val="en-US"/>
-            </w:rPr>
-            <w:fldChar w:fldCharType="separate"/>
-          </w:r>
-          <w:r>
-            <w:rPr>
-              <w:rFonts w:hint="default" w:ascii="Palatino Linotype" w:hAnsi="Palatino Linotype" w:cs="Palatino Linotype"/>
-              <w:szCs w:val="36"/>
-              <w:lang w:val="en-US" w:eastAsia="zh-CN"/>
-            </w:rPr>
-            <w:t>Chương 19: VŨ TRỤ LÀ TẤM GƯƠNG - Ý NGHĨA CỦA BẠN LÀ GÌ?</w:t>
-          </w:r>
-          <w:r>
-            <w:tab/>
-          </w:r>
-          <w:r>
-            <w:fldChar w:fldCharType="begin"/>
-          </w:r>
-          <w:r>
-            <w:instrText xml:space="preserve"> PAGEREF _Toc26859 \h </w:instrText>
+            <w:instrText xml:space="preserve"> PAGEREF _Toc29423 \h </w:instrText>
           </w:r>
           <w:r>
             <w:fldChar w:fldCharType="separate"/>
@@ -2629,7 +2619,7 @@
             <w:bidi w:val="0"/>
             <w:adjustRightInd/>
             <w:snapToGrid/>
-            <w:spacing w:before="180" w:after="180"/>
+            <w:spacing w:before="80" w:after="80"/>
             <w:textAlignment w:val="auto"/>
           </w:pPr>
           <w:r>
@@ -2646,7 +2636,7 @@
               <w:szCs w:val="28"/>
               <w:lang w:val="en-US"/>
             </w:rPr>
-            <w:instrText xml:space="preserve"> HYPERLINK \l _Toc9684 </w:instrText>
+            <w:instrText xml:space="preserve"> HYPERLINK \l _Toc4654 </w:instrText>
           </w:r>
           <w:r>
             <w:rPr>
@@ -2662,7 +2652,7 @@
               <w:szCs w:val="36"/>
               <w:lang w:val="en-US" w:eastAsia="zh-CN"/>
             </w:rPr>
-            <w:t>LỜI KẾT: LẮNG NGHE NHỊP THỞ CỦA VŨ TRỤ</w:t>
+            <w:t>Chapitre 19 : L'UNIVERS EST UN MIROIR - QUEL EST VOTRE SENS ?</w:t>
           </w:r>
           <w:r>
             <w:tab/>
@@ -2671,13 +2661,13 @@
             <w:fldChar w:fldCharType="begin"/>
           </w:r>
           <w:r>
-            <w:instrText xml:space="preserve"> PAGEREF _Toc9684 \h </w:instrText>
+            <w:instrText xml:space="preserve"> PAGEREF _Toc4654 \h </w:instrText>
           </w:r>
           <w:r>
             <w:fldChar w:fldCharType="separate"/>
           </w:r>
           <w:r>
-            <w:t>238</w:t>
+            <w:t>239</w:t>
           </w:r>
           <w:r>
             <w:fldChar w:fldCharType="end"/>
@@ -2710,7 +2700,7 @@
             <w:bidi w:val="0"/>
             <w:adjustRightInd/>
             <w:snapToGrid/>
-            <w:spacing w:before="180" w:after="180"/>
+            <w:spacing w:before="80" w:after="80"/>
             <w:textAlignment w:val="auto"/>
           </w:pPr>
           <w:r>
@@ -2727,7 +2717,7 @@
               <w:szCs w:val="28"/>
               <w:lang w:val="en-US"/>
             </w:rPr>
-            <w:instrText xml:space="preserve"> HYPERLINK \l _Toc32109 </w:instrText>
+            <w:instrText xml:space="preserve"> HYPERLINK \l _Toc5928 </w:instrText>
           </w:r>
           <w:r>
             <w:rPr>
@@ -2743,7 +2733,7 @@
               <w:szCs w:val="36"/>
               <w:lang w:val="en-US" w:eastAsia="zh-CN"/>
             </w:rPr>
-            <w:t>PHỤ LỤC</w:t>
+            <w:t>CONCLUSION : ÉCOUTER LE SOUFFLE DE L'UNIVERS</w:t>
           </w:r>
           <w:r>
             <w:tab/>
@@ -2752,13 +2742,189 @@
             <w:fldChar w:fldCharType="begin"/>
           </w:r>
           <w:r>
-            <w:instrText xml:space="preserve"> PAGEREF _Toc32109 \h </w:instrText>
+            <w:instrText xml:space="preserve"> PAGEREF _Toc5928 \h </w:instrText>
           </w:r>
           <w:r>
             <w:fldChar w:fldCharType="separate"/>
           </w:r>
           <w:r>
-            <w:t>241</w:t>
+            <w:t>248</w:t>
+          </w:r>
+          <w:r>
+            <w:fldChar w:fldCharType="end"/>
+          </w:r>
+          <w:r>
+            <w:rPr>
+              <w:rFonts w:hint="default" w:ascii="Palatino Linotype" w:hAnsi="Palatino Linotype"/>
+              <w:szCs w:val="28"/>
+              <w:lang w:val="en-US"/>
+            </w:rPr>
+            <w:fldChar w:fldCharType="end"/>
+          </w:r>
+        </w:p>
+        <w:p>
+          <w:pPr>
+            <w:pStyle w:val="13"/>
+            <w:keepNext w:val="0"/>
+            <w:keepLines w:val="0"/>
+            <w:pageBreakBefore w:val="0"/>
+            <w:widowControl/>
+            <w:tabs>
+              <w:tab w:val="right" w:leader="dot" w:pos="6087"/>
+            </w:tabs>
+            <w:kinsoku/>
+            <w:wordWrap/>
+            <w:overflowPunct/>
+            <w:topLinePunct w:val="0"/>
+            <w:autoSpaceDE/>
+            <w:autoSpaceDN/>
+            <w:bidi w:val="0"/>
+            <w:adjustRightInd/>
+            <w:snapToGrid/>
+            <w:spacing w:before="80" w:after="80"/>
+            <w:textAlignment w:val="auto"/>
+          </w:pPr>
+          <w:r>
+            <w:rPr>
+              <w:rFonts w:hint="default" w:ascii="Palatino Linotype" w:hAnsi="Palatino Linotype"/>
+              <w:szCs w:val="28"/>
+              <w:lang w:val="en-US"/>
+            </w:rPr>
+            <w:fldChar w:fldCharType="begin"/>
+          </w:r>
+          <w:r>
+            <w:rPr>
+              <w:rFonts w:hint="default" w:ascii="Palatino Linotype" w:hAnsi="Palatino Linotype"/>
+              <w:szCs w:val="28"/>
+              <w:lang w:val="en-US"/>
+            </w:rPr>
+            <w:instrText xml:space="preserve"> HYPERLINK \l _Toc3013 </w:instrText>
+          </w:r>
+          <w:r>
+            <w:rPr>
+              <w:rFonts w:hint="default" w:ascii="Palatino Linotype" w:hAnsi="Palatino Linotype"/>
+              <w:szCs w:val="28"/>
+              <w:lang w:val="en-US"/>
+            </w:rPr>
+            <w:fldChar w:fldCharType="separate"/>
+          </w:r>
+          <w:r>
+            <w:rPr>
+              <w:rFonts w:hint="default" w:ascii="Palatino Linotype" w:hAnsi="Palatino Linotype" w:cs="Palatino Linotype"/>
+              <w:szCs w:val="36"/>
+              <w:lang w:val="en-US" w:eastAsia="zh-CN"/>
+            </w:rPr>
+            <w:t>ANNEXE</w:t>
+          </w:r>
+          <w:r>
+            <w:tab/>
+          </w:r>
+          <w:r>
+            <w:fldChar w:fldCharType="begin"/>
+          </w:r>
+          <w:r>
+            <w:instrText xml:space="preserve"> PAGEREF _Toc3013 \h </w:instrText>
+          </w:r>
+          <w:r>
+            <w:fldChar w:fldCharType="separate"/>
+          </w:r>
+          <w:r>
+            <w:t>251</w:t>
+          </w:r>
+          <w:r>
+            <w:fldChar w:fldCharType="end"/>
+          </w:r>
+          <w:r>
+            <w:rPr>
+              <w:rFonts w:hint="default" w:ascii="Palatino Linotype" w:hAnsi="Palatino Linotype"/>
+              <w:szCs w:val="28"/>
+              <w:lang w:val="en-US"/>
+            </w:rPr>
+            <w:fldChar w:fldCharType="end"/>
+          </w:r>
+        </w:p>
+        <w:p>
+          <w:pPr>
+            <w:pStyle w:val="12"/>
+            <w:keepNext w:val="0"/>
+            <w:keepLines w:val="0"/>
+            <w:pageBreakBefore w:val="0"/>
+            <w:widowControl/>
+            <w:tabs>
+              <w:tab w:val="right" w:leader="dot" w:pos="6087"/>
+            </w:tabs>
+            <w:kinsoku/>
+            <w:wordWrap/>
+            <w:overflowPunct/>
+            <w:topLinePunct w:val="0"/>
+            <w:autoSpaceDE/>
+            <w:autoSpaceDN/>
+            <w:bidi w:val="0"/>
+            <w:adjustRightInd/>
+            <w:snapToGrid/>
+            <w:spacing w:before="80" w:after="80"/>
+            <w:textAlignment w:val="auto"/>
+          </w:pPr>
+          <w:r>
+            <w:rPr>
+              <w:rFonts w:hint="default" w:ascii="Palatino Linotype" w:hAnsi="Palatino Linotype"/>
+              <w:szCs w:val="28"/>
+              <w:lang w:val="en-US"/>
+            </w:rPr>
+            <w:fldChar w:fldCharType="begin"/>
+          </w:r>
+          <w:r>
+            <w:rPr>
+              <w:rFonts w:hint="default" w:ascii="Palatino Linotype" w:hAnsi="Palatino Linotype"/>
+              <w:szCs w:val="28"/>
+              <w:lang w:val="en-US"/>
+            </w:rPr>
+            <w:instrText xml:space="preserve"> HYPERLINK \l _Toc24640 </w:instrText>
+          </w:r>
+          <w:r>
+            <w:rPr>
+              <w:rFonts w:hint="default" w:ascii="Palatino Linotype" w:hAnsi="Palatino Linotype"/>
+              <w:szCs w:val="28"/>
+              <w:lang w:val="en-US"/>
+            </w:rPr>
+            <w:fldChar w:fldCharType="separate"/>
+          </w:r>
+          <w:r>
+            <w:rPr>
+              <w:rFonts w:hint="default" w:ascii="Palatino Linotype" w:hAnsi="Palatino Linotype" w:cs="Palatino Linotype"/>
+              <w:bCs/>
+            </w:rPr>
+            <w:t xml:space="preserve">À PROPOS DE L'AUTEUR &amp; DU PROJET THE </w:t>
+          </w:r>
+          <w:r>
+            <w:rPr>
+              <w:rFonts w:hint="default" w:ascii="Palatino Linotype" w:hAnsi="Palatino Linotype" w:cs="Palatino Linotype"/>
+              <w:bCs/>
+              <w:lang w:val="en-US"/>
+            </w:rPr>
+            <w:t>LIVES</w:t>
+          </w:r>
+          <w:r>
+            <w:rPr>
+              <w:rFonts w:hint="default" w:ascii="Palatino Linotype" w:hAnsi="Palatino Linotype" w:cs="Palatino Linotype"/>
+              <w:bCs/>
+            </w:rPr>
+            <w:t xml:space="preserve"> MEDIA</w:t>
+          </w:r>
+          <w:r>
+            <w:tab/>
+          </w:r>
+          <w:r>
+            <w:fldChar w:fldCharType="begin"/>
+          </w:r>
+          <w:r>
+            <w:instrText xml:space="preserve"> PAGEREF _Toc24640 \h </w:instrText>
+          </w:r>
+          <w:r>
+            <w:fldChar w:fldCharType="separate"/>
+          </w:r>
+          <w:r>
+            <w:t>255</w:t>
           </w:r>
           <w:r>
             <w:fldChar w:fldCharType="end"/>
@@ -2804,6 +2970,8 @@
             </w:rPr>
             <w:fldChar w:fldCharType="end"/>
           </w:r>
+          <w:bookmarkStart w:id="28" w:name="_GoBack"/>
+          <w:bookmarkEnd w:id="28"/>
         </w:p>
       </w:sdtContent>
     </w:sdt>
@@ -2854,6 +3022,7 @@
           <w:szCs w:val="36"/>
         </w:rPr>
       </w:pPr>
+      <w:bookmarkStart w:id="0" w:name="_Toc24933"/>
       <w:r>
         <w:rPr>
           <w:rFonts w:hint="default" w:ascii="Palatino Linotype" w:hAnsi="Palatino Linotype" w:cs="Palatino Linotype"/>
@@ -2862,6 +3031,7 @@
         </w:rPr>
         <w:t>INTRODUCTION : UNE INVITATION AUX CONFINS DE LA CARTE</w:t>
       </w:r>
+      <w:bookmarkEnd w:id="0"/>
     </w:p>
     <w:p>
       <w:pPr>
@@ -3236,6 +3406,7 @@
           <w:szCs w:val="56"/>
         </w:rPr>
       </w:pPr>
+      <w:bookmarkStart w:id="1" w:name="_Toc13851"/>
       <w:r>
         <w:rPr>
           <w:rFonts w:hint="default" w:ascii="Palatino Linotype" w:hAnsi="Palatino Linotype" w:cs="Palatino Linotype"/>
@@ -3256,6 +3427,7 @@
         </w:rPr>
         <w:t>LES FONDATIONS OUBLIÉES</w:t>
       </w:r>
+      <w:bookmarkEnd w:id="1"/>
     </w:p>
     <w:p>
       <w:pPr>
@@ -3316,6 +3488,7 @@
           <w:szCs w:val="36"/>
         </w:rPr>
       </w:pPr>
+      <w:bookmarkStart w:id="2" w:name="_Toc3497"/>
       <w:r>
         <w:rPr>
           <w:rFonts w:hint="default" w:ascii="Palatino Linotype" w:hAnsi="Palatino Linotype" w:cs="Palatino Linotype"/>
@@ -3324,6 +3497,7 @@
         </w:rPr>
         <w:t>Chapitre 1 : LA GRANDE QUESTION EN MARGE DE LA SCIENCE - LE FILET ET LE SILENCE DE L'OCÉAN</w:t>
       </w:r>
+      <w:bookmarkEnd w:id="2"/>
     </w:p>
     <w:p>
       <w:pPr>
@@ -5431,6 +5605,7 @@
           <w:lang w:val="en-US" w:eastAsia="zh-CN"/>
         </w:rPr>
       </w:pPr>
+      <w:bookmarkStart w:id="3" w:name="_Toc12516"/>
       <w:r>
         <w:rPr>
           <w:rFonts w:hint="default" w:ascii="Palatino Linotype" w:hAnsi="Palatino Linotype" w:cs="Palatino Linotype"/>
@@ -5440,6 +5615,7 @@
         </w:rPr>
         <w:t>Chapitre 2 : CONSCIENCE ET MATIÈRE - UNE RELATION À DOUBLE SENS</w:t>
       </w:r>
+      <w:bookmarkEnd w:id="3"/>
     </w:p>
     <w:p>
       <w:pPr>
@@ -7353,6 +7529,7 @@
           <w:lang w:val="en-US" w:eastAsia="zh-CN"/>
         </w:rPr>
       </w:pPr>
+      <w:bookmarkStart w:id="4" w:name="_Toc2224"/>
       <w:r>
         <w:rPr>
           <w:rFonts w:hint="default" w:ascii="Palatino Linotype" w:hAnsi="Palatino Linotype" w:cs="Palatino Linotype"/>
@@ -7362,6 +7539,7 @@
         </w:rPr>
         <w:t>Chapitre 3 : L'ORDRE IMPLICITE ET L'UNIVERS QUANTIQUE</w:t>
       </w:r>
+      <w:bookmarkEnd w:id="4"/>
     </w:p>
     <w:p>
       <w:pPr>
@@ -9821,6 +9999,7 @@
           <w:lang w:val="en-US" w:eastAsia="zh-CN"/>
         </w:rPr>
       </w:pPr>
+      <w:bookmarkStart w:id="5" w:name="_Toc16194"/>
       <w:r>
         <w:rPr>
           <w:rFonts w:hint="default" w:ascii="Palatino Linotype" w:hAnsi="Palatino Linotype" w:cs="Palatino Linotype"/>
@@ -9854,6 +10033,7 @@
         </w:rPr>
         <w:t>LES CARTES DE LA RÉALITÉ</w:t>
       </w:r>
+      <w:bookmarkEnd w:id="5"/>
     </w:p>
     <w:p>
       <w:pPr>
@@ -10001,6 +10181,7 @@
           <w:lang w:val="en-US" w:eastAsia="zh-CN"/>
         </w:rPr>
       </w:pPr>
+      <w:bookmarkStart w:id="6" w:name="_Toc6746"/>
       <w:r>
         <w:rPr>
           <w:rFonts w:hint="default" w:ascii="Palatino Linotype" w:hAnsi="Palatino Linotype" w:cs="Palatino Linotype"/>
@@ -10010,6 +10191,7 @@
         </w:rPr>
         <w:t>Chapitre 4 : LA CARTE DE LA STRUCTURE - LE TABLEAU PÉRIODIQUE DES ÉLÉMENTS</w:t>
       </w:r>
+      <w:bookmarkEnd w:id="6"/>
     </w:p>
     <w:p>
       <w:pPr>
@@ -11018,6 +11200,7 @@
           <w:lang w:val="en-US" w:eastAsia="zh-CN"/>
         </w:rPr>
       </w:pPr>
+      <w:bookmarkStart w:id="7" w:name="_Toc8859"/>
       <w:r>
         <w:rPr>
           <w:rFonts w:hint="default" w:ascii="Palatino Linotype" w:hAnsi="Palatino Linotype" w:cs="Palatino Linotype"/>
@@ -11027,6 +11210,7 @@
         </w:rPr>
         <w:t>Chapitre 5 : LA CARTE DU FLUX - LES CINQ ÉLÉMENTS ET L'ÉNERGIE</w:t>
       </w:r>
+      <w:bookmarkEnd w:id="7"/>
     </w:p>
     <w:p>
       <w:pPr>
@@ -12904,6 +13088,7 @@
           <w:lang w:val="en-US" w:eastAsia="zh-CN"/>
         </w:rPr>
       </w:pPr>
+      <w:bookmarkStart w:id="8" w:name="_Toc15211"/>
       <w:r>
         <w:rPr>
           <w:rFonts w:hint="default" w:ascii="Palatino Linotype" w:hAnsi="Palatino Linotype" w:cs="Palatino Linotype"/>
@@ -12913,6 +13098,7 @@
         </w:rPr>
         <w:t>Chapitre 6 : LA CARTE DE LA TRANSFORMATION - LA VISION DU MONDE DE LA CULTIVATION</w:t>
       </w:r>
+      <w:bookmarkEnd w:id="8"/>
     </w:p>
     <w:p>
       <w:pPr>
@@ -14156,21 +14342,7 @@
           <w:szCs w:val="28"/>
           <w:shd w:val="clear" w:fill="FFFFFF"/>
         </w:rPr>
-        <w:t> : Le phénomène où le corps de certains pratiquants éminents ne se décompos</w:t>
-      </w:r>
-      <w:r>
-        <w:rPr>
-          <w:rFonts w:hint="default" w:ascii="Palatino Linotype" w:hAnsi="Palatino Linotype" w:eastAsia="sans-serif" w:cs="Palatino Linotype"/>
-          <w:i w:val="0"/>
-          <w:iCs w:val="0"/>
-          <w:caps w:val="0"/>
-          <w:color w:val="1A1C1E"/>
-          <w:spacing w:val="0"/>
-          <w:sz w:val="28"/>
-          <w:szCs w:val="28"/>
-          <w:shd w:val="clear" w:fill="FFFFFF"/>
-        </w:rPr>
-        <w:t>e pas naturellement après la mort, mais reste souple, et où parfois même les cheveux et les ongles continuent de pousser. Ceci est considéré comme la preuve que leur corps physique a été en grande partie remplacé par un type de matière subtile, qui ne suit plus les lois ordinaires de la décomposition biologique.</w:t>
+        <w:t> : Le phénomène où le corps de certains pratiquants éminents ne se décompose pas naturellement après la mort, mais reste souple, et où parfois même les cheveux et les ongles continuent de pousser. Ceci est considéré comme la preuve que leur corps physique a été en grande partie remplacé par un type de matière subtile, qui ne suit plus les lois ordinaires de la décomposition biologique.</w:t>
       </w:r>
     </w:p>
     <w:p>
@@ -14560,21 +14732,7 @@
           <w:szCs w:val="28"/>
           <w:shd w:val="clear" w:fill="FFFFFF"/>
         </w:rPr>
-        <w:t>Per</w:t>
-      </w:r>
-      <w:r>
-        <w:rPr>
-          <w:rFonts w:hint="default" w:ascii="Palatino Linotype" w:hAnsi="Palatino Linotype" w:eastAsia="sans-serif" w:cs="Palatino Linotype"/>
-          <w:i w:val="0"/>
-          <w:iCs w:val="0"/>
-          <w:caps w:val="0"/>
-          <w:color w:val="1A1C1E"/>
-          <w:spacing w:val="0"/>
-          <w:sz w:val="28"/>
-          <w:szCs w:val="28"/>
-          <w:shd w:val="clear" w:fill="FFFFFF"/>
-        </w:rPr>
-        <w:t>cevoir la structure énergétique subtile du corps (méridiens, dan tian).</w:t>
+        <w:t>Percevoir la structure énergétique subtile du corps (méridiens, dan tian).</w:t>
       </w:r>
     </w:p>
     <w:p>
@@ -14752,6 +14910,7 @@
           <w:lang w:val="en-US" w:eastAsia="zh-CN"/>
         </w:rPr>
       </w:pPr>
+      <w:bookmarkStart w:id="9" w:name="_Toc8626"/>
       <w:r>
         <w:rPr>
           <w:rFonts w:hint="default" w:ascii="Palatino Linotype" w:hAnsi="Palatino Linotype" w:cs="Palatino Linotype"/>
@@ -14761,6 +14920,7 @@
         </w:rPr>
         <w:t>Chapitre 7 : LA CARTE MULTIDIMENSIONNELLE - DE LA THÉORIE DES CORDES AU TRIANGLE DES BERMUDES</w:t>
       </w:r>
+      <w:bookmarkEnd w:id="9"/>
     </w:p>
     <w:p>
       <w:pPr>
@@ -15435,21 +15595,7 @@
           <w:szCs w:val="28"/>
           <w:shd w:val="clear" w:fill="FFFFFF"/>
         </w:rPr>
-        <w:t xml:space="preserve">Le phénomène de la « cité dans les nuages » ou mirage Fata Morgana : Il s'agit de l'apparition et de la disparition soudaines d'images complexes, comme des gratte-ciel </w:t>
-      </w:r>
-      <w:r>
-        <w:rPr>
-          <w:rFonts w:hint="default" w:ascii="Palatino Linotype" w:hAnsi="Palatino Linotype" w:eastAsia="sans-serif" w:cs="Palatino Linotype"/>
-          <w:i w:val="0"/>
-          <w:iCs w:val="0"/>
-          <w:caps w:val="0"/>
-          <w:color w:val="1A1C1E"/>
-          <w:spacing w:val="0"/>
-          <w:sz w:val="28"/>
-          <w:szCs w:val="28"/>
-          <w:shd w:val="clear" w:fill="FFFFFF"/>
-        </w:rPr>
-        <w:t>ou des forteresses. L'explication scientifique conventionnelle est qu'il s'agit d'un type de mirage causé par la réfraction de la lumière. Cette explication est correcte dans de nombreux cas. Mais explique-t-elle tout ? Se pourrait-il que, dans de rares cas, il ne s'agisse pas d'un reflet, mais d'une « fuite d'image », d'une superposition temporaire de notre réalité avec une autre, dans une dimension parallèle ?</w:t>
+        <w:t>Le phénomène de la « cité dans les nuages » ou mirage Fata Morgana : Il s'agit de l'apparition et de la disparition soudaines d'images complexes, comme des gratte-ciel ou des forteresses. L'explication scientifique conventionnelle est qu'il s'agit d'un type de mirage causé par la réfraction de la lumière. Cette explication est correcte dans de nombreux cas. Mais explique-t-elle tout ? Se pourrait-il que, dans de rares cas, il ne s'agisse pas d'un reflet, mais d'une « fuite d'image », d'une superposition temporaire de notre réalité avec une autre, dans une dimension parallèle ?</w:t>
       </w:r>
     </w:p>
     <w:p>
@@ -15494,21 +15640,7 @@
           <w:szCs w:val="28"/>
           <w:shd w:val="clear" w:fill="FFFFFF"/>
         </w:rPr>
-        <w:t>Le Triangle des Bermudes et autres « vortex » myst</w:t>
-      </w:r>
-      <w:r>
-        <w:rPr>
-          <w:rFonts w:hint="default" w:ascii="Palatino Linotype" w:hAnsi="Palatino Linotype" w:eastAsia="sans-serif" w:cs="Palatino Linotype"/>
-          <w:i w:val="0"/>
-          <w:iCs w:val="0"/>
-          <w:caps w:val="0"/>
-          <w:color w:val="1A1C1E"/>
-          <w:spacing w:val="0"/>
-          <w:sz w:val="28"/>
-          <w:szCs w:val="28"/>
-          <w:shd w:val="clear" w:fill="FFFFFF"/>
-        </w:rPr>
-        <w:t>érieux : L'histoire de navires et d'avions disparaissant sans laisser de trace dans le Triangle des Bermudes fait partie de la culture populaire. Bien que de nombreux cas aient été expliqués par des conditions météorologiques extrêmes ou des erreurs humaines, il reste des disparitions inexpliquées.</w:t>
+        <w:t>Le Triangle des Bermudes et autres « vortex » mystérieux : L'histoire de navires et d'avions disparaissant sans laisser de trace dans le Triangle des Bermudes fait partie de la culture populaire. Bien que de nombreux cas aient été expliqués par des conditions météorologiques extrêmes ou des erreurs humaines, il reste des disparitions inexpliquées.</w:t>
       </w:r>
     </w:p>
     <w:p>
@@ -15929,21 +16061,7 @@
           <w:szCs w:val="28"/>
           <w:shd w:val="clear" w:fill="FFFFFF"/>
         </w:rPr>
-        <w:t xml:space="preserve">Disparaître d'un point et réapparaître en un clin d'œil à un autre, à des dizaines de kilomètres </w:t>
-      </w:r>
-      <w:r>
-        <w:rPr>
-          <w:rFonts w:hint="default" w:ascii="Palatino Linotype" w:hAnsi="Palatino Linotype" w:eastAsia="sans-serif" w:cs="Palatino Linotype"/>
-          <w:i w:val="0"/>
-          <w:iCs w:val="0"/>
-          <w:caps w:val="0"/>
-          <w:color w:val="1A1C1E"/>
-          <w:spacing w:val="0"/>
-          <w:sz w:val="28"/>
-          <w:szCs w:val="28"/>
-          <w:shd w:val="clear" w:fill="FFFFFF"/>
-        </w:rPr>
-        <w:t>de distance.</w:t>
+        <w:t>Disparaître d'un point et réapparaître en un clin d'œil à un autre, à des dizaines de kilomètres de distance.</w:t>
       </w:r>
     </w:p>
     <w:p>
@@ -16215,6 +16333,7 @@
           <w:lang w:val="en-US" w:eastAsia="zh-CN"/>
         </w:rPr>
       </w:pPr>
+      <w:bookmarkStart w:id="10" w:name="_Toc19558"/>
       <w:r>
         <w:rPr>
           <w:rFonts w:hint="default" w:ascii="Palatino Linotype" w:hAnsi="Palatino Linotype" w:cs="Palatino Linotype"/>
@@ -16224,6 +16343,7 @@
         </w:rPr>
         <w:t>Chapitre 8 : LES ROYAUMES DE L'EXISTENCE</w:t>
       </w:r>
+      <w:bookmarkEnd w:id="10"/>
     </w:p>
     <w:p>
       <w:pPr>
@@ -17166,21 +17286,7 @@
           <w:szCs w:val="28"/>
           <w:shd w:val="clear" w:fill="FFFFFF"/>
         </w:rPr>
-        <w:t>Une seule pensée crée un monde (一念生世界) : Aux niveaux les plus élevés, où résident les grands Êtres Éveillés (tels que les Bo</w:t>
-      </w:r>
-      <w:r>
-        <w:rPr>
-          <w:rFonts w:hint="default" w:ascii="Palatino Linotype" w:hAnsi="Palatino Linotype" w:eastAsia="sans-serif" w:cs="Palatino Linotype"/>
-          <w:i w:val="0"/>
-          <w:iCs w:val="0"/>
-          <w:caps w:val="0"/>
-          <w:color w:val="1A1C1E"/>
-          <w:spacing w:val="0"/>
-          <w:sz w:val="28"/>
-          <w:szCs w:val="28"/>
-          <w:shd w:val="clear" w:fill="FFFFFF"/>
-        </w:rPr>
-        <w:t>uddhas, les Seigneurs), le pouvoir créateur atteint un niveau inimaginable. Une seule de leurs pensées ne crée pas seulement une « image fantôme », mais peut créer de la matière réelle, donnant naissance à un monde complet avec montagnes, rivières, ses propres lois physiques et d'innombrables êtres. Pour les êtres vivant dans ce monde, il est parfaitement réel. Notre univers tout entier, de ce point de vue, pourrait n'être que le résultat d'une seule pensée d'un tel être magnifique.</w:t>
+        <w:t>Une seule pensée crée un monde (一念生世界) : Aux niveaux les plus élevés, où résident les grands Êtres Éveillés (tels que les Bouddhas, les Seigneurs), le pouvoir créateur atteint un niveau inimaginable. Une seule de leurs pensées ne crée pas seulement une « image fantôme », mais peut créer de la matière réelle, donnant naissance à un monde complet avec montagnes, rivières, ses propres lois physiques et d'innombrables êtres. Pour les êtres vivant dans ce monde, il est parfaitement réel. Notre univers tout entier, de ce point de vue, pourrait n'être que le résultat d'une seule pensée d'un tel être magnifique.</w:t>
       </w:r>
     </w:p>
     <w:p>
@@ -17666,6 +17772,7 @@
           <w:lang w:val="en-US" w:eastAsia="zh-CN"/>
         </w:rPr>
       </w:pPr>
+      <w:bookmarkStart w:id="11" w:name="_Toc9379"/>
       <w:r>
         <w:rPr>
           <w:rFonts w:hint="default" w:ascii="Palatino Linotype" w:hAnsi="Palatino Linotype" w:cs="Palatino Linotype"/>
@@ -17699,6 +17806,7 @@
         </w:rPr>
         <w:t>LES PREUVES DE L'EXPÉRIENCE HUMAINE</w:t>
       </w:r>
+      <w:bookmarkEnd w:id="11"/>
     </w:p>
     <w:p>
       <w:pPr>
@@ -17973,6 +18081,7 @@
           <w:lang w:val="en-US" w:eastAsia="zh-CN"/>
         </w:rPr>
       </w:pPr>
+      <w:bookmarkStart w:id="12" w:name="_Toc16"/>
       <w:r>
         <w:rPr>
           <w:rFonts w:hint="default" w:ascii="Palatino Linotype" w:hAnsi="Palatino Linotype" w:cs="Palatino Linotype"/>
@@ -17982,6 +18091,7 @@
         </w:rPr>
         <w:t>Chapitre 9 : LE RÊVE - PORTE D'ENTRÉE VERS D'AUTRES RÉALITÉS</w:t>
       </w:r>
+      <w:bookmarkEnd w:id="12"/>
     </w:p>
     <w:p>
       <w:pPr>
@@ -18527,21 +18637,7 @@
           <w:szCs w:val="28"/>
           <w:shd w:val="clear" w:fill="FFFFFF"/>
         </w:rPr>
-        <w:t xml:space="preserve">Attachements et désirs profonds : Ce que </w:t>
-      </w:r>
-      <w:r>
-        <w:rPr>
-          <w:rFonts w:hint="default" w:ascii="Palatino Linotype" w:hAnsi="Palatino Linotype" w:eastAsia="sans-serif" w:cs="Palatino Linotype"/>
-          <w:i w:val="0"/>
-          <w:iCs w:val="0"/>
-          <w:caps w:val="0"/>
-          <w:color w:val="1A1C1E"/>
-          <w:spacing w:val="0"/>
-          <w:sz w:val="28"/>
-          <w:szCs w:val="28"/>
-          <w:shd w:val="clear" w:fill="FFFFFF"/>
-        </w:rPr>
-        <w:t>nous désirons, espérons ou regrettons le plus trouvera souvent un moyen de s'exprimer en rêve. Une personne qui désire la richesse peut rêver qu'elle gagne à la loterie. Une personne qui regrette un amour passé peut rêver de retrouvailles. Le rêve devient une scène où nous pouvons satisfaire temporairement ce qui est inaccessible dans la réalité.</w:t>
+        <w:t>Attachements et désirs profonds : Ce que nous désirons, espérons ou regrettons le plus trouvera souvent un moyen de s'exprimer en rêve. Une personne qui désire la richesse peut rêver qu'elle gagne à la loterie. Une personne qui regrette un amour passé peut rêver de retrouvailles. Le rêve devient une scène où nous pouvons satisfaire temporairement ce qui est inaccessible dans la réalité.</w:t>
       </w:r>
     </w:p>
     <w:p>
@@ -18586,21 +18682,7 @@
           <w:szCs w:val="28"/>
           <w:shd w:val="clear" w:fill="FFFFFF"/>
         </w:rPr>
-        <w:t xml:space="preserve">Peurs et </w:t>
-      </w:r>
-      <w:r>
-        <w:rPr>
-          <w:rFonts w:hint="default" w:ascii="Palatino Linotype" w:hAnsi="Palatino Linotype" w:eastAsia="sans-serif" w:cs="Palatino Linotype"/>
-          <w:i w:val="0"/>
-          <w:iCs w:val="0"/>
-          <w:caps w:val="0"/>
-          <w:color w:val="1A1C1E"/>
-          <w:spacing w:val="0"/>
-          <w:sz w:val="28"/>
-          <w:szCs w:val="28"/>
-          <w:shd w:val="clear" w:fill="FFFFFF"/>
-        </w:rPr>
-        <w:t>angoisses latentes : C'est la source des cauchemars. Ce que nous craignons le plus – l'échec, l'abandon, la mort – sera amplifié par l'esprit en scénarios terrifiants. Un dicton de la sagesse orientale dit que « les démons naissent de son propre cœur » (自心生魔), et cette phrase semble saisir l'essence du mécanisme des cauchemars. Le « monstre » qui nous poursuit en rêve ne vient peut-être pas de loin, mais naît de notre propre peur.</w:t>
+        <w:t>Peurs et angoisses latentes : C'est la source des cauchemars. Ce que nous craignons le plus – l'échec, l'abandon, la mort – sera amplifié par l'esprit en scénarios terrifiants. Un dicton de la sagesse orientale dit que « les démons naissent de son propre cœur » (自心生魔), et cette phrase semble saisir l'essence du mécanisme des cauchemars. Le « monstre » qui nous poursuit en rêve ne vient peut-être pas de loin, mais naît de notre propre peur.</w:t>
       </w:r>
     </w:p>
     <w:p>
@@ -18879,21 +18961,7 @@
           <w:szCs w:val="28"/>
           <w:shd w:val="clear" w:fill="FFFFFF"/>
         </w:rPr>
-        <w:t>Expériences prémonitoires : Certains rêves semblent annoncer des événements à venir. C'est un phé</w:t>
-      </w:r>
-      <w:r>
-        <w:rPr>
-          <w:rFonts w:hint="default" w:ascii="Palatino Linotype" w:hAnsi="Palatino Linotype" w:eastAsia="sans-serif" w:cs="Palatino Linotype"/>
-          <w:i w:val="0"/>
-          <w:iCs w:val="0"/>
-          <w:caps w:val="0"/>
-          <w:color w:val="1A1C1E"/>
-          <w:spacing w:val="0"/>
-          <w:sz w:val="28"/>
-          <w:szCs w:val="28"/>
-          <w:shd w:val="clear" w:fill="FFFFFF"/>
-        </w:rPr>
-        <w:t>nomène complexe, qui peut être interprété comme le fait que, dans un état libéré du flux temporel linéaire du monde matériel, l'Esprit Originel a la capacité de percevoir les « ondulations » d'événements futurs.</w:t>
+        <w:t>Expériences prémonitoires : Certains rêves semblent annoncer des événements à venir. C'est un phénomène complexe, qui peut être interprété comme le fait que, dans un état libéré du flux temporel linéaire du monde matériel, l'Esprit Originel a la capacité de percevoir les « ondulations » d'événements futurs.</w:t>
       </w:r>
     </w:p>
     <w:p>
@@ -19104,21 +19172,7 @@
           <w:szCs w:val="28"/>
           <w:shd w:val="clear" w:fill="FFFFFF"/>
         </w:rPr>
-        <w:t>Un esprit accablé par la colère, la haine ou des désirs vils peut entrer en résonance ave</w:t>
-      </w:r>
-      <w:r>
-        <w:rPr>
-          <w:rFonts w:hint="default" w:ascii="Palatino Linotype" w:hAnsi="Palatino Linotype" w:eastAsia="sans-serif" w:cs="Palatino Linotype"/>
-          <w:i w:val="0"/>
-          <w:iCs w:val="0"/>
-          <w:caps w:val="0"/>
-          <w:color w:val="1A1C1E"/>
-          <w:spacing w:val="0"/>
-          <w:sz w:val="28"/>
-          <w:szCs w:val="28"/>
-          <w:shd w:val="clear" w:fill="FFFFFF"/>
-        </w:rPr>
-        <w:t>c des royaumes de basse fréquence, lourds. C'est pourquoi les personnes ayant un état d'esprit négatif sont plus sujettes aux cauchemars ou aux visions effrayantes.</w:t>
+        <w:t>Un esprit accablé par la colère, la haine ou des désirs vils peut entrer en résonance avec des royaumes de basse fréquence, lourds. C'est pourquoi les personnes ayant un état d'esprit négatif sont plus sujettes aux cauchemars ou aux visions effrayantes.</w:t>
       </w:r>
     </w:p>
     <w:p>
@@ -19163,21 +19217,7 @@
           <w:szCs w:val="28"/>
           <w:shd w:val="clear" w:fill="FFFFFF"/>
         </w:rPr>
-        <w:t>Inversement, un esprit pur, rempli de compassion et de bienveillance, peut entrer en résonance avec des royaumes de plus haute fréquence</w:t>
-      </w:r>
-      <w:r>
-        <w:rPr>
-          <w:rFonts w:hint="default" w:ascii="Palatino Linotype" w:hAnsi="Palatino Linotype" w:eastAsia="sans-serif" w:cs="Palatino Linotype"/>
-          <w:i w:val="0"/>
-          <w:iCs w:val="0"/>
-          <w:caps w:val="0"/>
-          <w:color w:val="1A1C1E"/>
-          <w:spacing w:val="0"/>
-          <w:sz w:val="28"/>
-          <w:szCs w:val="28"/>
-          <w:shd w:val="clear" w:fill="FFFFFF"/>
-        </w:rPr>
-        <w:t>, plus clairs et plus sereins.</w:t>
+        <w:t>Inversement, un esprit pur, rempli de compassion et de bienveillance, peut entrer en résonance avec des royaumes de plus haute fréquence, plus clairs et plus sereins.</w:t>
       </w:r>
     </w:p>
     <w:p>
@@ -19400,6 +19440,7 @@
           <w:lang w:val="en-US" w:eastAsia="zh-CN"/>
         </w:rPr>
       </w:pPr>
+      <w:bookmarkStart w:id="13" w:name="_Toc14797"/>
       <w:r>
         <w:rPr>
           <w:rFonts w:hint="default" w:ascii="Palatino Linotype" w:hAnsi="Palatino Linotype" w:cs="Palatino Linotype"/>
@@ -19409,6 +19450,7 @@
         </w:rPr>
         <w:t>Chapitre 10 : L'INSPIRATION - L'ÉCHO D'AUTRES RÉALITÉS</w:t>
       </w:r>
+      <w:bookmarkEnd w:id="13"/>
     </w:p>
     <w:p>
       <w:pPr>
@@ -20880,6 +20922,7 @@
           <w:lang w:val="en-US" w:eastAsia="zh-CN"/>
         </w:rPr>
       </w:pPr>
+      <w:bookmarkStart w:id="14" w:name="_Toc32564"/>
       <w:r>
         <w:rPr>
           <w:rFonts w:hint="default" w:ascii="Palatino Linotype" w:hAnsi="Palatino Linotype" w:cs="Palatino Linotype"/>
@@ -20889,6 +20932,7 @@
         </w:rPr>
         <w:t>Chapitre 11 : LA POSSESSION - QUAND LES CONSCIENCES SE DISPUTENT LE MÊME CORPS</w:t>
       </w:r>
+      <w:bookmarkEnd w:id="14"/>
     </w:p>
     <w:p>
       <w:pPr>
@@ -21696,21 +21740,7 @@
           <w:szCs w:val="28"/>
           <w:shd w:val="clear" w:fill="FFFFFF"/>
         </w:rPr>
-        <w:t>Un lourd fardeau karmique : Des dettes de vies a</w:t>
-      </w:r>
-      <w:r>
-        <w:rPr>
-          <w:rFonts w:hint="default" w:ascii="Palatino Linotype" w:hAnsi="Palatino Linotype" w:eastAsia="sans-serif" w:cs="Palatino Linotype"/>
-          <w:i w:val="0"/>
-          <w:iCs w:val="0"/>
-          <w:caps w:val="0"/>
-          <w:color w:val="1A1C1E"/>
-          <w:spacing w:val="0"/>
-          <w:sz w:val="28"/>
-          <w:szCs w:val="28"/>
-          <w:shd w:val="clear" w:fill="FFFFFF"/>
-        </w:rPr>
-        <w:t>ntérieures peuvent créer un lien négatif, donnant aux « créanciers » du monde invisible l'occasion de venir réclamer leur dû en harcelant ou en possédant.</w:t>
+        <w:t>Un lourd fardeau karmique : Des dettes de vies antérieures peuvent créer un lien négatif, donnant aux « créanciers » du monde invisible l'occasion de venir réclamer leur dû en harcelant ou en possédant.</w:t>
       </w:r>
     </w:p>
     <w:p>
@@ -22567,6 +22597,7 @@
           <w:lang w:val="en-US" w:eastAsia="zh-CN"/>
         </w:rPr>
       </w:pPr>
+      <w:bookmarkStart w:id="15" w:name="_Toc4886"/>
       <w:r>
         <w:rPr>
           <w:rFonts w:hint="default" w:ascii="Palatino Linotype" w:hAnsi="Palatino Linotype" w:cs="Palatino Linotype"/>
@@ -22576,6 +22607,7 @@
         </w:rPr>
         <w:t>Chapitre 12 : LES CAPACITÉS SUPRANORMALES - QUAND LA CONSCIENCE PLIE LES LOIS DE LA PHYSIQUE</w:t>
       </w:r>
+      <w:bookmarkEnd w:id="15"/>
     </w:p>
     <w:p>
       <w:pPr>
@@ -23134,21 +23166,7 @@
           <w:szCs w:val="28"/>
           <w:shd w:val="clear" w:fill="FFFFFF"/>
         </w:rPr>
-        <w:t xml:space="preserve">Faire germer des graines : L'une des expériences </w:t>
-      </w:r>
-      <w:r>
-        <w:rPr>
-          <w:rFonts w:hint="default" w:ascii="Palatino Linotype" w:hAnsi="Palatino Linotype" w:eastAsia="sans-serif" w:cs="Palatino Linotype"/>
-          <w:i w:val="0"/>
-          <w:iCs w:val="0"/>
-          <w:caps w:val="0"/>
-          <w:color w:val="1A1C1E"/>
-          <w:spacing w:val="0"/>
-          <w:sz w:val="28"/>
-          <w:szCs w:val="28"/>
-          <w:shd w:val="clear" w:fill="FFFFFF"/>
-        </w:rPr>
-        <w:t>les plus célèbres a été celle d'un maître de qigong utilisant son esprit pour faire germer une graine (par exemple, un haricot) et la faire pousser de plusieurs centimètres en quelques minutes seulement, un processus qui prend normalement plusieurs jours.</w:t>
+        <w:t>Faire germer des graines : L'une des expériences les plus célèbres a été celle d'un maître de qigong utilisant son esprit pour faire germer une graine (par exemple, un haricot) et la faire pousser de plusieurs centimètres en quelques minutes seulement, un processus qui prend normalement plusieurs jours.</w:t>
       </w:r>
     </w:p>
     <w:p>
@@ -23427,21 +23445,7 @@
           <w:szCs w:val="28"/>
           <w:shd w:val="clear" w:fill="FFFFFF"/>
         </w:rPr>
-        <w:t>Lévitation : C'est la capacité d'utiliser la conscience pour</w:t>
-      </w:r>
-      <w:r>
-        <w:rPr>
-          <w:rFonts w:hint="default" w:ascii="Palatino Linotype" w:hAnsi="Palatino Linotype" w:eastAsia="sans-serif" w:cs="Palatino Linotype"/>
-          <w:i w:val="0"/>
-          <w:iCs w:val="0"/>
-          <w:caps w:val="0"/>
-          <w:color w:val="1A1C1E"/>
-          <w:spacing w:val="0"/>
-          <w:sz w:val="28"/>
-          <w:szCs w:val="28"/>
-          <w:shd w:val="clear" w:fill="FFFFFF"/>
-        </w:rPr>
-        <w:t xml:space="preserve"> vaincre la gravité et s'élever du sol. Ce phénomène a été rapporté dans de nombreuses cultures, des saints catholiques aux moines tibétains.</w:t>
+        <w:t>Lévitation : C'est la capacité d'utiliser la conscience pour vaincre la gravité et s'élever du sol. Ce phénomène a été rapporté dans de nombreuses cultures, des saints catholiques aux moines tibétains.</w:t>
       </w:r>
     </w:p>
     <w:p>
@@ -23960,21 +23964,7 @@
           <w:szCs w:val="28"/>
           <w:shd w:val="clear" w:fill="FFFFFF"/>
         </w:rPr>
-        <w:t>Rétrocognition : La capacité d'accéder à des inform</w:t>
-      </w:r>
-      <w:r>
-        <w:rPr>
-          <w:rFonts w:hint="default" w:ascii="Palatino Linotype" w:hAnsi="Palatino Linotype" w:eastAsia="sans-serif" w:cs="Palatino Linotype"/>
-          <w:i w:val="0"/>
-          <w:iCs w:val="0"/>
-          <w:caps w:val="0"/>
-          <w:color w:val="1A1C1E"/>
-          <w:spacing w:val="0"/>
-          <w:sz w:val="28"/>
-          <w:szCs w:val="28"/>
-          <w:shd w:val="clear" w:fill="FFFFFF"/>
-        </w:rPr>
-        <w:t>ations, des images sur des événements passés.</w:t>
+        <w:t>Rétrocognition : La capacité d'accéder à des informations, des images sur des événements passés.</w:t>
       </w:r>
     </w:p>
     <w:p>
@@ -24445,6 +24435,7 @@
           <w:lang w:val="en-US" w:eastAsia="zh-CN"/>
         </w:rPr>
       </w:pPr>
+      <w:bookmarkStart w:id="16" w:name="_Toc14177"/>
       <w:r>
         <w:rPr>
           <w:rFonts w:hint="default" w:ascii="Palatino Linotype" w:hAnsi="Palatino Linotype" w:cs="Palatino Linotype"/>
@@ -24467,6 +24458,7 @@
         </w:rPr>
         <w:t>DÉCHIFFRER LES PLUS GRANDS MYSTÈRES</w:t>
       </w:r>
+      <w:bookmarkEnd w:id="16"/>
     </w:p>
     <w:p>
       <w:pPr>
@@ -24581,6 +24573,7 @@
           <w:lang w:val="en-US" w:eastAsia="zh-CN"/>
         </w:rPr>
       </w:pPr>
+      <w:bookmarkStart w:id="17" w:name="_Toc17951"/>
       <w:r>
         <w:rPr>
           <w:rFonts w:hint="default" w:ascii="Palatino Linotype" w:hAnsi="Palatino Linotype" w:cs="Palatino Linotype"/>
@@ -24590,6 +24583,7 @@
         </w:rPr>
         <w:t>Chapitre 13 : LA VIE EXTRATERRESTRE - UNE PERSPECTIVE MULTIDIMENSIONNELLE</w:t>
       </w:r>
+      <w:bookmarkEnd w:id="17"/>
     </w:p>
     <w:p>
       <w:pPr>
@@ -25789,21 +25783,7 @@
           <w:szCs w:val="28"/>
           <w:shd w:val="clear" w:fill="FFFFFF"/>
         </w:rPr>
-        <w:t xml:space="preserve">Même le Soleil, la boule de feu que nous considérons comme un enfer, pourrait être un paradis resplendissant pour des êtres dont le </w:t>
-      </w:r>
-      <w:r>
-        <w:rPr>
-          <w:rFonts w:hint="default" w:ascii="Palatino Linotype" w:hAnsi="Palatino Linotype" w:eastAsia="sans-serif" w:cs="Palatino Linotype"/>
-          <w:i w:val="0"/>
-          <w:iCs w:val="0"/>
-          <w:caps w:val="0"/>
-          <w:color w:val="1A1C1E"/>
-          <w:spacing w:val="0"/>
-          <w:sz w:val="28"/>
-          <w:szCs w:val="28"/>
-          <w:shd w:val="clear" w:fill="FFFFFF"/>
-        </w:rPr>
-        <w:t>corps est fait de plasma et de lumière, existant dans un royaume bien plus élevé.</w:t>
+        <w:t>Même le Soleil, la boule de feu que nous considérons comme un enfer, pourrait être un paradis resplendissant pour des êtres dont le corps est fait de plasma et de lumière, existant dans un royaume bien plus élevé.</w:t>
       </w:r>
     </w:p>
     <w:p>
@@ -26311,6 +26291,7 @@
           <w:lang w:val="en-US" w:eastAsia="zh-CN"/>
         </w:rPr>
       </w:pPr>
+      <w:bookmarkStart w:id="18" w:name="_Toc5302"/>
       <w:r>
         <w:rPr>
           <w:rFonts w:hint="default" w:ascii="Palatino Linotype" w:hAnsi="Palatino Linotype" w:cs="Palatino Linotype"/>
@@ -26320,6 +26301,7 @@
         </w:rPr>
         <w:t>Chapitre 14 : LE BIG BANG - UNE BULLE ÉCLATANT SUR L'OCÉAN ?!</w:t>
       </w:r>
+      <w:bookmarkEnd w:id="18"/>
     </w:p>
     <w:p>
       <w:pPr>
@@ -26717,21 +26699,7 @@
           <w:szCs w:val="28"/>
           <w:shd w:val="clear" w:fill="FFFFFF"/>
         </w:rPr>
-        <w:t>Le prob</w:t>
-      </w:r>
-      <w:r>
-        <w:rPr>
-          <w:rFonts w:hint="default" w:ascii="Palatino Linotype" w:hAnsi="Palatino Linotype" w:eastAsia="sans-serif" w:cs="Palatino Linotype"/>
-          <w:i w:val="0"/>
-          <w:iCs w:val="0"/>
-          <w:caps w:val="0"/>
-          <w:color w:val="1A1C1E"/>
-          <w:spacing w:val="0"/>
-          <w:sz w:val="28"/>
-          <w:szCs w:val="28"/>
-          <w:shd w:val="clear" w:fill="FFFFFF"/>
-        </w:rPr>
-        <w:t>lème de la nature de la Matière : Ou bien il y a une autre possibilité, que cette « singularité » n'était pas constituée des particules atomiques que nous connaissons. Peut-être était-elle formée de microparticules d'un niveau bien inférieur, des particules que le tableau périodique des éléments ne décrit pas. Mais si c'est le cas, cela signifie que les lois de la physique que nous avons construites sur le monde atomique seraient totalement inutiles pour la décrire. Nous utiliserions une carte de la Terre pour essayer de trouver notre chemin sur le Soleil.</w:t>
+        <w:t>Le problème de la nature de la Matière : Ou bien il y a une autre possibilité, que cette « singularité » n'était pas constituée des particules atomiques que nous connaissons. Peut-être était-elle formée de microparticules d'un niveau bien inférieur, des particules que le tableau périodique des éléments ne décrit pas. Mais si c'est le cas, cela signifie que les lois de la physique que nous avons construites sur le monde atomique seraient totalement inutiles pour la décrire. Nous utiliserions une carte de la Terre pour essayer de trouver notre chemin sur le Soleil.</w:t>
       </w:r>
     </w:p>
     <w:p>
@@ -27283,21 +27251,7 @@
           <w:szCs w:val="28"/>
           <w:shd w:val="clear" w:fill="FFFFFF"/>
         </w:rPr>
-        <w:t>Ou ce p</w:t>
-      </w:r>
-      <w:r>
-        <w:rPr>
-          <w:rFonts w:hint="default" w:ascii="Palatino Linotype" w:hAnsi="Palatino Linotype" w:eastAsia="sans-serif" w:cs="Palatino Linotype"/>
-          <w:i w:val="0"/>
-          <w:iCs w:val="0"/>
-          <w:caps w:val="0"/>
-          <w:color w:val="1A1C1E"/>
-          <w:spacing w:val="0"/>
-          <w:sz w:val="28"/>
-          <w:szCs w:val="28"/>
-          <w:shd w:val="clear" w:fill="FFFFFF"/>
-        </w:rPr>
-        <w:t>ourrait être simplement le mouvement relatif de notre amas d'univers au sein d'une structure encore plus grande.</w:t>
+        <w:t>Ou ce pourrait être simplement le mouvement relatif de notre amas d'univers au sein d'une structure encore plus grande.</w:t>
       </w:r>
     </w:p>
     <w:p>
@@ -27861,21 +27815,7 @@
           <w:szCs w:val="28"/>
           <w:shd w:val="clear" w:fill="FFFFFF"/>
         </w:rPr>
-        <w:t>Déclin (壞) : La phase de dégénérescence, où l'ordre commence à s'effondrer et l'énergie à s'épuis</w:t>
-      </w:r>
-      <w:r>
-        <w:rPr>
-          <w:rFonts w:hint="default" w:ascii="Palatino Linotype" w:hAnsi="Palatino Linotype" w:eastAsia="sans-serif" w:cs="Palatino Linotype"/>
-          <w:i w:val="0"/>
-          <w:iCs w:val="0"/>
-          <w:caps w:val="0"/>
-          <w:color w:val="1A1C1E"/>
-          <w:spacing w:val="0"/>
-          <w:sz w:val="28"/>
-          <w:szCs w:val="28"/>
-          <w:shd w:val="clear" w:fill="FFFFFF"/>
-        </w:rPr>
-        <w:t>er.</w:t>
+        <w:t>Déclin (壞) : La phase de dégénérescence, où l'ordre commence à s'effondrer et l'énergie à s'épuiser.</w:t>
       </w:r>
     </w:p>
     <w:p>
@@ -28502,6 +28442,7 @@
           <w:lang w:val="en-US" w:eastAsia="zh-CN"/>
         </w:rPr>
       </w:pPr>
+      <w:bookmarkStart w:id="19" w:name="_Toc12143"/>
       <w:r>
         <w:rPr>
           <w:rFonts w:hint="default" w:ascii="Palatino Linotype" w:hAnsi="Palatino Linotype" w:cs="Palatino Linotype"/>
@@ -28511,6 +28452,7 @@
         </w:rPr>
         <w:t>Chapitre 15 : LA GALAXIE - CIRCUIT VIVANT DE L'UNIVERS</w:t>
       </w:r>
+      <w:bookmarkEnd w:id="19"/>
     </w:p>
     <w:p>
       <w:pPr>
@@ -30059,6 +30001,7 @@
           <w:lang w:val="en-US" w:eastAsia="zh-CN"/>
         </w:rPr>
       </w:pPr>
+      <w:bookmarkStart w:id="20" w:name="_Toc9979"/>
       <w:r>
         <w:rPr>
           <w:rFonts w:hint="default" w:ascii="Palatino Linotype" w:hAnsi="Palatino Linotype" w:cs="Palatino Linotype"/>
@@ -30068,6 +30011,7 @@
         </w:rPr>
         <w:t>Chapitre 16 : TROU NOIR, MATIÈRE NOIRE ET ÉNERGIE NOIRE - UNE RÉINTERPRÉTATION</w:t>
       </w:r>
+      <w:bookmarkEnd w:id="20"/>
     </w:p>
     <w:p>
       <w:pPr>
@@ -31540,6 +31484,7 @@
           <w:lang w:val="en-US" w:eastAsia="zh-CN"/>
         </w:rPr>
       </w:pPr>
+      <w:bookmarkStart w:id="21" w:name="_Toc6044"/>
       <w:r>
         <w:rPr>
           <w:rFonts w:hint="default" w:ascii="Palatino Linotype" w:hAnsi="Palatino Linotype" w:cs="Palatino Linotype"/>
@@ -31573,6 +31518,7 @@
         </w:rPr>
         <w:t>LA VISION D'ENSEMBLE ET L'HOMME EN SON SEIN</w:t>
       </w:r>
+      <w:bookmarkEnd w:id="21"/>
     </w:p>
     <w:p>
       <w:pPr>
@@ -31687,6 +31633,7 @@
           <w:lang w:val="en-US" w:eastAsia="zh-CN"/>
         </w:rPr>
       </w:pPr>
+      <w:bookmarkStart w:id="22" w:name="_Toc29850"/>
       <w:r>
         <w:rPr>
           <w:rFonts w:hint="default" w:ascii="Palatino Linotype" w:hAnsi="Palatino Linotype" w:cs="Palatino Linotype"/>
@@ -31696,6 +31643,7 @@
         </w:rPr>
         <w:t>Chapitre 17 : L'ARCHITECTURE FRACTALE - DU MICROCOSME AU MACROCOSME</w:t>
       </w:r>
+      <w:bookmarkEnd w:id="22"/>
     </w:p>
     <w:p>
       <w:pPr>
@@ -32286,21 +32234,7 @@
           <w:szCs w:val="28"/>
           <w:shd w:val="clear" w:fill="FFFFFF"/>
         </w:rPr>
-        <w:t>Une galax</w:t>
-      </w:r>
-      <w:r>
-        <w:rPr>
-          <w:rFonts w:hint="default" w:ascii="Palatino Linotype" w:hAnsi="Palatino Linotype" w:eastAsia="sans-serif" w:cs="Palatino Linotype"/>
-          <w:i w:val="0"/>
-          <w:iCs w:val="0"/>
-          <w:caps w:val="0"/>
-          <w:color w:val="1A1C1E"/>
-          <w:spacing w:val="0"/>
-          <w:sz w:val="28"/>
-          <w:szCs w:val="28"/>
-          <w:shd w:val="clear" w:fill="FFFFFF"/>
-        </w:rPr>
-        <w:t>ie : Des milliards de systèmes solaires tournent autour d'un centre galactique.</w:t>
+        <w:t>Une galaxie : Des milliards de systèmes solaires tournent autour d'un centre galactique.</w:t>
       </w:r>
     </w:p>
     <w:p>
@@ -32557,6 +32491,7 @@
         <w:keepLines w:val="0"/>
         <w:widowControl/>
         <w:numPr>
+          <w:ilvl w:val="0"/>
           <w:numId w:val="0"/>
         </w:numPr>
         <w:suppressLineNumbers w:val="0"/>
@@ -32767,21 +32702,7 @@
           <w:szCs w:val="28"/>
           <w:shd w:val="clear" w:fill="FFFFFF"/>
         </w:rPr>
-        <w:t>À partir</w:t>
-      </w:r>
-      <w:r>
-        <w:rPr>
-          <w:rFonts w:hint="default" w:ascii="Palatino Linotype" w:hAnsi="Palatino Linotype" w:eastAsia="sans-serif" w:cs="Palatino Linotype"/>
-          <w:i w:val="0"/>
-          <w:iCs w:val="0"/>
-          <w:caps w:val="0"/>
-          <w:color w:val="1A1C1E"/>
-          <w:spacing w:val="0"/>
-          <w:sz w:val="28"/>
-          <w:szCs w:val="28"/>
-          <w:shd w:val="clear" w:fill="FFFFFF"/>
-        </w:rPr>
-        <w:t xml:space="preserve"> de ces « particules », des structures intermédiaires plus complexes se forment : Système Solaire, Galaxie, Amas de Galaxies...</w:t>
+        <w:t>À partir de ces « particules », des structures intermédiaires plus complexes se forment : Système Solaire, Galaxie, Amas de Galaxies...</w:t>
       </w:r>
     </w:p>
     <w:p>
@@ -33037,21 +32958,7 @@
           <w:szCs w:val="28"/>
           <w:shd w:val="clear" w:fill="FFFFFF"/>
         </w:rPr>
-        <w:t>La véritable « Particule Fondamentale » de Niveau 0 et des niveaux inférieurs reste une inconnue, des mondes microscopiques que nous n'a</w:t>
-      </w:r>
-      <w:r>
-        <w:rPr>
-          <w:rFonts w:hint="default" w:ascii="Palatino Linotype" w:hAnsi="Palatino Linotype" w:eastAsia="sans-serif" w:cs="Palatino Linotype"/>
-          <w:i w:val="0"/>
-          <w:iCs w:val="0"/>
-          <w:caps w:val="0"/>
-          <w:color w:val="1A1C1E"/>
-          <w:spacing w:val="0"/>
-          <w:sz w:val="28"/>
-          <w:szCs w:val="28"/>
-          <w:shd w:val="clear" w:fill="FFFFFF"/>
-        </w:rPr>
-        <w:t>vons jamais connus.</w:t>
+        <w:t>La véritable « Particule Fondamentale » de Niveau 0 et des niveaux inférieurs reste une inconnue, des mondes microscopiques que nous n'avons jamais connus.</w:t>
       </w:r>
     </w:p>
     <w:p>
@@ -33675,6 +33582,7 @@
           <w:lang w:val="en-US" w:eastAsia="zh-CN"/>
         </w:rPr>
       </w:pPr>
+      <w:bookmarkStart w:id="23" w:name="_Toc29423"/>
       <w:r>
         <w:rPr>
           <w:rFonts w:hint="default" w:ascii="Palatino Linotype" w:hAnsi="Palatino Linotype" w:cs="Palatino Linotype"/>
@@ -33684,6 +33592,7 @@
         </w:rPr>
         <w:t>Chapitre 18 : AU-DELÀ DE LA FRONTIÈRE DE L'OBSERVATION</w:t>
       </w:r>
+      <w:bookmarkEnd w:id="23"/>
     </w:p>
     <w:p>
       <w:pPr>
@@ -35189,6 +35098,7 @@
           <w:lang w:val="en-US" w:eastAsia="zh-CN"/>
         </w:rPr>
       </w:pPr>
+      <w:bookmarkStart w:id="24" w:name="_Toc4654"/>
       <w:r>
         <w:rPr>
           <w:rFonts w:hint="default" w:ascii="Palatino Linotype" w:hAnsi="Palatino Linotype" w:cs="Palatino Linotype"/>
@@ -35198,6 +35108,7 @@
         </w:rPr>
         <w:t>Chapitre 19 : L'UNIVERS EST UN MIROIR - QUEL EST VOTRE SENS ?</w:t>
       </w:r>
+      <w:bookmarkEnd w:id="24"/>
     </w:p>
     <w:p>
       <w:pPr>
@@ -36545,6 +36456,7 @@
           <w:lang w:val="en-US" w:eastAsia="zh-CN"/>
         </w:rPr>
       </w:pPr>
+      <w:bookmarkStart w:id="25" w:name="_Toc5928"/>
       <w:r>
         <w:rPr>
           <w:rFonts w:hint="default" w:ascii="Palatino Linotype" w:hAnsi="Palatino Linotype" w:cs="Palatino Linotype"/>
@@ -36554,6 +36466,7 @@
         </w:rPr>
         <w:t>CONCLUSION : ÉCOUTER LE SOUFFLE DE L'UNIVERS</w:t>
       </w:r>
+      <w:bookmarkEnd w:id="25"/>
     </w:p>
     <w:p>
       <w:pPr>
@@ -36955,6 +36868,7 @@
           <w:lang w:val="en-US" w:eastAsia="zh-CN"/>
         </w:rPr>
       </w:pPr>
+      <w:bookmarkStart w:id="26" w:name="_Toc3013"/>
       <w:r>
         <w:rPr>
           <w:rFonts w:hint="default" w:ascii="Palatino Linotype" w:hAnsi="Palatino Linotype" w:cs="Palatino Linotype"/>
@@ -36964,6 +36878,7 @@
         </w:rPr>
         <w:t>ANNEXE</w:t>
       </w:r>
+      <w:bookmarkEnd w:id="26"/>
     </w:p>
     <w:p>
       <w:pPr>
@@ -37217,7 +37132,37 @@
           <w:szCs w:val="24"/>
           <w:shd w:val="clear" w:fill="FFFFFF"/>
         </w:rPr>
-        <w:t xml:space="preserve"> (Ngũ Hành) : Système de la sagesse orientale décrivant les cinq états de mouvement fondamentaux de l'énergie : Métal (condensation), Bois (croissance), Eau (fluidité), Feu (émission), Terre (stabilité). Il décrit la fonction et l'équilibre dynamique, et non cinq types de substances matérielles.</w:t>
+        <w:t xml:space="preserve"> </w:t>
+      </w:r>
+      <w:r>
+        <w:rPr>
+          <w:rFonts w:hint="default" w:ascii="Palatino Linotype" w:hAnsi="Palatino Linotype" w:eastAsia="sans-serif" w:cs="Palatino Linotype"/>
+          <w:b/>
+          <w:bCs/>
+          <w:i w:val="0"/>
+          <w:iCs w:val="0"/>
+          <w:caps w:val="0"/>
+          <w:color w:val="1A1C1E"/>
+          <w:spacing w:val="0"/>
+          <w:sz w:val="24"/>
+          <w:szCs w:val="24"/>
+          <w:shd w:val="clear" w:fill="FFFFFF"/>
+        </w:rPr>
+        <w:t>(五行)</w:t>
+      </w:r>
+      <w:r>
+        <w:rPr>
+          <w:rFonts w:hint="default" w:ascii="Palatino Linotype" w:hAnsi="Palatino Linotype" w:eastAsia="sans-serif" w:cs="Palatino Linotype"/>
+          <w:i w:val="0"/>
+          <w:iCs w:val="0"/>
+          <w:caps w:val="0"/>
+          <w:color w:val="1A1C1E"/>
+          <w:spacing w:val="0"/>
+          <w:sz w:val="24"/>
+          <w:szCs w:val="24"/>
+          <w:shd w:val="clear" w:fill="FFFFFF"/>
+        </w:rPr>
+        <w:t> : Système de la sagesse orientale décrivant les cinq états de mouvement fondamentaux de l'énergie : Métal (condensation), Bois (croissance), Eau (fluidité), Feu (émission), Terre (stabilité). Il décrit la fonction et l'équilibre dynamique, et non cinq types de substances matérielles.</w:t>
       </w:r>
     </w:p>
     <w:p>
@@ -37284,7 +37229,37 @@
           <w:szCs w:val="24"/>
           <w:shd w:val="clear" w:fill="FFFFFF"/>
         </w:rPr>
-        <w:t xml:space="preserve"> (Tam Giới) : Dans le contexte de ce livre, ce terme désigne l'ensemble du domaine spatio-temporel matériel et visible, où les êtres sont régis par les lois physiques connues et le cycle de la vie et de la mort.</w:t>
+        <w:t xml:space="preserve"> </w:t>
+      </w:r>
+      <w:r>
+        <w:rPr>
+          <w:rFonts w:hint="default" w:ascii="Palatino Linotype" w:hAnsi="Palatino Linotype" w:eastAsia="sans-serif" w:cs="Palatino Linotype"/>
+          <w:b/>
+          <w:bCs/>
+          <w:i w:val="0"/>
+          <w:iCs w:val="0"/>
+          <w:caps w:val="0"/>
+          <w:color w:val="1A1C1E"/>
+          <w:spacing w:val="0"/>
+          <w:sz w:val="24"/>
+          <w:szCs w:val="24"/>
+          <w:shd w:val="clear" w:fill="FFFFFF"/>
+        </w:rPr>
+        <w:t>(三界) </w:t>
+      </w:r>
+      <w:r>
+        <w:rPr>
+          <w:rFonts w:hint="default" w:ascii="Palatino Linotype" w:hAnsi="Palatino Linotype" w:eastAsia="sans-serif" w:cs="Palatino Linotype"/>
+          <w:i w:val="0"/>
+          <w:iCs w:val="0"/>
+          <w:caps w:val="0"/>
+          <w:color w:val="1A1C1E"/>
+          <w:spacing w:val="0"/>
+          <w:sz w:val="24"/>
+          <w:szCs w:val="24"/>
+          <w:shd w:val="clear" w:fill="FFFFFF"/>
+        </w:rPr>
+        <w:t>: Dans le contexte de ce livre, ce terme désigne l'ensemble du domaine spatio-temporel matériel et visible, où les êtres sont régis par les lois physiques connues et le cycle de la vie et de la mort.</w:t>
       </w:r>
     </w:p>
     <w:p>
@@ -37351,7 +37326,69 @@
           <w:szCs w:val="24"/>
           <w:shd w:val="clear" w:fill="FFFFFF"/>
         </w:rPr>
-        <w:t xml:space="preserve"> (Esprit Originel Principal / Esprits Originels Secondaires) : L'essence consciente, immortelle d'un être, souvent appelée l'âme. L'« Esprit Originel Principal » est la conscience principale que nous identifions comme le « moi ». Les « Esprits Originels Secondaires » sont des consciences parallèles, opérant silencieusement au sein du même corps.</w:t>
+        <w:t xml:space="preserve"> (</w:t>
+      </w:r>
+      <w:r>
+        <w:rPr>
+          <w:rFonts w:hint="default" w:ascii="Palatino Linotype" w:hAnsi="Palatino Linotype" w:eastAsia="sans-serif" w:cs="Palatino Linotype"/>
+          <w:b/>
+          <w:bCs/>
+          <w:i w:val="0"/>
+          <w:iCs w:val="0"/>
+          <w:caps w:val="0"/>
+          <w:color w:val="1A1C1E"/>
+          <w:spacing w:val="0"/>
+          <w:sz w:val="24"/>
+          <w:szCs w:val="24"/>
+          <w:shd w:val="clear" w:fill="FFFFFF"/>
+        </w:rPr>
+        <w:t>元神</w:t>
+      </w:r>
+      <w:r>
+        <w:rPr>
+          <w:rFonts w:hint="default" w:ascii="Palatino Linotype" w:hAnsi="Palatino Linotype" w:eastAsia="sans-serif" w:cs="Palatino Linotype"/>
+          <w:b/>
+          <w:bCs/>
+          <w:i w:val="0"/>
+          <w:iCs w:val="0"/>
+          <w:caps w:val="0"/>
+          <w:color w:val="1A1C1E"/>
+          <w:spacing w:val="0"/>
+          <w:sz w:val="24"/>
+          <w:szCs w:val="24"/>
+          <w:shd w:val="clear" w:fill="FFFFFF"/>
+          <w:lang w:val="en-US"/>
+        </w:rPr>
+        <w:t>,</w:t>
+      </w:r>
+      <w:r>
+        <w:rPr>
+          <w:rFonts w:hint="default" w:ascii="sans-serif" w:hAnsi="sans-serif" w:eastAsia="sans-serif" w:cs="sans-serif"/>
+          <w:i w:val="0"/>
+          <w:iCs w:val="0"/>
+          <w:caps w:val="0"/>
+          <w:color w:val="1A1C1E"/>
+          <w:spacing w:val="0"/>
+          <w:sz w:val="16"/>
+          <w:szCs w:val="16"/>
+          <w:shd w:val="clear" w:fill="FFFFFF"/>
+          <w:lang w:val="en-US"/>
+        </w:rPr>
+        <w:t xml:space="preserve"> </w:t>
+      </w:r>
+      <w:r>
+        <w:rPr>
+          <w:rFonts w:hint="default" w:ascii="Palatino Linotype" w:hAnsi="Palatino Linotype" w:eastAsia="sans-serif" w:cs="Palatino Linotype"/>
+          <w:i w:val="0"/>
+          <w:iCs w:val="0"/>
+          <w:caps w:val="0"/>
+          <w:color w:val="1A1C1E"/>
+          <w:spacing w:val="0"/>
+          <w:sz w:val="24"/>
+          <w:szCs w:val="24"/>
+          <w:shd w:val="clear" w:fill="FFFFFF"/>
+        </w:rPr>
+        <w:t>Esprit Originel Principal / Esprits Originels Secondaires) : L'essence consciente, immortelle d'un être, souvent appelée l'âme. L'« Esprit Originel Principal » est la conscience principale que nous identifions comme le « moi ». Les « Esprits Originels Secondaires » sont des consciences parallèles, opérant silencieusement au sein du même corps.</w:t>
       </w:r>
     </w:p>
     <w:p>
@@ -37412,11 +37449,13 @@
           <w:szCs w:val="24"/>
           <w:shd w:val="clear" w:fill="FFFFFF"/>
         </w:rPr>
-        <w:t xml:space="preserve"> (Đức và Nghiệp) : Dans la vision du monde de la cultivation, ce ne sont pas des concepts moraux abstraits, mais deux types de substances réelles. La « Vertu » (德) est une substance blanche, </w:t>
-      </w:r>
-      <w:r>
-        <w:rPr>
-          <w:rFonts w:hint="default" w:ascii="Palatino Linotype" w:hAnsi="Palatino Linotype" w:eastAsia="sans-serif" w:cs="Palatino Linotype"/>
+        <w:t xml:space="preserve"> (</w:t>
+      </w:r>
+      <w:r>
+        <w:rPr>
+          <w:rFonts w:hint="default" w:ascii="Palatino Linotype" w:hAnsi="Palatino Linotype" w:eastAsia="sans-serif" w:cs="Palatino Linotype"/>
+          <w:b/>
+          <w:bCs/>
           <w:i w:val="0"/>
           <w:iCs w:val="0"/>
           <w:caps w:val="0"/>
@@ -37426,7 +37465,54 @@
           <w:szCs w:val="24"/>
           <w:shd w:val="clear" w:fill="FFFFFF"/>
         </w:rPr>
-        <w:t>accumulée par les bonnes actions et l'endurance des épreuves. Le « Karma » (業) est une substance noire, générée par les mauvaises actions.</w:t>
+        <w:t>德</w:t>
+      </w:r>
+      <w:r>
+        <w:rPr>
+          <w:rFonts w:hint="default" w:ascii="Palatino Linotype" w:hAnsi="Palatino Linotype" w:eastAsia="sans-serif" w:cs="Palatino Linotype"/>
+          <w:b/>
+          <w:bCs/>
+          <w:i w:val="0"/>
+          <w:iCs w:val="0"/>
+          <w:caps w:val="0"/>
+          <w:color w:val="1A1C1E"/>
+          <w:spacing w:val="0"/>
+          <w:sz w:val="24"/>
+          <w:szCs w:val="24"/>
+          <w:shd w:val="clear" w:fill="FFFFFF"/>
+          <w:lang w:val="en-US"/>
+        </w:rPr>
+        <w:t xml:space="preserve"> ,</w:t>
+      </w:r>
+      <w:r>
+        <w:rPr>
+          <w:rFonts w:hint="default" w:ascii="Palatino Linotype" w:hAnsi="Palatino Linotype" w:eastAsia="sans-serif" w:cs="Palatino Linotype"/>
+          <w:b/>
+          <w:bCs/>
+          <w:i w:val="0"/>
+          <w:iCs w:val="0"/>
+          <w:caps w:val="0"/>
+          <w:color w:val="1A1C1E"/>
+          <w:spacing w:val="0"/>
+          <w:sz w:val="24"/>
+          <w:szCs w:val="24"/>
+          <w:shd w:val="clear" w:fill="FFFFFF"/>
+        </w:rPr>
+        <w:t xml:space="preserve"> 業</w:t>
+      </w:r>
+      <w:r>
+        <w:rPr>
+          <w:rFonts w:hint="default" w:ascii="Palatino Linotype" w:hAnsi="Palatino Linotype" w:eastAsia="sans-serif" w:cs="Palatino Linotype"/>
+          <w:i w:val="0"/>
+          <w:iCs w:val="0"/>
+          <w:caps w:val="0"/>
+          <w:color w:val="1A1C1E"/>
+          <w:spacing w:val="0"/>
+          <w:sz w:val="24"/>
+          <w:szCs w:val="24"/>
+          <w:shd w:val="clear" w:fill="FFFFFF"/>
+        </w:rPr>
+        <w:t>) : Dans la vision du monde de la cultivation, ce ne sont pas des concepts moraux abstraits, mais deux types de substances réelles. La « Vertu » (德) est une substance blanche, accumulée par les bonnes actions et l'endurance des épreuves. Le « Karma » (業) est une substance noire, générée par les mauvaises actions.</w:t>
       </w:r>
     </w:p>
     <w:p>
@@ -37487,7 +37573,54 @@
           <w:szCs w:val="24"/>
           <w:shd w:val="clear" w:fill="FFFFFF"/>
         </w:rPr>
-        <w:t xml:space="preserve"> (Troisième Œil) : Un outil de perception intérieur, un « sens » supérieur qui peut être ouvert par la cultivation, permettant à une personne de percevoir directement d'autres dimensions et réalités.</w:t>
+        <w:t xml:space="preserve"> (</w:t>
+      </w:r>
+      <w:r>
+        <w:rPr>
+          <w:rFonts w:hint="default" w:ascii="Palatino Linotype" w:hAnsi="Palatino Linotype" w:eastAsia="sans-serif" w:cs="Palatino Linotype"/>
+          <w:b/>
+          <w:bCs/>
+          <w:i w:val="0"/>
+          <w:iCs w:val="0"/>
+          <w:caps w:val="0"/>
+          <w:color w:val="1A1C1E"/>
+          <w:spacing w:val="0"/>
+          <w:sz w:val="24"/>
+          <w:szCs w:val="24"/>
+          <w:shd w:val="clear" w:fill="FFFFFF"/>
+        </w:rPr>
+        <w:t>天目</w:t>
+      </w:r>
+      <w:r>
+        <w:rPr>
+          <w:rFonts w:hint="default" w:ascii="Palatino Linotype" w:hAnsi="Palatino Linotype" w:eastAsia="sans-serif" w:cs="Palatino Linotype"/>
+          <w:b/>
+          <w:bCs/>
+          <w:i w:val="0"/>
+          <w:iCs w:val="0"/>
+          <w:caps w:val="0"/>
+          <w:color w:val="1A1C1E"/>
+          <w:spacing w:val="0"/>
+          <w:sz w:val="24"/>
+          <w:szCs w:val="24"/>
+          <w:shd w:val="clear" w:fill="FFFFFF"/>
+          <w:lang w:val="en-US"/>
+        </w:rPr>
+        <w:t xml:space="preserve">, </w:t>
+      </w:r>
+      <w:r>
+        <w:rPr>
+          <w:rFonts w:hint="default" w:ascii="Palatino Linotype" w:hAnsi="Palatino Linotype" w:eastAsia="sans-serif" w:cs="Palatino Linotype"/>
+          <w:i w:val="0"/>
+          <w:iCs w:val="0"/>
+          <w:caps w:val="0"/>
+          <w:color w:val="1A1C1E"/>
+          <w:spacing w:val="0"/>
+          <w:sz w:val="24"/>
+          <w:szCs w:val="24"/>
+          <w:shd w:val="clear" w:fill="FFFFFF"/>
+        </w:rPr>
+        <w:t>Troisième Œil) : Un outil de perception intérieur, un « sens » supérieur qui peut être ouvert par la cultivation, permettant à une personne de percevoir directement d'autres dimensions et réalités.</w:t>
       </w:r>
     </w:p>
     <w:p>
@@ -37496,6 +37629,7 @@
         <w:keepLines w:val="0"/>
         <w:widowControl/>
         <w:numPr>
+          <w:ilvl w:val="0"/>
           <w:numId w:val="0"/>
         </w:numPr>
         <w:suppressLineNumbers w:val="0"/>
@@ -37968,6 +38102,7 @@
         <w:keepLines w:val="0"/>
         <w:widowControl/>
         <w:numPr>
+          <w:ilvl w:val="0"/>
           <w:numId w:val="0"/>
         </w:numPr>
         <w:suppressLineNumbers w:val="0"/>
@@ -38035,6 +38170,7 @@
         <w:pageBreakBefore w:val="0"/>
         <w:widowControl/>
         <w:numPr>
+          <w:ilvl w:val="0"/>
           <w:numId w:val="0"/>
         </w:numPr>
         <w:suppressLineNumbers w:val="0"/>
@@ -38246,6 +38382,7 @@
           <w:bCs/>
         </w:rPr>
       </w:pPr>
+      <w:bookmarkStart w:id="27" w:name="_Toc24640"/>
       <w:r>
         <w:rPr>
           <w:rFonts w:hint="default" w:ascii="Palatino Linotype" w:hAnsi="Palatino Linotype" w:cs="Palatino Linotype"/>
@@ -38271,6 +38408,7 @@
         </w:rPr>
         <w:t xml:space="preserve"> MEDIA</w:t>
       </w:r>
+      <w:bookmarkEnd w:id="27"/>
     </w:p>
     <w:p>
       <w:pPr>
@@ -40000,8 +40138,6 @@
           <w:lang w:val="en-US"/>
         </w:rPr>
       </w:pPr>
-      <w:bookmarkStart w:id="0" w:name="_GoBack"/>
-      <w:bookmarkEnd w:id="0"/>
     </w:p>
     <w:p>
       <w:pPr>

--- a/All_Books/10_UNIVERSE_BEYOND_BIG_BANG/UNIVERSE_BEYOND_BIG_BANG_fr.docx
+++ b/All_Books/10_UNIVERSE_BEYOND_BIG_BANG/UNIVERSE_BEYOND_BIG_BANG_fr.docx
@@ -2970,8 +2970,6 @@
             </w:rPr>
             <w:fldChar w:fldCharType="end"/>
           </w:r>
-          <w:bookmarkStart w:id="28" w:name="_GoBack"/>
-          <w:bookmarkEnd w:id="28"/>
         </w:p>
       </w:sdtContent>
     </w:sdt>
@@ -38433,6 +38431,240 @@
         <w:keepLines w:val="0"/>
         <w:pageBreakBefore w:val="0"/>
         <w:widowControl/>
+        <w:kinsoku/>
+        <w:wordWrap/>
+        <w:overflowPunct/>
+        <w:topLinePunct w:val="0"/>
+        <w:autoSpaceDE/>
+        <w:autoSpaceDN/>
+        <w:bidi w:val="0"/>
+        <w:adjustRightInd/>
+        <w:snapToGrid/>
+        <w:spacing w:before="220" w:after="220"/>
+        <w:jc w:val="both"/>
+        <w:textAlignment w:val="auto"/>
+        <w:rPr>
+          <w:rFonts w:ascii="Palatino Linotype" w:hAnsi="Palatino Linotype" w:cs="Palatino Linotype"/>
+          <w:sz w:val="28"/>
+          <w:szCs w:val="28"/>
+        </w:rPr>
+      </w:pPr>
+      <w:r>
+        <w:rPr>
+          <w:rFonts w:ascii="Palatino Linotype" w:hAnsi="Palatino Linotype" w:cs="Palatino Linotype"/>
+          <w:b/>
+          <w:bCs/>
+          <w:sz w:val="28"/>
+          <w:szCs w:val="28"/>
+        </w:rPr>
+        <w:t>À PROPOS DE L'AUTEUR</w:t>
+      </w:r>
+      <w:r>
+        <w:rPr>
+          <w:rFonts w:ascii="Palatino Linotype" w:hAnsi="Palatino Linotype" w:cs="Palatino Linotype"/>
+          <w:sz w:val="28"/>
+          <w:szCs w:val="28"/>
+        </w:rPr>
+        <w:t xml:space="preserve"> </w:t>
+      </w:r>
+    </w:p>
+    <w:p>
+      <w:pPr>
+        <w:pStyle w:val="10"/>
+        <w:keepNext w:val="0"/>
+        <w:keepLines w:val="0"/>
+        <w:pageBreakBefore w:val="0"/>
+        <w:widowControl/>
+        <w:kinsoku/>
+        <w:wordWrap/>
+        <w:overflowPunct/>
+        <w:topLinePunct w:val="0"/>
+        <w:autoSpaceDE/>
+        <w:autoSpaceDN/>
+        <w:bidi w:val="0"/>
+        <w:adjustRightInd/>
+        <w:snapToGrid/>
+        <w:spacing w:before="220" w:after="220"/>
+        <w:jc w:val="both"/>
+        <w:textAlignment w:val="auto"/>
+        <w:rPr>
+          <w:rFonts w:ascii="Palatino Linotype" w:hAnsi="Palatino Linotype" w:cs="Palatino Linotype"/>
+        </w:rPr>
+      </w:pPr>
+      <w:r>
+        <w:rPr>
+          <w:rFonts w:hint="default" w:ascii="Palatino Linotype" w:hAnsi="Palatino Linotype" w:cs="Palatino Linotype"/>
+          <w:b/>
+          <w:bCs/>
+          <w:lang w:val="en-US"/>
+        </w:rPr>
+        <w:t>Aiden</w:t>
+      </w:r>
+      <w:r>
+        <w:rPr>
+          <w:rFonts w:ascii="Palatino Linotype" w:hAnsi="Palatino Linotype" w:cs="Palatino Linotype"/>
+          <w:b/>
+          <w:bCs/>
+        </w:rPr>
+        <w:t xml:space="preserve"> Lee</w:t>
+      </w:r>
+      <w:r>
+        <w:rPr>
+          <w:rFonts w:ascii="Palatino Linotype" w:hAnsi="Palatino Linotype" w:cs="Palatino Linotype"/>
+        </w:rPr>
+        <w:t xml:space="preserve"> est un auteur indépendant qui écrit sur des thèmes tels que la politique, la culture, la société, la science et la spiritualité. Son objectif est de rechercher la vérité, éveiller la conscience et partager ses réflexions sur le destin de l’humanité.</w:t>
+      </w:r>
+    </w:p>
+    <w:p>
+      <w:pPr>
+        <w:pStyle w:val="10"/>
+        <w:keepNext w:val="0"/>
+        <w:keepLines w:val="0"/>
+        <w:pageBreakBefore w:val="0"/>
+        <w:widowControl/>
+        <w:kinsoku/>
+        <w:wordWrap/>
+        <w:overflowPunct/>
+        <w:topLinePunct w:val="0"/>
+        <w:autoSpaceDE/>
+        <w:autoSpaceDN/>
+        <w:bidi w:val="0"/>
+        <w:adjustRightInd/>
+        <w:snapToGrid/>
+        <w:spacing w:before="220" w:after="220"/>
+        <w:jc w:val="both"/>
+        <w:textAlignment w:val="auto"/>
+        <w:rPr>
+          <w:rFonts w:ascii="Palatino Linotype" w:hAnsi="Palatino Linotype" w:cs="Palatino Linotype"/>
+        </w:rPr>
+      </w:pPr>
+      <w:r>
+        <w:rPr>
+          <w:rFonts w:ascii="Palatino Linotype" w:hAnsi="Palatino Linotype" w:cs="Palatino Linotype"/>
+        </w:rPr>
+        <w:t>Ses œuvres trouvent souvent leur origine dans des entretiens réels, retranscrits avec sincérité, profondeur émotionnelle et un esprit d’éveil.</w:t>
+      </w:r>
+    </w:p>
+    <w:p>
+      <w:pPr>
+        <w:pStyle w:val="10"/>
+        <w:keepNext w:val="0"/>
+        <w:keepLines w:val="0"/>
+        <w:pageBreakBefore w:val="0"/>
+        <w:widowControl/>
+        <w:kinsoku/>
+        <w:wordWrap/>
+        <w:overflowPunct/>
+        <w:topLinePunct w:val="0"/>
+        <w:autoSpaceDE/>
+        <w:autoSpaceDN/>
+        <w:bidi w:val="0"/>
+        <w:adjustRightInd/>
+        <w:snapToGrid/>
+        <w:spacing w:before="220" w:after="220"/>
+        <w:jc w:val="both"/>
+        <w:textAlignment w:val="auto"/>
+        <w:rPr>
+          <w:rFonts w:ascii="Palatino Linotype" w:hAnsi="Palatino Linotype" w:cs="Palatino Linotype"/>
+        </w:rPr>
+      </w:pPr>
+    </w:p>
+    <w:p>
+      <w:pPr>
+        <w:pStyle w:val="10"/>
+        <w:keepNext w:val="0"/>
+        <w:keepLines w:val="0"/>
+        <w:pageBreakBefore w:val="0"/>
+        <w:widowControl/>
+        <w:kinsoku/>
+        <w:wordWrap/>
+        <w:overflowPunct/>
+        <w:topLinePunct w:val="0"/>
+        <w:autoSpaceDE/>
+        <w:autoSpaceDN/>
+        <w:bidi w:val="0"/>
+        <w:adjustRightInd/>
+        <w:snapToGrid/>
+        <w:spacing w:before="220" w:after="220"/>
+        <w:jc w:val="both"/>
+        <w:textAlignment w:val="auto"/>
+        <w:rPr>
+          <w:rFonts w:ascii="Palatino Linotype" w:hAnsi="Palatino Linotype" w:cs="Palatino Linotype"/>
+          <w:sz w:val="28"/>
+          <w:szCs w:val="28"/>
+        </w:rPr>
+      </w:pPr>
+      <w:bookmarkStart w:id="28" w:name="_GoBack"/>
+      <w:r>
+        <w:rPr>
+          <w:rFonts w:ascii="Palatino Linotype" w:hAnsi="Palatino Linotype" w:cs="Palatino Linotype"/>
+          <w:b/>
+          <w:bCs/>
+          <w:sz w:val="28"/>
+          <w:szCs w:val="28"/>
+        </w:rPr>
+        <w:t>À PROPOS DU PROJET</w:t>
+      </w:r>
+      <w:r>
+        <w:rPr>
+          <w:rFonts w:ascii="Palatino Linotype" w:hAnsi="Palatino Linotype" w:cs="Palatino Linotype"/>
+          <w:sz w:val="28"/>
+          <w:szCs w:val="28"/>
+        </w:rPr>
+        <w:t xml:space="preserve"> </w:t>
+      </w:r>
+    </w:p>
+    <w:bookmarkEnd w:id="28"/>
+    <w:p>
+      <w:pPr>
+        <w:pStyle w:val="10"/>
+        <w:keepNext w:val="0"/>
+        <w:keepLines w:val="0"/>
+        <w:pageBreakBefore w:val="0"/>
+        <w:widowControl/>
+        <w:kinsoku/>
+        <w:wordWrap/>
+        <w:overflowPunct/>
+        <w:topLinePunct w:val="0"/>
+        <w:autoSpaceDE/>
+        <w:autoSpaceDN/>
+        <w:bidi w:val="0"/>
+        <w:adjustRightInd/>
+        <w:snapToGrid/>
+        <w:spacing w:before="220" w:after="220"/>
+        <w:jc w:val="both"/>
+        <w:textAlignment w:val="auto"/>
+        <w:rPr>
+          <w:rFonts w:ascii="Palatino Linotype" w:hAnsi="Palatino Linotype" w:cs="Palatino Linotype"/>
+        </w:rPr>
+      </w:pPr>
+      <w:r>
+        <w:rPr>
+          <w:rFonts w:ascii="Palatino Linotype" w:hAnsi="Palatino Linotype" w:cs="Palatino Linotype"/>
+        </w:rPr>
+        <w:t xml:space="preserve">Ce livre fait partie d'une série d'ouvrages publiés par THE </w:t>
+      </w:r>
+      <w:r>
+        <w:rPr>
+          <w:rFonts w:ascii="Palatino Linotype" w:hAnsi="Palatino Linotype" w:cs="Palatino Linotype"/>
+          <w:lang w:val="en-US"/>
+        </w:rPr>
+        <w:t>LIVES</w:t>
+      </w:r>
+      <w:r>
+        <w:rPr>
+          <w:rFonts w:ascii="Palatino Linotype" w:hAnsi="Palatino Linotype" w:cs="Palatino Linotype"/>
+        </w:rPr>
+        <w:t xml:space="preserve"> MEDIA – une initiative d'édition indépendante à vision globale, dont la mission est de préserver et de diffuser des échos intemporels. Sans suivre le flot des nouvelles quotidiennes, nous nous consacrons à des livres capables de toucher profondément la conscience humaine.</w:t>
+      </w:r>
+    </w:p>
+    <w:p>
+      <w:pPr>
+        <w:pStyle w:val="10"/>
+        <w:keepNext w:val="0"/>
+        <w:keepLines w:val="0"/>
+        <w:pageBreakBefore w:val="0"/>
+        <w:widowControl/>
         <w:suppressLineNumbers w:val="0"/>
         <w:kinsoku/>
         <w:wordWrap/>
@@ -38452,231 +38684,6 @@
           <w:szCs w:val="24"/>
         </w:rPr>
       </w:pPr>
-      <w:r>
-        <w:rPr>
-          <w:rFonts w:hint="default" w:ascii="Palatino Linotype" w:hAnsi="Palatino Linotype" w:cs="Palatino Linotype"/>
-          <w:b/>
-          <w:bCs/>
-          <w:sz w:val="24"/>
-          <w:szCs w:val="24"/>
-        </w:rPr>
-        <w:t>À PROPOS DE L'AUTEUR</w:t>
-      </w:r>
-      <w:r>
-        <w:rPr>
-          <w:rFonts w:hint="default" w:ascii="Palatino Linotype" w:hAnsi="Palatino Linotype" w:cs="Palatino Linotype"/>
-          <w:sz w:val="24"/>
-          <w:szCs w:val="24"/>
-        </w:rPr>
-        <w:t xml:space="preserve"> </w:t>
-      </w:r>
-    </w:p>
-    <w:p>
-      <w:pPr>
-        <w:pStyle w:val="10"/>
-        <w:keepNext w:val="0"/>
-        <w:keepLines w:val="0"/>
-        <w:pageBreakBefore w:val="0"/>
-        <w:widowControl/>
-        <w:suppressLineNumbers w:val="0"/>
-        <w:kinsoku/>
-        <w:wordWrap/>
-        <w:overflowPunct/>
-        <w:topLinePunct w:val="0"/>
-        <w:autoSpaceDE/>
-        <w:autoSpaceDN/>
-        <w:bidi w:val="0"/>
-        <w:adjustRightInd/>
-        <w:snapToGrid/>
-        <w:spacing w:before="220" w:after="220"/>
-        <w:jc w:val="both"/>
-        <w:textAlignment w:val="auto"/>
-        <w:rPr>
-          <w:rFonts w:hint="default" w:ascii="Palatino Linotype" w:hAnsi="Palatino Linotype" w:cs="Palatino Linotype"/>
-        </w:rPr>
-      </w:pPr>
-      <w:r>
-        <w:rPr>
-          <w:rFonts w:hint="default" w:ascii="Palatino Linotype" w:hAnsi="Palatino Linotype" w:cs="Palatino Linotype"/>
-          <w:b/>
-          <w:bCs/>
-          <w:sz w:val="24"/>
-          <w:szCs w:val="24"/>
-          <w:lang w:val="en-US"/>
-        </w:rPr>
-        <w:t>Aiden Lee</w:t>
-      </w:r>
-      <w:r>
-        <w:rPr>
-          <w:rFonts w:hint="default" w:ascii="Palatino Linotype" w:hAnsi="Palatino Linotype" w:cs="Palatino Linotype"/>
-          <w:sz w:val="24"/>
-          <w:szCs w:val="24"/>
-        </w:rPr>
-        <w:t xml:space="preserve"> </w:t>
-      </w:r>
-      <w:r>
-        <w:rPr>
-          <w:rFonts w:hint="default" w:ascii="Palatino Linotype" w:hAnsi="Palatino Linotype" w:cs="Palatino Linotype"/>
-        </w:rPr>
-        <w:t>est une écrivaine indépendante qui explore les thèmes de la politique, de la culture, de la société, de la science et de la spiritualité. Son œuvre recherche la vérité, éveille la conscience et donne voix aux réflexions sur le destin de l’humanité.</w:t>
-      </w:r>
-    </w:p>
-    <w:p>
-      <w:pPr>
-        <w:pStyle w:val="10"/>
-        <w:keepNext w:val="0"/>
-        <w:keepLines w:val="0"/>
-        <w:pageBreakBefore w:val="0"/>
-        <w:widowControl/>
-        <w:suppressLineNumbers w:val="0"/>
-        <w:kinsoku/>
-        <w:wordWrap/>
-        <w:overflowPunct/>
-        <w:topLinePunct w:val="0"/>
-        <w:autoSpaceDE/>
-        <w:autoSpaceDN/>
-        <w:bidi w:val="0"/>
-        <w:adjustRightInd/>
-        <w:snapToGrid/>
-        <w:spacing w:before="220" w:after="220"/>
-        <w:jc w:val="both"/>
-        <w:textAlignment w:val="auto"/>
-        <w:rPr>
-          <w:rFonts w:hint="default" w:ascii="Palatino Linotype" w:hAnsi="Palatino Linotype" w:cs="Palatino Linotype"/>
-          <w:sz w:val="24"/>
-          <w:szCs w:val="24"/>
-        </w:rPr>
-      </w:pPr>
-      <w:r>
-        <w:rPr>
-          <w:rFonts w:hint="default" w:ascii="Palatino Linotype" w:hAnsi="Palatino Linotype" w:cs="Palatino Linotype"/>
-        </w:rPr>
-        <w:t>Ses écrits prennent souvent naissance dans des entretiens réels, enregistrés avec sincérité, profondeur émotionnelle et un esprit d’éveil.</w:t>
-      </w:r>
-    </w:p>
-    <w:p>
-      <w:pPr>
-        <w:pStyle w:val="10"/>
-        <w:keepNext w:val="0"/>
-        <w:keepLines w:val="0"/>
-        <w:pageBreakBefore w:val="0"/>
-        <w:widowControl/>
-        <w:suppressLineNumbers w:val="0"/>
-        <w:kinsoku/>
-        <w:wordWrap/>
-        <w:overflowPunct/>
-        <w:topLinePunct w:val="0"/>
-        <w:autoSpaceDE/>
-        <w:autoSpaceDN/>
-        <w:bidi w:val="0"/>
-        <w:adjustRightInd/>
-        <w:snapToGrid/>
-        <w:spacing w:before="260" w:after="180"/>
-        <w:jc w:val="both"/>
-        <w:textAlignment w:val="auto"/>
-        <w:rPr>
-          <w:rFonts w:hint="default" w:ascii="Palatino Linotype" w:hAnsi="Palatino Linotype" w:cs="Palatino Linotype"/>
-          <w:sz w:val="24"/>
-          <w:szCs w:val="24"/>
-        </w:rPr>
-      </w:pPr>
-    </w:p>
-    <w:p>
-      <w:pPr>
-        <w:pStyle w:val="10"/>
-        <w:keepNext w:val="0"/>
-        <w:keepLines w:val="0"/>
-        <w:pageBreakBefore w:val="0"/>
-        <w:widowControl/>
-        <w:suppressLineNumbers w:val="0"/>
-        <w:kinsoku/>
-        <w:wordWrap/>
-        <w:overflowPunct/>
-        <w:topLinePunct w:val="0"/>
-        <w:autoSpaceDE/>
-        <w:autoSpaceDN/>
-        <w:bidi w:val="0"/>
-        <w:adjustRightInd/>
-        <w:snapToGrid/>
-        <w:spacing w:before="260" w:after="180"/>
-        <w:jc w:val="both"/>
-        <w:textAlignment w:val="auto"/>
-        <w:rPr>
-          <w:rFonts w:hint="default" w:ascii="Palatino Linotype" w:hAnsi="Palatino Linotype" w:cs="Palatino Linotype"/>
-          <w:sz w:val="24"/>
-          <w:szCs w:val="24"/>
-        </w:rPr>
-      </w:pPr>
-      <w:r>
-        <w:rPr>
-          <w:rFonts w:hint="default" w:ascii="Palatino Linotype" w:hAnsi="Palatino Linotype" w:cs="Palatino Linotype"/>
-          <w:b/>
-          <w:bCs/>
-          <w:sz w:val="24"/>
-          <w:szCs w:val="24"/>
-        </w:rPr>
-        <w:t>À PROPOS DU PROJET</w:t>
-      </w:r>
-      <w:r>
-        <w:rPr>
-          <w:rFonts w:hint="default" w:ascii="Palatino Linotype" w:hAnsi="Palatino Linotype" w:cs="Palatino Linotype"/>
-          <w:sz w:val="24"/>
-          <w:szCs w:val="24"/>
-        </w:rPr>
-        <w:t xml:space="preserve"> </w:t>
-      </w:r>
-    </w:p>
-    <w:p>
-      <w:pPr>
-        <w:pStyle w:val="10"/>
-        <w:keepNext w:val="0"/>
-        <w:keepLines w:val="0"/>
-        <w:pageBreakBefore w:val="0"/>
-        <w:widowControl/>
-        <w:suppressLineNumbers w:val="0"/>
-        <w:kinsoku/>
-        <w:wordWrap/>
-        <w:overflowPunct/>
-        <w:topLinePunct w:val="0"/>
-        <w:autoSpaceDE/>
-        <w:autoSpaceDN/>
-        <w:bidi w:val="0"/>
-        <w:adjustRightInd/>
-        <w:snapToGrid/>
-        <w:spacing w:before="260" w:after="180"/>
-        <w:jc w:val="both"/>
-        <w:textAlignment w:val="auto"/>
-        <w:rPr>
-          <w:rFonts w:hint="default" w:ascii="Palatino Linotype" w:hAnsi="Palatino Linotype" w:cs="Palatino Linotype"/>
-          <w:sz w:val="24"/>
-          <w:szCs w:val="24"/>
-        </w:rPr>
-      </w:pPr>
-      <w:r>
-        <w:rPr>
-          <w:rFonts w:hint="default" w:ascii="Palatino Linotype" w:hAnsi="Palatino Linotype" w:cs="Palatino Linotype"/>
-          <w:sz w:val="24"/>
-          <w:szCs w:val="24"/>
-        </w:rPr>
-        <w:t xml:space="preserve">Ce livre fait partie d'une série d'ouvrages publiés par THE </w:t>
-      </w:r>
-      <w:r>
-        <w:rPr>
-          <w:rFonts w:hint="default" w:ascii="Palatino Linotype" w:hAnsi="Palatino Linotype" w:cs="Palatino Linotype"/>
-          <w:sz w:val="24"/>
-          <w:szCs w:val="24"/>
-          <w:lang w:val="en-US"/>
-        </w:rPr>
-        <w:t>LIVES</w:t>
-      </w:r>
-      <w:r>
-        <w:rPr>
-          <w:rFonts w:hint="default" w:ascii="Palatino Linotype" w:hAnsi="Palatino Linotype" w:cs="Palatino Linotype"/>
-          <w:sz w:val="24"/>
-          <w:szCs w:val="24"/>
-        </w:rPr>
-        <w:t xml:space="preserve"> MEDIA – une initiative d'édition indépendante à vision globale, dont la mission est de préserver et de diffuser des échos intemporels. Sans suivre le flot des nouvelles quotidiennes, nous nous consacrons à des livres capables de toucher profondément la conscience humaine.</w:t>
-      </w:r>
     </w:p>
     <w:p>
       <w:pPr>

--- a/All_Books/10_UNIVERSE_BEYOND_BIG_BANG/UNIVERSE_BEYOND_BIG_BANG_fr.docx
+++ b/All_Books/10_UNIVERSE_BEYOND_BIG_BANG/UNIVERSE_BEYOND_BIG_BANG_fr.docx
@@ -86,22 +86,27 @@
     </w:p>
     <w:p>
       <w:pPr>
+        <w:pStyle w:val="2"/>
+        <w:bidi w:val="0"/>
+        <w:spacing w:line="240" w:lineRule="auto"/>
         <w:jc w:val="center"/>
         <w:rPr>
-          <w:rFonts w:hint="default" w:ascii="Palatino Linotype" w:hAnsi="Palatino Linotype"/>
-          <w:i w:val="0"/>
-          <w:iCs w:val="0"/>
-          <w:sz w:val="28"/>
-          <w:szCs w:val="28"/>
-        </w:rPr>
-      </w:pPr>
-      <w:r>
-        <w:rPr>
-          <w:rFonts w:hint="default" w:ascii="Palatino Linotype" w:hAnsi="Palatino Linotype"/>
-          <w:i w:val="0"/>
-          <w:iCs w:val="0"/>
-          <w:sz w:val="28"/>
-          <w:szCs w:val="28"/>
+          <w:rFonts w:hint="default" w:ascii="Palatino Linotype" w:hAnsi="Palatino Linotype" w:cs="Palatino Linotype"/>
+          <w:b w:val="0"/>
+          <w:bCs w:val="0"/>
+          <w:sz w:val="28"/>
+          <w:szCs w:val="28"/>
+          <w:lang w:val="en-US"/>
+        </w:rPr>
+      </w:pPr>
+      <w:r>
+        <w:rPr>
+          <w:rFonts w:hint="default" w:ascii="Palatino Linotype" w:hAnsi="Palatino Linotype" w:cs="Palatino Linotype"/>
+          <w:b w:val="0"/>
+          <w:bCs w:val="0"/>
+          <w:sz w:val="28"/>
+          <w:szCs w:val="28"/>
+          <w:lang w:val="en-US"/>
         </w:rPr>
         <w:t>THE UNIVERSE BEYOND THE BIG BANG</w:t>
       </w:r>
@@ -494,22 +499,21 @@
     </w:p>
     <w:p>
       <w:pPr>
-        <w:rPr>
-          <w:rFonts w:hint="default" w:ascii="Palatino Linotype" w:hAnsi="Palatino Linotype"/>
-          <w:b/>
-          <w:bCs/>
-          <w:sz w:val="28"/>
-          <w:szCs w:val="28"/>
+        <w:pStyle w:val="2"/>
+        <w:bidi w:val="0"/>
+        <w:spacing w:line="240" w:lineRule="auto"/>
+        <w:rPr>
+          <w:rFonts w:hint="default" w:ascii="Palatino Linotype" w:hAnsi="Palatino Linotype" w:cs="Palatino Linotype"/>
+          <w:sz w:val="36"/>
+          <w:szCs w:val="36"/>
           <w:lang w:val="en-US"/>
         </w:rPr>
       </w:pPr>
       <w:r>
         <w:rPr>
-          <w:rFonts w:hint="default" w:ascii="Palatino Linotype" w:hAnsi="Palatino Linotype"/>
-          <w:b/>
-          <w:bCs/>
-          <w:sz w:val="28"/>
-          <w:szCs w:val="28"/>
+          <w:rFonts w:hint="default" w:ascii="Palatino Linotype" w:hAnsi="Palatino Linotype" w:cs="Palatino Linotype"/>
+          <w:sz w:val="36"/>
+          <w:szCs w:val="36"/>
           <w:lang w:val="en-US"/>
         </w:rPr>
         <w:t>TABLE DES MATIÈRES</w:t>
@@ -36444,7 +36448,7 @@
     </w:p>
     <w:p>
       <w:pPr>
-        <w:pStyle w:val="3"/>
+        <w:pStyle w:val="2"/>
         <w:bidi w:val="0"/>
         <w:spacing w:line="240" w:lineRule="auto"/>
         <w:rPr>
@@ -36454,6 +36458,7 @@
           <w:lang w:val="en-US" w:eastAsia="zh-CN"/>
         </w:rPr>
       </w:pPr>
+      <w:bookmarkStart w:id="28" w:name="_GoBack"/>
       <w:bookmarkStart w:id="25" w:name="_Toc5928"/>
       <w:r>
         <w:rPr>
@@ -36466,6 +36471,7 @@
       </w:r>
       <w:bookmarkEnd w:id="25"/>
     </w:p>
+    <w:bookmarkEnd w:id="28"/>
     <w:p>
       <w:pPr>
         <w:pStyle w:val="10"/>
@@ -36856,7 +36862,7 @@
     </w:p>
     <w:p>
       <w:pPr>
-        <w:pStyle w:val="3"/>
+        <w:pStyle w:val="2"/>
         <w:bidi w:val="0"/>
         <w:spacing w:line="240" w:lineRule="auto"/>
         <w:rPr>
@@ -38594,7 +38600,6 @@
           <w:szCs w:val="28"/>
         </w:rPr>
       </w:pPr>
-      <w:bookmarkStart w:id="28" w:name="_GoBack"/>
       <w:r>
         <w:rPr>
           <w:rFonts w:ascii="Palatino Linotype" w:hAnsi="Palatino Linotype" w:cs="Palatino Linotype"/>
@@ -38614,7 +38619,6 @@
         <w:t xml:space="preserve"> </w:t>
       </w:r>
     </w:p>
-    <w:bookmarkEnd w:id="28"/>
     <w:p>
       <w:pPr>
         <w:pStyle w:val="10"/>

--- a/All_Books/10_UNIVERSE_BEYOND_BIG_BANG/UNIVERSE_BEYOND_BIG_BANG_fr.docx
+++ b/All_Books/10_UNIVERSE_BEYOND_BIG_BANG/UNIVERSE_BEYOND_BIG_BANG_fr.docx
@@ -2,6 +2,86 @@
 <file path=word/document.xml><?xml version="1.0" encoding="utf-8"?>
 <w:document xmlns:wpc="http://schemas.microsoft.com/office/word/2010/wordprocessingCanvas" xmlns:mc="http://schemas.openxmlformats.org/markup-compatibility/2006" xmlns:o="urn:schemas-microsoft-com:office:office" xmlns:r="http://schemas.openxmlformats.org/officeDocument/2006/relationships" xmlns:m="http://schemas.openxmlformats.org/officeDocument/2006/math" xmlns:v="urn:schemas-microsoft-com:vml" xmlns:wp14="http://schemas.microsoft.com/office/word/2010/wordprocessingDrawing" xmlns:wp="http://schemas.openxmlformats.org/drawingml/2006/wordprocessingDrawing" xmlns:w="http://schemas.openxmlformats.org/wordprocessingml/2006/main" xmlns:w14="http://schemas.microsoft.com/office/word/2010/wordml" xmlns:w10="urn:schemas-microsoft-com:office:word" xmlns:w15="http://schemas.microsoft.com/office/word/2012/wordml" xmlns:wpg="http://schemas.microsoft.com/office/word/2010/wordprocessingGroup" xmlns:wpi="http://schemas.microsoft.com/office/word/2010/wordprocessingInk" xmlns:wne="http://schemas.microsoft.com/office/word/2006/wordml" xmlns:wps="http://schemas.microsoft.com/office/word/2010/wordprocessingShape" xmlns:wpsCustomData="http://www.wps.cn/officeDocument/2013/wpsCustomData" mc:Ignorable="w14 w15 wp14">
   <w:body>
+    <w:p>
+      <w:pPr>
+        <w:rPr>
+          <w:rFonts w:hint="default" w:ascii="Palatino Linotype" w:hAnsi="Palatino Linotype"/>
+          <w:sz w:val="28"/>
+          <w:szCs w:val="28"/>
+          <w:lang w:val="en-US"/>
+        </w:rPr>
+      </w:pPr>
+      <w:r>
+        <w:rPr>
+          <w:rFonts w:hint="default" w:ascii="Palatino Linotype" w:hAnsi="Palatino Linotype"/>
+          <w:sz w:val="28"/>
+          <w:szCs w:val="28"/>
+          <w:lang w:val="en-US"/>
+        </w:rPr>
+        <w:drawing>
+          <wp:anchor distT="0" distB="0" distL="114300" distR="114300" simplePos="0" relativeHeight="251659264" behindDoc="0" locked="0" layoutInCell="1" allowOverlap="1">
+            <wp:simplePos x="0" y="0"/>
+            <wp:positionH relativeFrom="column">
+              <wp:posOffset>-768985</wp:posOffset>
+            </wp:positionH>
+            <wp:positionV relativeFrom="paragraph">
+              <wp:posOffset>-871855</wp:posOffset>
+            </wp:positionV>
+            <wp:extent cx="5327650" cy="7947025"/>
+            <wp:effectExtent l="0" t="0" r="6350" b="8255"/>
+            <wp:wrapNone/>
+            <wp:docPr id="2" name="Picture 2" descr="10_UNIVERSE_BIG_BANG_fr"/>
+            <wp:cNvGraphicFramePr>
+              <a:graphicFrameLocks xmlns:a="http://schemas.openxmlformats.org/drawingml/2006/main" noChangeAspect="1"/>
+            </wp:cNvGraphicFramePr>
+            <a:graphic xmlns:a="http://schemas.openxmlformats.org/drawingml/2006/main">
+              <a:graphicData uri="http://schemas.openxmlformats.org/drawingml/2006/picture">
+                <pic:pic xmlns:pic="http://schemas.openxmlformats.org/drawingml/2006/picture">
+                  <pic:nvPicPr>
+                    <pic:cNvPr id="2" name="Picture 2" descr="10_UNIVERSE_BIG_BANG_fr"/>
+                    <pic:cNvPicPr>
+                      <a:picLocks noChangeAspect="1"/>
+                    </pic:cNvPicPr>
+                  </pic:nvPicPr>
+                  <pic:blipFill>
+                    <a:blip r:embed="rId5"/>
+                    <a:stretch>
+                      <a:fillRect/>
+                    </a:stretch>
+                  </pic:blipFill>
+                  <pic:spPr>
+                    <a:xfrm>
+                      <a:off x="0" y="0"/>
+                      <a:ext cx="5327650" cy="7947025"/>
+                    </a:xfrm>
+                    <a:prstGeom prst="rect">
+                      <a:avLst/>
+                    </a:prstGeom>
+                  </pic:spPr>
+                </pic:pic>
+              </a:graphicData>
+            </a:graphic>
+          </wp:anchor>
+        </w:drawing>
+      </w:r>
+    </w:p>
+    <w:p>
+      <w:pPr>
+        <w:rPr>
+          <w:rFonts w:hint="default" w:ascii="Palatino Linotype" w:hAnsi="Palatino Linotype"/>
+          <w:sz w:val="28"/>
+          <w:szCs w:val="28"/>
+        </w:rPr>
+      </w:pPr>
+      <w:r>
+        <w:rPr>
+          <w:rFonts w:hint="default" w:ascii="Palatino Linotype" w:hAnsi="Palatino Linotype"/>
+          <w:sz w:val="28"/>
+          <w:szCs w:val="28"/>
+        </w:rPr>
+        <w:br w:type="page"/>
+      </w:r>
+    </w:p>
     <w:p>
       <w:pPr>
         <w:rPr>
@@ -122,21 +202,23 @@
     </w:p>
     <w:p>
       <w:pPr>
+        <w:jc w:val="center"/>
         <w:rPr>
           <w:rFonts w:hint="default" w:ascii="Palatino Linotype" w:hAnsi="Palatino Linotype"/>
           <w:sz w:val="28"/>
           <w:szCs w:val="28"/>
-        </w:rPr>
-      </w:pPr>
-    </w:p>
-    <w:p>
-      <w:pPr>
+          <w:lang w:val="en-US"/>
+        </w:rPr>
+      </w:pPr>
+      <w:r>
         <w:rPr>
           <w:rFonts w:hint="default" w:ascii="Palatino Linotype" w:hAnsi="Palatino Linotype"/>
           <w:sz w:val="28"/>
           <w:szCs w:val="28"/>
-        </w:rPr>
-      </w:pPr>
+          <w:lang w:val="en-US"/>
+        </w:rPr>
+        <w:t>*  *  *</w:t>
+      </w:r>
     </w:p>
     <w:p>
       <w:pPr>
@@ -146,6 +228,35 @@
           <w:szCs w:val="28"/>
         </w:rPr>
       </w:pPr>
+    </w:p>
+    <w:p>
+      <w:pPr>
+        <w:rPr>
+          <w:rFonts w:hint="default" w:ascii="Palatino Linotype" w:hAnsi="Palatino Linotype"/>
+          <w:sz w:val="28"/>
+          <w:szCs w:val="28"/>
+        </w:rPr>
+      </w:pPr>
+    </w:p>
+    <w:p>
+      <w:pPr>
+        <w:rPr>
+          <w:rFonts w:hint="default" w:ascii="Palatino Linotype" w:hAnsi="Palatino Linotype"/>
+          <w:sz w:val="28"/>
+          <w:szCs w:val="28"/>
+        </w:rPr>
+      </w:pPr>
+    </w:p>
+    <w:p>
+      <w:pPr>
+        <w:rPr>
+          <w:rFonts w:hint="default" w:ascii="Palatino Linotype" w:hAnsi="Palatino Linotype"/>
+          <w:sz w:val="28"/>
+          <w:szCs w:val="28"/>
+        </w:rPr>
+      </w:pPr>
+      <w:bookmarkStart w:id="28" w:name="_GoBack"/>
+      <w:bookmarkEnd w:id="28"/>
     </w:p>
     <w:p>
       <w:pPr>
@@ -184,26 +295,6 @@
     </w:p>
     <w:p>
       <w:pPr>
-        <w:jc w:val="center"/>
-        <w:rPr>
-          <w:rFonts w:hint="default" w:ascii="Palatino Linotype" w:hAnsi="Palatino Linotype"/>
-          <w:sz w:val="28"/>
-          <w:szCs w:val="28"/>
-          <w:lang w:val="en-US"/>
-        </w:rPr>
-      </w:pPr>
-      <w:r>
-        <w:rPr>
-          <w:rFonts w:hint="default" w:ascii="Palatino Linotype" w:hAnsi="Palatino Linotype"/>
-          <w:sz w:val="28"/>
-          <w:szCs w:val="28"/>
-          <w:lang w:val="en-US"/>
-        </w:rPr>
-        <w:t>*  *  *</w:t>
-      </w:r>
-    </w:p>
-    <w:p>
-      <w:pPr>
         <w:rPr>
           <w:rFonts w:hint="default" w:ascii="Palatino Linotype" w:hAnsi="Palatino Linotype"/>
           <w:sz w:val="28"/>
@@ -304,27 +395,150 @@
     <w:p>
       <w:pPr>
         <w:rPr>
-          <w:rFonts w:hint="default" w:ascii="Palatino Linotype" w:hAnsi="Palatino Linotype"/>
+          <w:rFonts w:hint="eastAsia" w:ascii="Microsoft YaHei UI Light" w:hAnsi="Microsoft YaHei UI Light" w:eastAsia="Microsoft YaHei UI Light" w:cs="Microsoft YaHei UI Light"/>
           <w:sz w:val="24"/>
           <w:szCs w:val="24"/>
-        </w:rPr>
-      </w:pPr>
-      <w:r>
-        <w:rPr>
-          <w:rFonts w:hint="default" w:ascii="Palatino Linotype" w:hAnsi="Palatino Linotype"/>
+          <w:lang w:val="en-US"/>
+        </w:rPr>
+      </w:pPr>
+    </w:p>
+    <w:p>
+      <w:pPr>
+        <w:rPr>
+          <w:rFonts w:hint="eastAsia" w:ascii="Microsoft YaHei UI Light" w:hAnsi="Microsoft YaHei UI Light" w:eastAsia="Microsoft YaHei UI Light" w:cs="Microsoft YaHei UI Light"/>
           <w:sz w:val="24"/>
           <w:szCs w:val="24"/>
-        </w:rPr>
-        <w:br w:type="page"/>
-      </w:r>
-    </w:p>
-    <w:p>
-      <w:pPr>
-        <w:jc w:val="center"/>
-        <w:rPr>
-          <w:rFonts w:hint="default" w:ascii="Palatino Linotype" w:hAnsi="Palatino Linotype"/>
+          <w:lang w:val="en-US"/>
+        </w:rPr>
+      </w:pPr>
+    </w:p>
+    <w:p>
+      <w:pPr>
+        <w:rPr>
+          <w:rFonts w:hint="eastAsia" w:ascii="Microsoft YaHei UI Light" w:hAnsi="Microsoft YaHei UI Light" w:eastAsia="Microsoft YaHei UI Light" w:cs="Microsoft YaHei UI Light"/>
           <w:sz w:val="24"/>
           <w:szCs w:val="24"/>
+          <w:lang w:val="en-US"/>
+        </w:rPr>
+      </w:pPr>
+    </w:p>
+    <w:p>
+      <w:pPr>
+        <w:rPr>
+          <w:rFonts w:hint="eastAsia" w:ascii="Microsoft YaHei UI Light" w:hAnsi="Microsoft YaHei UI Light" w:eastAsia="Microsoft YaHei UI Light" w:cs="Microsoft YaHei UI Light"/>
+          <w:sz w:val="24"/>
+          <w:szCs w:val="24"/>
+          <w:lang w:val="en-US"/>
+        </w:rPr>
+      </w:pPr>
+    </w:p>
+    <w:p>
+      <w:pPr>
+        <w:rPr>
+          <w:rFonts w:hint="eastAsia" w:ascii="Microsoft YaHei UI Light" w:hAnsi="Microsoft YaHei UI Light" w:eastAsia="Microsoft YaHei UI Light" w:cs="Microsoft YaHei UI Light"/>
+          <w:sz w:val="24"/>
+          <w:szCs w:val="24"/>
+          <w:lang w:val="en-US"/>
+        </w:rPr>
+      </w:pPr>
+    </w:p>
+    <w:p>
+      <w:pPr>
+        <w:rPr>
+          <w:rFonts w:hint="eastAsia" w:ascii="Microsoft YaHei UI Light" w:hAnsi="Microsoft YaHei UI Light" w:eastAsia="Microsoft YaHei UI Light" w:cs="Microsoft YaHei UI Light"/>
+          <w:sz w:val="24"/>
+          <w:szCs w:val="24"/>
+          <w:lang w:val="en-US"/>
+        </w:rPr>
+      </w:pPr>
+    </w:p>
+    <w:p>
+      <w:pPr>
+        <w:rPr>
+          <w:rFonts w:hint="eastAsia" w:ascii="Microsoft YaHei UI Light" w:hAnsi="Microsoft YaHei UI Light" w:eastAsia="Microsoft YaHei UI Light" w:cs="Microsoft YaHei UI Light"/>
+          <w:sz w:val="24"/>
+          <w:szCs w:val="24"/>
+          <w:lang w:val="en-US"/>
+        </w:rPr>
+      </w:pPr>
+    </w:p>
+    <w:p>
+      <w:pPr>
+        <w:rPr>
+          <w:rFonts w:hint="eastAsia" w:ascii="Microsoft YaHei UI Light" w:hAnsi="Microsoft YaHei UI Light" w:eastAsia="Microsoft YaHei UI Light" w:cs="Microsoft YaHei UI Light"/>
+          <w:sz w:val="24"/>
+          <w:szCs w:val="24"/>
+          <w:lang w:val="en-US"/>
+        </w:rPr>
+      </w:pPr>
+    </w:p>
+    <w:p>
+      <w:pPr>
+        <w:rPr>
+          <w:rFonts w:hint="eastAsia" w:ascii="Microsoft YaHei UI Light" w:hAnsi="Microsoft YaHei UI Light" w:eastAsia="Microsoft YaHei UI Light" w:cs="Microsoft YaHei UI Light"/>
+          <w:sz w:val="24"/>
+          <w:szCs w:val="24"/>
+          <w:lang w:val="en-US"/>
+        </w:rPr>
+      </w:pPr>
+    </w:p>
+    <w:p>
+      <w:pPr>
+        <w:rPr>
+          <w:rFonts w:hint="eastAsia" w:ascii="Microsoft YaHei UI Light" w:hAnsi="Microsoft YaHei UI Light" w:eastAsia="Microsoft YaHei UI Light" w:cs="Microsoft YaHei UI Light"/>
+          <w:sz w:val="24"/>
+          <w:szCs w:val="24"/>
+          <w:lang w:val="en-US"/>
+        </w:rPr>
+      </w:pPr>
+    </w:p>
+    <w:p>
+      <w:pPr>
+        <w:rPr>
+          <w:rFonts w:hint="eastAsia" w:ascii="Microsoft YaHei UI Light" w:hAnsi="Microsoft YaHei UI Light" w:eastAsia="Microsoft YaHei UI Light" w:cs="Microsoft YaHei UI Light"/>
+          <w:sz w:val="24"/>
+          <w:szCs w:val="24"/>
+          <w:lang w:val="en-US"/>
+        </w:rPr>
+      </w:pPr>
+    </w:p>
+    <w:p>
+      <w:pPr>
+        <w:rPr>
+          <w:rFonts w:hint="eastAsia" w:ascii="Microsoft YaHei UI Light" w:hAnsi="Microsoft YaHei UI Light" w:eastAsia="Microsoft YaHei UI Light" w:cs="Microsoft YaHei UI Light"/>
+          <w:sz w:val="24"/>
+          <w:szCs w:val="24"/>
+          <w:lang w:val="en-US"/>
+        </w:rPr>
+      </w:pPr>
+    </w:p>
+    <w:p>
+      <w:pPr>
+        <w:rPr>
+          <w:rFonts w:hint="eastAsia" w:ascii="Microsoft YaHei UI Light" w:hAnsi="Microsoft YaHei UI Light" w:eastAsia="Microsoft YaHei UI Light" w:cs="Microsoft YaHei UI Light"/>
+          <w:sz w:val="24"/>
+          <w:szCs w:val="24"/>
+          <w:lang w:val="en-US"/>
+        </w:rPr>
+      </w:pPr>
+    </w:p>
+    <w:p>
+      <w:pPr>
+        <w:rPr>
+          <w:rFonts w:hint="eastAsia" w:ascii="Microsoft YaHei UI Light" w:hAnsi="Microsoft YaHei UI Light" w:eastAsia="Microsoft YaHei UI Light" w:cs="Microsoft YaHei UI Light"/>
+          <w:sz w:val="24"/>
+          <w:szCs w:val="24"/>
+          <w:lang w:val="en-US"/>
+        </w:rPr>
+      </w:pPr>
+    </w:p>
+    <w:p>
+      <w:pPr>
+        <w:rPr>
+          <w:rFonts w:hint="eastAsia" w:ascii="Microsoft YaHei UI Light" w:hAnsi="Microsoft YaHei UI Light" w:eastAsia="Microsoft YaHei UI Light" w:cs="Microsoft YaHei UI Light"/>
+          <w:sz w:val="24"/>
+          <w:szCs w:val="24"/>
+          <w:lang w:val="en-US"/>
         </w:rPr>
       </w:pPr>
     </w:p>
@@ -362,7 +576,7 @@
                     </pic:cNvPicPr>
                   </pic:nvPicPr>
                   <pic:blipFill>
-                    <a:blip r:embed="rId5"/>
+                    <a:blip r:embed="rId6"/>
                     <a:stretch>
                       <a:fillRect/>
                     </a:stretch>
@@ -461,41 +675,6 @@
         </w:rPr>
         <w:t xml:space="preserve">Copyright © 2025 THE LIVES MEDIA. Tous droits réservés. Reproduction interdite. </w:t>
       </w:r>
-    </w:p>
-    <w:p>
-      <w:pPr>
-        <w:rPr>
-          <w:rFonts w:hint="default" w:ascii="Palatino Linotype" w:hAnsi="Palatino Linotype"/>
-          <w:sz w:val="28"/>
-          <w:szCs w:val="28"/>
-        </w:rPr>
-      </w:pPr>
-    </w:p>
-    <w:p>
-      <w:pPr>
-        <w:rPr>
-          <w:rFonts w:hint="default" w:ascii="Palatino Linotype" w:hAnsi="Palatino Linotype"/>
-          <w:sz w:val="28"/>
-          <w:szCs w:val="28"/>
-        </w:rPr>
-      </w:pPr>
-      <w:r>
-        <w:rPr>
-          <w:rFonts w:hint="default" w:ascii="Palatino Linotype" w:hAnsi="Palatino Linotype"/>
-          <w:sz w:val="28"/>
-          <w:szCs w:val="28"/>
-        </w:rPr>
-        <w:br w:type="page"/>
-      </w:r>
-    </w:p>
-    <w:p>
-      <w:pPr>
-        <w:rPr>
-          <w:rFonts w:hint="default" w:ascii="Palatino Linotype" w:hAnsi="Palatino Linotype"/>
-          <w:sz w:val="28"/>
-          <w:szCs w:val="28"/>
-        </w:rPr>
-      </w:pPr>
     </w:p>
     <w:p>
       <w:pPr>
@@ -653,7 +832,7 @@
             <w:fldChar w:fldCharType="separate"/>
           </w:r>
           <w:r>
-            <w:t>5</w:t>
+            <w:t>6</w:t>
           </w:r>
           <w:r>
             <w:fldChar w:fldCharType="end"/>
@@ -742,7 +921,7 @@
             <w:fldChar w:fldCharType="separate"/>
           </w:r>
           <w:r>
-            <w:t>8</w:t>
+            <w:t>9</w:t>
           </w:r>
           <w:r>
             <w:fldChar w:fldCharType="end"/>
@@ -822,7 +1001,7 @@
             <w:fldChar w:fldCharType="separate"/>
           </w:r>
           <w:r>
-            <w:t>8</w:t>
+            <w:t>10</w:t>
           </w:r>
           <w:r>
             <w:fldChar w:fldCharType="end"/>
@@ -903,7 +1082,7 @@
             <w:fldChar w:fldCharType="separate"/>
           </w:r>
           <w:r>
-            <w:t>27</w:t>
+            <w:t>29</w:t>
           </w:r>
           <w:r>
             <w:fldChar w:fldCharType="end"/>
@@ -984,7 +1163,7 @@
             <w:fldChar w:fldCharType="separate"/>
           </w:r>
           <w:r>
-            <w:t>46</w:t>
+            <w:t>47</w:t>
           </w:r>
           <w:r>
             <w:fldChar w:fldCharType="end"/>
@@ -1084,7 +1263,7 @@
             <w:fldChar w:fldCharType="separate"/>
           </w:r>
           <w:r>
-            <w:t>66</w:t>
+            <w:t>67</w:t>
           </w:r>
           <w:r>
             <w:fldChar w:fldCharType="end"/>
@@ -1165,7 +1344,7 @@
             <w:fldChar w:fldCharType="separate"/>
           </w:r>
           <w:r>
-            <w:t>67</w:t>
+            <w:t>68</w:t>
           </w:r>
           <w:r>
             <w:fldChar w:fldCharType="end"/>
@@ -1246,7 +1425,7 @@
             <w:fldChar w:fldCharType="separate"/>
           </w:r>
           <w:r>
-            <w:t>75</w:t>
+            <w:t>76</w:t>
           </w:r>
           <w:r>
             <w:fldChar w:fldCharType="end"/>
@@ -1327,7 +1506,7 @@
             <w:fldChar w:fldCharType="separate"/>
           </w:r>
           <w:r>
-            <w:t>87</w:t>
+            <w:t>88</w:t>
           </w:r>
           <w:r>
             <w:fldChar w:fldCharType="end"/>
@@ -1408,7 +1587,7 @@
             <w:fldChar w:fldCharType="separate"/>
           </w:r>
           <w:r>
-            <w:t>100</w:t>
+            <w:t>101</w:t>
           </w:r>
           <w:r>
             <w:fldChar w:fldCharType="end"/>
@@ -1489,7 +1668,7 @@
             <w:fldChar w:fldCharType="separate"/>
           </w:r>
           <w:r>
-            <w:t>110</w:t>
+            <w:t>111</w:t>
           </w:r>
           <w:r>
             <w:fldChar w:fldCharType="end"/>
@@ -1589,7 +1768,7 @@
             <w:fldChar w:fldCharType="separate"/>
           </w:r>
           <w:r>
-            <w:t>121</w:t>
+            <w:t>122</w:t>
           </w:r>
           <w:r>
             <w:fldChar w:fldCharType="end"/>
@@ -1670,7 +1849,7 @@
             <w:fldChar w:fldCharType="separate"/>
           </w:r>
           <w:r>
-            <w:t>123</w:t>
+            <w:t>124</w:t>
           </w:r>
           <w:r>
             <w:fldChar w:fldCharType="end"/>
@@ -1751,7 +1930,7 @@
             <w:fldChar w:fldCharType="separate"/>
           </w:r>
           <w:r>
-            <w:t>133</w:t>
+            <w:t>134</w:t>
           </w:r>
           <w:r>
             <w:fldChar w:fldCharType="end"/>
@@ -1832,7 +2011,7 @@
             <w:fldChar w:fldCharType="separate"/>
           </w:r>
           <w:r>
-            <w:t>145</w:t>
+            <w:t>146</w:t>
           </w:r>
           <w:r>
             <w:fldChar w:fldCharType="end"/>
@@ -1913,7 +2092,7 @@
             <w:fldChar w:fldCharType="separate"/>
           </w:r>
           <w:r>
-            <w:t>158</w:t>
+            <w:t>159</w:t>
           </w:r>
           <w:r>
             <w:fldChar w:fldCharType="end"/>
@@ -2004,7 +2183,7 @@
             <w:fldChar w:fldCharType="separate"/>
           </w:r>
           <w:r>
-            <w:t>170</w:t>
+            <w:t>171</w:t>
           </w:r>
           <w:r>
             <w:fldChar w:fldCharType="end"/>
@@ -2085,7 +2264,7 @@
             <w:fldChar w:fldCharType="separate"/>
           </w:r>
           <w:r>
-            <w:t>171</w:t>
+            <w:t>172</w:t>
           </w:r>
           <w:r>
             <w:fldChar w:fldCharType="end"/>
@@ -2166,7 +2345,7 @@
             <w:fldChar w:fldCharType="separate"/>
           </w:r>
           <w:r>
-            <w:t>183</w:t>
+            <w:t>184</w:t>
           </w:r>
           <w:r>
             <w:fldChar w:fldCharType="end"/>
@@ -2247,7 +2426,7 @@
             <w:fldChar w:fldCharType="separate"/>
           </w:r>
           <w:r>
-            <w:t>196</w:t>
+            <w:t>197</w:t>
           </w:r>
           <w:r>
             <w:fldChar w:fldCharType="end"/>
@@ -2328,7 +2507,7 @@
             <w:fldChar w:fldCharType="separate"/>
           </w:r>
           <w:r>
-            <w:t>207</w:t>
+            <w:t>208</w:t>
           </w:r>
           <w:r>
             <w:fldChar w:fldCharType="end"/>
@@ -2428,7 +2607,7 @@
             <w:fldChar w:fldCharType="separate"/>
           </w:r>
           <w:r>
-            <w:t>217</w:t>
+            <w:t>218</w:t>
           </w:r>
           <w:r>
             <w:fldChar w:fldCharType="end"/>
@@ -2509,7 +2688,7 @@
             <w:fldChar w:fldCharType="separate"/>
           </w:r>
           <w:r>
-            <w:t>218</w:t>
+            <w:t>219</w:t>
           </w:r>
           <w:r>
             <w:fldChar w:fldCharType="end"/>
@@ -2590,7 +2769,7 @@
             <w:fldChar w:fldCharType="separate"/>
           </w:r>
           <w:r>
-            <w:t>229</w:t>
+            <w:t>230</w:t>
           </w:r>
           <w:r>
             <w:fldChar w:fldCharType="end"/>
@@ -2671,7 +2850,7 @@
             <w:fldChar w:fldCharType="separate"/>
           </w:r>
           <w:r>
-            <w:t>239</w:t>
+            <w:t>240</w:t>
           </w:r>
           <w:r>
             <w:fldChar w:fldCharType="end"/>
@@ -2752,7 +2931,7 @@
             <w:fldChar w:fldCharType="separate"/>
           </w:r>
           <w:r>
-            <w:t>248</w:t>
+            <w:t>249</w:t>
           </w:r>
           <w:r>
             <w:fldChar w:fldCharType="end"/>
@@ -2833,7 +3012,7 @@
             <w:fldChar w:fldCharType="separate"/>
           </w:r>
           <w:r>
-            <w:t>251</w:t>
+            <w:t>252</w:t>
           </w:r>
           <w:r>
             <w:fldChar w:fldCharType="end"/>
@@ -2928,7 +3107,7 @@
             <w:fldChar w:fldCharType="separate"/>
           </w:r>
           <w:r>
-            <w:t>255</w:t>
+            <w:t>256</w:t>
           </w:r>
           <w:r>
             <w:fldChar w:fldCharType="end"/>
@@ -3404,8 +3583,8 @@
           <w:rFonts w:hint="default" w:ascii="Palatino Linotype" w:hAnsi="Palatino Linotype" w:cs="Palatino Linotype"/>
           <w:b/>
           <w:bCs/>
-          <w:sz w:val="56"/>
-          <w:szCs w:val="56"/>
+          <w:sz w:val="72"/>
+          <w:szCs w:val="72"/>
         </w:rPr>
       </w:pPr>
       <w:bookmarkStart w:id="1" w:name="_Toc13851"/>
@@ -3414,8 +3593,8 @@
           <w:rFonts w:hint="default" w:ascii="Palatino Linotype" w:hAnsi="Palatino Linotype" w:cs="Palatino Linotype"/>
           <w:b w:val="0"/>
           <w:bCs w:val="0"/>
-          <w:sz w:val="44"/>
-          <w:szCs w:val="44"/>
+          <w:sz w:val="52"/>
+          <w:szCs w:val="52"/>
         </w:rPr>
         <w:t xml:space="preserve">PREMIÈRE PARTIE : </w:t>
       </w:r>
@@ -3424,8 +3603,8 @@
           <w:rFonts w:hint="default" w:ascii="Palatino Linotype" w:hAnsi="Palatino Linotype" w:cs="Palatino Linotype"/>
           <w:b/>
           <w:bCs/>
-          <w:sz w:val="56"/>
-          <w:szCs w:val="56"/>
+          <w:sz w:val="72"/>
+          <w:szCs w:val="72"/>
         </w:rPr>
         <w:t>LES FONDATIONS OUBLIÉES</w:t>
       </w:r>
@@ -3454,6 +3633,35 @@
           <w:shd w:val="clear" w:fill="FFFFFF"/>
         </w:rPr>
       </w:pPr>
+    </w:p>
+    <w:p>
+      <w:pPr>
+        <w:rPr>
+          <w:rFonts w:hint="default" w:ascii="Palatino Linotype" w:hAnsi="Palatino Linotype" w:eastAsia="sans-serif" w:cs="Palatino Linotype"/>
+          <w:i w:val="0"/>
+          <w:iCs w:val="0"/>
+          <w:caps w:val="0"/>
+          <w:color w:val="1A1C1E"/>
+          <w:spacing w:val="0"/>
+          <w:sz w:val="28"/>
+          <w:szCs w:val="28"/>
+          <w:shd w:val="clear" w:fill="FFFFFF"/>
+        </w:rPr>
+      </w:pPr>
+      <w:r>
+        <w:rPr>
+          <w:rFonts w:hint="default" w:ascii="Palatino Linotype" w:hAnsi="Palatino Linotype" w:eastAsia="sans-serif" w:cs="Palatino Linotype"/>
+          <w:i w:val="0"/>
+          <w:iCs w:val="0"/>
+          <w:caps w:val="0"/>
+          <w:color w:val="1A1C1E"/>
+          <w:spacing w:val="0"/>
+          <w:sz w:val="28"/>
+          <w:szCs w:val="28"/>
+          <w:shd w:val="clear" w:fill="FFFFFF"/>
+        </w:rPr>
+        <w:br w:type="page"/>
+      </w:r>
     </w:p>
     <w:p>
       <w:pPr>
@@ -9996,8 +10204,8 @@
           <w:rFonts w:hint="default" w:ascii="Palatino Linotype" w:hAnsi="Palatino Linotype" w:cs="Palatino Linotype"/>
           <w:b/>
           <w:bCs/>
-          <w:sz w:val="44"/>
-          <w:szCs w:val="44"/>
+          <w:sz w:val="52"/>
+          <w:szCs w:val="52"/>
           <w:lang w:val="en-US" w:eastAsia="zh-CN"/>
         </w:rPr>
       </w:pPr>
@@ -10007,8 +10215,8 @@
           <w:rFonts w:hint="default" w:ascii="Palatino Linotype" w:hAnsi="Palatino Linotype" w:cs="Palatino Linotype"/>
           <w:b w:val="0"/>
           <w:bCs w:val="0"/>
-          <w:sz w:val="44"/>
-          <w:szCs w:val="44"/>
+          <w:sz w:val="52"/>
+          <w:szCs w:val="52"/>
           <w:lang w:val="en-US" w:eastAsia="zh-CN"/>
         </w:rPr>
         <w:t>DEUXIÈME PARTIE :</w:t>
@@ -10018,8 +10226,8 @@
           <w:rFonts w:hint="default" w:ascii="Palatino Linotype" w:hAnsi="Palatino Linotype" w:cs="Palatino Linotype"/>
           <w:b/>
           <w:bCs/>
-          <w:sz w:val="44"/>
-          <w:szCs w:val="44"/>
+          <w:sz w:val="52"/>
+          <w:szCs w:val="52"/>
           <w:lang w:val="en-US" w:eastAsia="zh-CN"/>
         </w:rPr>
         <w:t xml:space="preserve"> </w:t>
@@ -10029,8 +10237,8 @@
           <w:rFonts w:hint="default" w:ascii="Palatino Linotype" w:hAnsi="Palatino Linotype" w:cs="Palatino Linotype"/>
           <w:b/>
           <w:bCs/>
-          <w:sz w:val="56"/>
-          <w:szCs w:val="56"/>
+          <w:sz w:val="72"/>
+          <w:szCs w:val="72"/>
           <w:lang w:val="en-US" w:eastAsia="zh-CN"/>
         </w:rPr>
         <w:t>LES CARTES DE LA RÉALITÉ</w:t>
@@ -17769,8 +17977,8 @@
           <w:rFonts w:hint="default" w:ascii="Palatino Linotype" w:hAnsi="Palatino Linotype" w:cs="Palatino Linotype"/>
           <w:b/>
           <w:bCs/>
-          <w:sz w:val="56"/>
-          <w:szCs w:val="56"/>
+          <w:sz w:val="72"/>
+          <w:szCs w:val="72"/>
           <w:lang w:val="en-US" w:eastAsia="zh-CN"/>
         </w:rPr>
       </w:pPr>
@@ -17780,8 +17988,8 @@
           <w:rFonts w:hint="default" w:ascii="Palatino Linotype" w:hAnsi="Palatino Linotype" w:cs="Palatino Linotype"/>
           <w:b w:val="0"/>
           <w:bCs w:val="0"/>
-          <w:sz w:val="44"/>
-          <w:szCs w:val="44"/>
+          <w:sz w:val="52"/>
+          <w:szCs w:val="52"/>
           <w:lang w:val="en-US" w:eastAsia="zh-CN"/>
         </w:rPr>
         <w:t>TROISIÈME PARTIE :</w:t>
@@ -17791,8 +17999,8 @@
           <w:rFonts w:hint="default" w:ascii="Palatino Linotype" w:hAnsi="Palatino Linotype" w:cs="Palatino Linotype"/>
           <w:b/>
           <w:bCs/>
-          <w:sz w:val="44"/>
-          <w:szCs w:val="44"/>
+          <w:sz w:val="52"/>
+          <w:szCs w:val="52"/>
           <w:lang w:val="en-US" w:eastAsia="zh-CN"/>
         </w:rPr>
         <w:t xml:space="preserve"> </w:t>
@@ -17802,8 +18010,8 @@
           <w:rFonts w:hint="default" w:ascii="Palatino Linotype" w:hAnsi="Palatino Linotype" w:cs="Palatino Linotype"/>
           <w:b/>
           <w:bCs/>
-          <w:sz w:val="56"/>
-          <w:szCs w:val="56"/>
+          <w:sz w:val="72"/>
+          <w:szCs w:val="72"/>
           <w:lang w:val="en-US" w:eastAsia="zh-CN"/>
         </w:rPr>
         <w:t>LES PREUVES DE L'EXPÉRIENCE HUMAINE</w:t>
@@ -24432,8 +24640,8 @@
           <w:rFonts w:hint="default" w:ascii="Palatino Linotype" w:hAnsi="Palatino Linotype" w:cs="Palatino Linotype"/>
           <w:b/>
           <w:bCs/>
-          <w:sz w:val="44"/>
-          <w:szCs w:val="44"/>
+          <w:sz w:val="52"/>
+          <w:szCs w:val="52"/>
           <w:lang w:val="en-US" w:eastAsia="zh-CN"/>
         </w:rPr>
       </w:pPr>
@@ -24443,8 +24651,8 @@
           <w:rFonts w:hint="default" w:ascii="Palatino Linotype" w:hAnsi="Palatino Linotype" w:cs="Palatino Linotype"/>
           <w:b w:val="0"/>
           <w:bCs w:val="0"/>
-          <w:sz w:val="44"/>
-          <w:szCs w:val="44"/>
+          <w:sz w:val="52"/>
+          <w:szCs w:val="52"/>
           <w:lang w:val="en-US" w:eastAsia="zh-CN"/>
         </w:rPr>
         <w:t xml:space="preserve">QUATRIÈME PARTIE : </w:t>
@@ -24454,8 +24662,8 @@
           <w:rFonts w:hint="default" w:ascii="Palatino Linotype" w:hAnsi="Palatino Linotype" w:cs="Palatino Linotype"/>
           <w:b/>
           <w:bCs/>
-          <w:sz w:val="56"/>
-          <w:szCs w:val="56"/>
+          <w:sz w:val="72"/>
+          <w:szCs w:val="72"/>
           <w:lang w:val="en-US" w:eastAsia="zh-CN"/>
         </w:rPr>
         <w:t>DÉCHIFFRER LES PLUS GRANDS MYSTÈRES</w:t>
@@ -31481,8 +31689,8 @@
           <w:rFonts w:hint="default" w:ascii="Palatino Linotype" w:hAnsi="Palatino Linotype" w:cs="Palatino Linotype"/>
           <w:b/>
           <w:bCs/>
-          <w:sz w:val="56"/>
-          <w:szCs w:val="56"/>
+          <w:sz w:val="72"/>
+          <w:szCs w:val="72"/>
           <w:lang w:val="en-US" w:eastAsia="zh-CN"/>
         </w:rPr>
       </w:pPr>
@@ -31492,8 +31700,8 @@
           <w:rFonts w:hint="default" w:ascii="Palatino Linotype" w:hAnsi="Palatino Linotype" w:cs="Palatino Linotype"/>
           <w:b w:val="0"/>
           <w:bCs w:val="0"/>
-          <w:sz w:val="44"/>
-          <w:szCs w:val="44"/>
+          <w:sz w:val="52"/>
+          <w:szCs w:val="52"/>
           <w:lang w:val="en-US" w:eastAsia="zh-CN"/>
         </w:rPr>
         <w:t>CINQUIÈME PARTIE :</w:t>
@@ -31503,8 +31711,8 @@
           <w:rFonts w:hint="default" w:ascii="Palatino Linotype" w:hAnsi="Palatino Linotype" w:cs="Palatino Linotype"/>
           <w:b/>
           <w:bCs/>
-          <w:sz w:val="44"/>
-          <w:szCs w:val="44"/>
+          <w:sz w:val="52"/>
+          <w:szCs w:val="52"/>
           <w:lang w:val="en-US" w:eastAsia="zh-CN"/>
         </w:rPr>
         <w:t xml:space="preserve"> </w:t>
@@ -31514,8 +31722,8 @@
           <w:rFonts w:hint="default" w:ascii="Palatino Linotype" w:hAnsi="Palatino Linotype" w:cs="Palatino Linotype"/>
           <w:b/>
           <w:bCs/>
-          <w:sz w:val="56"/>
-          <w:szCs w:val="56"/>
+          <w:sz w:val="72"/>
+          <w:szCs w:val="72"/>
           <w:lang w:val="en-US" w:eastAsia="zh-CN"/>
         </w:rPr>
         <w:t>LA VISION D'ENSEMBLE ET L'HOMME EN SON SEIN</w:t>
@@ -36458,7 +36666,6 @@
           <w:lang w:val="en-US" w:eastAsia="zh-CN"/>
         </w:rPr>
       </w:pPr>
-      <w:bookmarkStart w:id="28" w:name="_GoBack"/>
       <w:bookmarkStart w:id="25" w:name="_Toc5928"/>
       <w:r>
         <w:rPr>
@@ -36471,7 +36678,6 @@
       </w:r>
       <w:bookmarkEnd w:id="25"/>
     </w:p>
-    <w:bookmarkEnd w:id="28"/>
     <w:p>
       <w:pPr>
         <w:pStyle w:val="10"/>
@@ -38970,7 +39176,7 @@
                     </pic:cNvPicPr>
                   </pic:nvPicPr>
                   <pic:blipFill>
-                    <a:blip r:embed="rId6"/>
+                    <a:blip r:embed="rId7"/>
                     <a:stretch>
                       <a:fillRect/>
                     </a:stretch>
@@ -40286,7 +40492,7 @@
       <mc:AlternateContent>
         <mc:Choice Requires="wps">
           <w:drawing>
-            <wp:anchor distT="0" distB="0" distL="114300" distR="114300" simplePos="0" relativeHeight="251659264" behindDoc="0" locked="0" layoutInCell="1" allowOverlap="1">
+            <wp:anchor distT="0" distB="0" distL="114300" distR="114300" simplePos="0" relativeHeight="251660288" behindDoc="0" locked="0" layoutInCell="1" allowOverlap="1">
               <wp:simplePos x="0" y="0"/>
               <wp:positionH relativeFrom="margin">
                 <wp:align>center</wp:align>
@@ -40365,7 +40571,7 @@
         </mc:Choice>
         <mc:Fallback>
           <w:pict>
-            <v:shape id="_x0000_s1026" o:spid="_x0000_s1026" o:spt="202" type="#_x0000_t202" style="position:absolute;left:0pt;margin-top:0pt;height:144pt;width:144pt;mso-position-horizontal:center;mso-position-horizontal-relative:margin;mso-wrap-style:none;z-index:251659264;mso-width-relative:page;mso-height-relative:page;" filled="f" stroked="f" coordsize="21600,21600" o:gfxdata="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">
+            <v:shape id="_x0000_s1026" o:spid="_x0000_s1026" o:spt="202" type="#_x0000_t202" style="position:absolute;left:0pt;margin-top:0pt;height:144pt;width:144pt;mso-position-horizontal:center;mso-position-horizontal-relative:margin;mso-wrap-style:none;z-index:251660288;mso-width-relative:page;mso-height-relative:page;" filled="f" stroked="f" coordsize="21600,21600" o:gfxdata="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">
               <v:fill on="f" focussize="0,0"/>
               <v:stroke on="f" weight="0.5pt"/>
               <v:imagedata o:title=""/>

--- a/All_Books/10_UNIVERSE_BEYOND_BIG_BANG/UNIVERSE_BEYOND_BIG_BANG_fr.docx
+++ b/All_Books/10_UNIVERSE_BEYOND_BIG_BANG/UNIVERSE_BEYOND_BIG_BANG_fr.docx
@@ -255,8 +255,6 @@
           <w:szCs w:val="28"/>
         </w:rPr>
       </w:pPr>
-      <w:bookmarkStart w:id="28" w:name="_GoBack"/>
-      <w:bookmarkEnd w:id="28"/>
     </w:p>
     <w:p>
       <w:pPr>
@@ -4077,20 +4075,30 @@
         </w:rPr>
         <w:t>Là où les lois de la physique se taisent, il n'y a pas un mur, mais un seuil. Cela indique l'existence d'une réalité fondamentale que nos théories basées sur l'espace-temps ne peuvent atteindre. Cela ne nie pas l'existence d'une cause première, mais reconnaît simplement que cette cause est hors de portée de nos outils actuels.</w:t>
       </w:r>
-      <w:r>
-        <w:rPr>
-          <w:rFonts w:hint="default" w:ascii="Palatino Linotype" w:hAnsi="Palatino Linotype" w:eastAsia="sans-serif" w:cs="Palatino Linotype"/>
-          <w:i w:val="0"/>
-          <w:iCs w:val="0"/>
-          <w:caps w:val="0"/>
-          <w:color w:val="1A1C1E"/>
-          <w:spacing w:val="0"/>
-          <w:sz w:val="28"/>
-          <w:szCs w:val="28"/>
-          <w:shd w:val="clear" w:fill="FFFFFF"/>
-        </w:rPr>
-        <w:br w:type="textWrapping"/>
-      </w:r>
+    </w:p>
+    <w:p>
+      <w:pPr>
+        <w:pStyle w:val="10"/>
+        <w:keepNext w:val="0"/>
+        <w:keepLines w:val="0"/>
+        <w:widowControl/>
+        <w:suppressLineNumbers w:val="0"/>
+        <w:shd w:val="clear" w:fill="FFFFFF"/>
+        <w:spacing w:before="0" w:beforeAutospacing="1" w:after="216" w:afterAutospacing="0" w:line="240" w:lineRule="atLeast"/>
+        <w:ind w:left="0" w:right="0" w:firstLine="0"/>
+        <w:jc w:val="both"/>
+        <w:rPr>
+          <w:rFonts w:hint="default" w:ascii="Palatino Linotype" w:hAnsi="Palatino Linotype" w:eastAsia="sans-serif" w:cs="Palatino Linotype"/>
+          <w:i w:val="0"/>
+          <w:iCs w:val="0"/>
+          <w:caps w:val="0"/>
+          <w:color w:val="1A1C1E"/>
+          <w:spacing w:val="0"/>
+          <w:sz w:val="28"/>
+          <w:szCs w:val="28"/>
+          <w:shd w:val="clear" w:fill="FFFFFF"/>
+        </w:rPr>
+      </w:pPr>
       <w:r>
         <w:rPr>
           <w:rFonts w:hint="default" w:ascii="Palatino Linotype" w:hAnsi="Palatino Linotype" w:eastAsia="sans-serif" w:cs="Palatino Linotype"/>
@@ -4261,6 +4269,7 @@
           <w:spacing w:val="0"/>
           <w:sz w:val="28"/>
           <w:szCs w:val="28"/>
+          <w:shd w:val="clear" w:fill="FFFFFF"/>
         </w:rPr>
       </w:pPr>
       <w:r>
@@ -4277,20 +4286,29 @@
         </w:rPr>
         <w:t>L'immense radiotélescope d'Arecibo n'est pas un œil, c'est une oreille gigantesque, à l'écoute des murmures en ondes radio de l'univers primitif. Le détecteur d'ondes gravitationnelles LIGO ne voit ni n'entend ; il « ressent » les infimes vibrations de l'espace-temps lui-même, tel un doigt hypersensible effleurant la surface ondulante de l'eau.</w:t>
       </w:r>
-      <w:r>
-        <w:rPr>
-          <w:rFonts w:hint="default" w:ascii="Palatino Linotype" w:hAnsi="Palatino Linotype" w:eastAsia="sans-serif" w:cs="Palatino Linotype"/>
-          <w:i w:val="0"/>
-          <w:iCs w:val="0"/>
-          <w:caps w:val="0"/>
-          <w:color w:val="1A1C1E"/>
-          <w:spacing w:val="0"/>
-          <w:sz w:val="28"/>
-          <w:szCs w:val="28"/>
-          <w:shd w:val="clear" w:fill="FFFFFF"/>
-        </w:rPr>
-        <w:br w:type="textWrapping"/>
-      </w:r>
+    </w:p>
+    <w:p>
+      <w:pPr>
+        <w:pStyle w:val="10"/>
+        <w:keepNext w:val="0"/>
+        <w:keepLines w:val="0"/>
+        <w:widowControl/>
+        <w:suppressLineNumbers w:val="0"/>
+        <w:shd w:val="clear" w:fill="FFFFFF"/>
+        <w:spacing w:before="0" w:beforeAutospacing="1" w:after="216" w:afterAutospacing="0" w:line="240" w:lineRule="atLeast"/>
+        <w:ind w:left="0" w:right="0" w:firstLine="0"/>
+        <w:jc w:val="both"/>
+        <w:rPr>
+          <w:rFonts w:hint="default" w:ascii="Palatino Linotype" w:hAnsi="Palatino Linotype" w:eastAsia="sans-serif" w:cs="Palatino Linotype"/>
+          <w:i w:val="0"/>
+          <w:iCs w:val="0"/>
+          <w:caps w:val="0"/>
+          <w:color w:val="1A1C1E"/>
+          <w:spacing w:val="0"/>
+          <w:sz w:val="28"/>
+          <w:szCs w:val="28"/>
+        </w:rPr>
+      </w:pPr>
       <w:r>
         <w:rPr>
           <w:rFonts w:hint="default" w:ascii="Palatino Linotype" w:hAnsi="Palatino Linotype" w:eastAsia="sans-serif" w:cs="Palatino Linotype"/>
@@ -5474,8 +5492,10 @@
           <w:spacing w:val="0"/>
           <w:sz w:val="28"/>
           <w:szCs w:val="28"/>
-        </w:rPr>
-      </w:pPr>
+          <w:shd w:val="clear" w:fill="FFFFFF"/>
+        </w:rPr>
+      </w:pPr>
+      <w:bookmarkStart w:id="28" w:name="_GoBack"/>
       <w:r>
         <w:rPr>
           <w:rFonts w:hint="default" w:ascii="Palatino Linotype" w:hAnsi="Palatino Linotype" w:eastAsia="sans-serif" w:cs="Palatino Linotype"/>
@@ -5490,20 +5510,30 @@
         </w:rPr>
         <w:t>Mais un jour, alors qu'il plane au-dessus d'un haut sommet, il lève les yeux vers le ciel d'un bleu profond, aperçoit la lune pâle même en plein jour, et se prend à désirer la toucher.</w:t>
       </w:r>
-      <w:r>
-        <w:rPr>
-          <w:rFonts w:hint="default" w:ascii="Palatino Linotype" w:hAnsi="Palatino Linotype" w:eastAsia="sans-serif" w:cs="Palatino Linotype"/>
-          <w:i w:val="0"/>
-          <w:iCs w:val="0"/>
-          <w:caps w:val="0"/>
-          <w:color w:val="1A1C1E"/>
-          <w:spacing w:val="0"/>
-          <w:sz w:val="28"/>
-          <w:szCs w:val="28"/>
-          <w:shd w:val="clear" w:fill="FFFFFF"/>
-        </w:rPr>
-        <w:br w:type="textWrapping"/>
-      </w:r>
+    </w:p>
+    <w:bookmarkEnd w:id="28"/>
+    <w:p>
+      <w:pPr>
+        <w:pStyle w:val="10"/>
+        <w:keepNext w:val="0"/>
+        <w:keepLines w:val="0"/>
+        <w:widowControl/>
+        <w:suppressLineNumbers w:val="0"/>
+        <w:shd w:val="clear" w:fill="FFFFFF"/>
+        <w:spacing w:before="0" w:beforeAutospacing="1" w:after="216" w:afterAutospacing="0" w:line="240" w:lineRule="atLeast"/>
+        <w:ind w:left="0" w:right="0" w:firstLine="0"/>
+        <w:jc w:val="both"/>
+        <w:rPr>
+          <w:rFonts w:hint="default" w:ascii="Palatino Linotype" w:hAnsi="Palatino Linotype" w:eastAsia="sans-serif" w:cs="Palatino Linotype"/>
+          <w:i w:val="0"/>
+          <w:iCs w:val="0"/>
+          <w:caps w:val="0"/>
+          <w:color w:val="1A1C1E"/>
+          <w:spacing w:val="0"/>
+          <w:sz w:val="28"/>
+          <w:szCs w:val="28"/>
+        </w:rPr>
+      </w:pPr>
       <w:r>
         <w:rPr>
           <w:rFonts w:hint="default" w:ascii="Palatino Linotype" w:hAnsi="Palatino Linotype" w:eastAsia="sans-serif" w:cs="Palatino Linotype"/>
@@ -42834,7 +42864,7 @@
     <w:lsdException w:unhideWhenUsed="0" w:uiPriority="0" w:semiHidden="0" w:name="Normal Indent"/>
     <w:lsdException w:unhideWhenUsed="0" w:uiPriority="0" w:semiHidden="0" w:name="footnote text"/>
     <w:lsdException w:unhideWhenUsed="0" w:uiPriority="0" w:semiHidden="0" w:name="annotation text"/>
-    <w:lsdException w:unhideWhenUsed="0" w:uiPriority="0" w:semiHidden="0" w:name="header"/>
+    <w:lsdException w:qFormat="1" w:unhideWhenUsed="0" w:uiPriority="0" w:semiHidden="0" w:name="header"/>
     <w:lsdException w:qFormat="1" w:unhideWhenUsed="0" w:uiPriority="0" w:semiHidden="0" w:name="footer"/>
     <w:lsdException w:unhideWhenUsed="0" w:uiPriority="0" w:semiHidden="0" w:name="index heading"/>
     <w:lsdException w:qFormat="1" w:uiPriority="0" w:name="caption"/>
@@ -43172,6 +43202,7 @@
   <w:style w:type="paragraph" w:styleId="9">
     <w:name w:val="header"/>
     <w:basedOn w:val="1"/>
+    <w:qFormat/>
     <w:uiPriority w:val="0"/>
     <w:pPr>
       <w:tabs>
